--- a/09-通信电路/02-调制电路/QAM调制电路/QAM调制电路.docx
+++ b/09-通信电路/02-调制电路/QAM调制电路/QAM调制电路.docx
@@ -2472,6 +2472,20 @@
     </w:p>
     <w:bookmarkEnd w:id="26"/>
     <w:bookmarkEnd w:id="27"/>
+    <w:p>
+      <w:pPr>
+        <w:spacing w:before="360"/>
+        <w:jc w:val="center"/>
+      </w:pPr>
+      <w:r>
+        <w:rPr>
+          <w:rFonts w:ascii="Times New Roman" w:hAnsi="Times New Roman"/>
+          <w:color w:val="555555"/>
+          <w:sz w:val="21"/>
+        </w:rPr>
+        <w:t>材料收集者：杜文杰</w:t>
+      </w:r>
+    </w:p>
     <w:sectPr>
       <w:headerReference r:id="rId9" w:type="default"/>
       <w:footerReference r:id="rId10" w:type="default"/>

--- a/09-通信电路/02-调制电路/QAM调制电路/QAM调制电路.docx
+++ b/09-通信电路/02-调制电路/QAM调制电路/QAM调制电路.docx
@@ -1,6 +1,6 @@
 
 <file path=word/document.xml><?xml version="1.0" encoding="utf-8"?>
-<w:document xmlns:w="http://schemas.openxmlformats.org/wordprocessingml/2006/main" xmlns:m="http://schemas.openxmlformats.org/officeDocument/2006/math" xmlns:r="http://schemas.openxmlformats.org/officeDocument/2006/relationships" xmlns:o="urn:schemas-microsoft-com:office:office" xmlns:v="urn:schemas-microsoft-com:vml" xmlns:w10="urn:schemas-microsoft-com:office:word" xmlns:a="http://schemas.openxmlformats.org/drawingml/2006/main" xmlns:pic="http://schemas.openxmlformats.org/drawingml/2006/picture" xmlns:wp="http://schemas.openxmlformats.org/drawingml/2006/wordprocessingDrawing">
+<w:document xmlns:m="http://schemas.openxmlformats.org/officeDocument/2006/math" xmlns:r="http://schemas.openxmlformats.org/officeDocument/2006/relationships" xmlns:w="http://schemas.openxmlformats.org/wordprocessingml/2006/main" xmlns:o="urn:schemas-microsoft-com:office:office" xmlns:v="urn:schemas-microsoft-com:vml" xmlns:w10="urn:schemas-microsoft-com:office:word" xmlns:a="http://schemas.openxmlformats.org/drawingml/2006/main" xmlns:pic="http://schemas.openxmlformats.org/drawingml/2006/picture" xmlns:wp="http://schemas.openxmlformats.org/drawingml/2006/wordprocessingDrawing">
   <w:body>
     <w:bookmarkStart w:id="27" w:name="qam-调制电路"/>
     <w:p>
@@ -8,11 +8,14 @@
         <w:pStyle w:val="Heading1"/>
       </w:pPr>
       <w:r>
+        <w:rPr>
+          <w:rFonts w:eastAsia="黑体"/>
+        </w:rPr>
         <w:t xml:space="preserve">QAM </w:t>
       </w:r>
       <w:r>
         <w:rPr>
-          <w:rFonts w:hint="eastAsia"/>
+          <w:rFonts w:hint="eastAsia" w:eastAsia="黑体"/>
         </w:rPr>
         <w:t xml:space="preserve">调制电路</w:t>
       </w:r>
@@ -24,7 +27,7 @@
       </w:pPr>
       <w:r>
         <w:rPr>
-          <w:rFonts w:hint="eastAsia"/>
+          <w:rFonts w:hint="eastAsia" w:eastAsia="黑体"/>
         </w:rPr>
         <w:t xml:space="preserve">拓扑描述</w:t>
       </w:r>
@@ -35,16 +38,19 @@
       </w:pPr>
       <w:r>
         <w:rPr>
-          <w:rFonts w:hint="eastAsia"/>
+          <w:rFonts w:hint="eastAsia" w:eastAsia="黑体"/>
         </w:rPr>
         <w:t xml:space="preserve">由</w:t>
       </w:r>
       <w:r>
+        <w:rPr>
+          <w:rFonts w:eastAsia="黑体"/>
+        </w:rPr>
         <w:t xml:space="preserve"> </w:t>
       </w:r>
       <w:r>
         <w:rPr>
-          <w:rFonts w:hint="eastAsia"/>
+          <w:rFonts w:hint="eastAsia" w:eastAsia="黑体"/>
           <w:b/>
           <w:bCs/>
         </w:rPr>
@@ -52,17 +58,21 @@
       </w:r>
       <w:r>
         <w:rPr>
+          <w:rFonts w:eastAsia="黑体"/>
           <w:b/>
           <w:bCs/>
         </w:rPr>
         <w:t xml:space="preserve"> U1</w:t>
       </w:r>
       <w:r>
+        <w:rPr>
+          <w:rFonts w:eastAsia="黑体"/>
+        </w:rPr>
         <w:t xml:space="preserve">、</w:t>
       </w:r>
       <w:r>
         <w:rPr>
-          <w:rFonts w:hint="eastAsia"/>
+          <w:rFonts w:hint="eastAsia" w:eastAsia="黑体"/>
           <w:b/>
           <w:bCs/>
         </w:rPr>
@@ -70,6 +80,7 @@
       </w:r>
       <w:r>
         <w:rPr>
+          <w:rFonts w:eastAsia="黑体"/>
           <w:b/>
           <w:bCs/>
         </w:rPr>
@@ -77,7 +88,7 @@
       </w:r>
       <w:r>
         <w:rPr>
-          <w:rFonts w:hint="eastAsia"/>
+          <w:rFonts w:hint="eastAsia" w:eastAsia="黑体"/>
           <w:b/>
           <w:bCs/>
         </w:rPr>
@@ -85,6 +96,7 @@
       </w:r>
       <w:r>
         <w:rPr>
+          <w:rFonts w:eastAsia="黑体"/>
           <w:b/>
           <w:bCs/>
         </w:rPr>
@@ -92,18 +104,21 @@
       </w:r>
       <w:r>
         <w:rPr>
-          <w:rFonts w:hint="eastAsia"/>
+          <w:rFonts w:hint="eastAsia" w:eastAsia="黑体"/>
           <w:b/>
           <w:bCs/>
         </w:rPr>
         <w:t xml:space="preserve">90°）</w:t>
       </w:r>
       <w:r>
+        <w:rPr>
+          <w:rFonts w:eastAsia="黑体"/>
+        </w:rPr>
         <w:t xml:space="preserve">、</w:t>
       </w:r>
       <w:r>
         <w:rPr>
-          <w:rFonts w:hint="eastAsia"/>
+          <w:rFonts w:hint="eastAsia" w:eastAsia="黑体"/>
           <w:b/>
           <w:bCs/>
         </w:rPr>
@@ -111,17 +126,21 @@
       </w:r>
       <w:r>
         <w:rPr>
+          <w:rFonts w:eastAsia="黑体"/>
           <w:b/>
           <w:bCs/>
         </w:rPr>
         <w:t xml:space="preserve"> M1/M2</w:t>
       </w:r>
       <w:r>
+        <w:rPr>
+          <w:rFonts w:eastAsia="黑体"/>
+        </w:rPr>
         <w:t xml:space="preserve">、</w:t>
       </w:r>
       <w:r>
         <w:rPr>
-          <w:rFonts w:hint="eastAsia"/>
+          <w:rFonts w:hint="eastAsia" w:eastAsia="黑体"/>
           <w:b/>
           <w:bCs/>
         </w:rPr>
@@ -129,32 +148,39 @@
       </w:r>
       <w:r>
         <w:rPr>
+          <w:rFonts w:eastAsia="黑体"/>
           <w:b/>
           <w:bCs/>
         </w:rPr>
         <w:t xml:space="preserve"> A1</w:t>
       </w:r>
       <w:r>
+        <w:rPr>
+          <w:rFonts w:eastAsia="黑体"/>
+        </w:rPr>
         <w:t xml:space="preserve"> </w:t>
       </w:r>
       <w:r>
         <w:rPr>
-          <w:rFonts w:hint="eastAsia"/>
+          <w:rFonts w:hint="eastAsia" w:eastAsia="黑体"/>
         </w:rPr>
         <w:t xml:space="preserve">组成，按功能分为比特分流、正交调制与合成三类。电路共有</w:t>
       </w:r>
       <w:r>
+        <w:rPr>
+          <w:rFonts w:eastAsia="黑体"/>
+        </w:rPr>
         <w:t xml:space="preserve"> 8 </w:t>
       </w:r>
       <w:r>
         <w:rPr>
-          <w:rFonts w:hint="eastAsia"/>
+          <w:rFonts w:hint="eastAsia" w:eastAsia="黑体"/>
         </w:rPr>
         <w:t xml:space="preserve">个关键节点：</w:t>
       </w:r>
       <w:r>
         <w:rPr>
-          <w:rFonts w:hint="eastAsia"/>
+          <w:rFonts w:hint="eastAsia" w:eastAsia="黑体"/>
           <w:b/>
           <w:bCs/>
         </w:rPr>
@@ -162,6 +188,7 @@
       </w:r>
       <w:r>
         <w:rPr>
+          <w:rFonts w:eastAsia="黑体"/>
           <w:b/>
           <w:bCs/>
         </w:rPr>
@@ -169,7 +196,7 @@
       </w:r>
       <w:r>
         <w:rPr>
-          <w:rFonts w:hint="eastAsia"/>
+          <w:rFonts w:hint="eastAsia" w:eastAsia="黑体"/>
           <w:b/>
           <w:bCs/>
         </w:rPr>
@@ -177,13 +204,13 @@
       </w:r>
       <w:r>
         <w:rPr>
-          <w:rFonts w:hint="eastAsia"/>
+          <w:rFonts w:hint="eastAsia" w:eastAsia="黑体"/>
         </w:rPr>
         <w:t xml:space="preserve">（比特流输入串并转换）；</w:t>
       </w:r>
       <w:r>
         <w:rPr>
-          <w:rFonts w:hint="eastAsia"/>
+          <w:rFonts w:hint="eastAsia" w:eastAsia="黑体"/>
           <w:b/>
           <w:bCs/>
         </w:rPr>
@@ -191,6 +218,7 @@
       </w:r>
       <w:r>
         <w:rPr>
+          <w:rFonts w:eastAsia="黑体"/>
           <w:b/>
           <w:bCs/>
         </w:rPr>
@@ -198,7 +226,7 @@
       </w:r>
       <w:r>
         <w:rPr>
-          <w:rFonts w:hint="eastAsia"/>
+          <w:rFonts w:hint="eastAsia" w:eastAsia="黑体"/>
           <w:b/>
           <w:bCs/>
         </w:rPr>
@@ -206,40 +234,49 @@
       </w:r>
       <w:r>
         <w:rPr>
-          <w:rFonts w:hint="eastAsia"/>
+          <w:rFonts w:hint="eastAsia" w:eastAsia="黑体"/>
         </w:rPr>
         <w:t xml:space="preserve">（U1</w:t>
       </w:r>
       <w:r>
+        <w:rPr>
+          <w:rFonts w:eastAsia="黑体"/>
+        </w:rPr>
         <w:t xml:space="preserve"> </w:t>
       </w:r>
       <w:r>
         <w:rPr>
-          <w:rFonts w:hint="eastAsia"/>
+          <w:rFonts w:hint="eastAsia" w:eastAsia="黑体"/>
         </w:rPr>
         <w:t xml:space="preserve">的</w:t>
       </w:r>
       <w:r>
+        <w:rPr>
+          <w:rFonts w:eastAsia="黑体"/>
+        </w:rPr>
         <w:t xml:space="preserve"> I </w:t>
       </w:r>
       <w:r>
         <w:rPr>
-          <w:rFonts w:hint="eastAsia"/>
+          <w:rFonts w:hint="eastAsia" w:eastAsia="黑体"/>
         </w:rPr>
         <w:t xml:space="preserve">支路输出接</w:t>
       </w:r>
       <w:r>
+        <w:rPr>
+          <w:rFonts w:eastAsia="黑体"/>
+        </w:rPr>
         <w:t xml:space="preserve"> </w:t>
       </w:r>
       <w:r>
         <w:rPr>
-          <w:rFonts w:hint="eastAsia"/>
+          <w:rFonts w:hint="eastAsia" w:eastAsia="黑体"/>
         </w:rPr>
         <w:t xml:space="preserve">M1）；</w:t>
       </w:r>
       <w:r>
         <w:rPr>
-          <w:rFonts w:hint="eastAsia"/>
+          <w:rFonts w:hint="eastAsia" w:eastAsia="黑体"/>
           <w:b/>
           <w:bCs/>
         </w:rPr>
@@ -247,6 +284,7 @@
       </w:r>
       <w:r>
         <w:rPr>
+          <w:rFonts w:eastAsia="黑体"/>
           <w:b/>
           <w:bCs/>
         </w:rPr>
@@ -254,7 +292,7 @@
       </w:r>
       <w:r>
         <w:rPr>
-          <w:rFonts w:hint="eastAsia"/>
+          <w:rFonts w:hint="eastAsia" w:eastAsia="黑体"/>
           <w:b/>
           <w:bCs/>
         </w:rPr>
@@ -262,40 +300,49 @@
       </w:r>
       <w:r>
         <w:rPr>
-          <w:rFonts w:hint="eastAsia"/>
+          <w:rFonts w:hint="eastAsia" w:eastAsia="黑体"/>
         </w:rPr>
         <w:t xml:space="preserve">（U1</w:t>
       </w:r>
       <w:r>
+        <w:rPr>
+          <w:rFonts w:eastAsia="黑体"/>
+        </w:rPr>
         <w:t xml:space="preserve"> </w:t>
       </w:r>
       <w:r>
         <w:rPr>
-          <w:rFonts w:hint="eastAsia"/>
+          <w:rFonts w:hint="eastAsia" w:eastAsia="黑体"/>
         </w:rPr>
         <w:t xml:space="preserve">的</w:t>
       </w:r>
       <w:r>
+        <w:rPr>
+          <w:rFonts w:eastAsia="黑体"/>
+        </w:rPr>
         <w:t xml:space="preserve"> Q </w:t>
       </w:r>
       <w:r>
         <w:rPr>
-          <w:rFonts w:hint="eastAsia"/>
+          <w:rFonts w:hint="eastAsia" w:eastAsia="黑体"/>
         </w:rPr>
         <w:t xml:space="preserve">支路输出接</w:t>
       </w:r>
       <w:r>
+        <w:rPr>
+          <w:rFonts w:eastAsia="黑体"/>
+        </w:rPr>
         <w:t xml:space="preserve"> </w:t>
       </w:r>
       <w:r>
         <w:rPr>
-          <w:rFonts w:hint="eastAsia"/>
+          <w:rFonts w:hint="eastAsia" w:eastAsia="黑体"/>
         </w:rPr>
         <w:t xml:space="preserve">M2）；</w:t>
       </w:r>
       <w:r>
         <w:rPr>
-          <w:rFonts w:hint="eastAsia"/>
+          <w:rFonts w:hint="eastAsia" w:eastAsia="黑体"/>
           <w:b/>
           <w:bCs/>
         </w:rPr>
@@ -303,6 +350,7 @@
       </w:r>
       <w:r>
         <w:rPr>
+          <w:rFonts w:eastAsia="黑体"/>
           <w:b/>
           <w:bCs/>
         </w:rPr>
@@ -310,7 +358,7 @@
       </w:r>
       <w:r>
         <w:rPr>
-          <w:rFonts w:hint="eastAsia"/>
+          <w:rFonts w:hint="eastAsia" w:eastAsia="黑体"/>
           <w:b/>
           <w:bCs/>
         </w:rPr>
@@ -318,20 +366,26 @@
       </w:r>
       <w:r>
         <w:rPr>
-          <w:rFonts w:hint="eastAsia"/>
+          <w:rFonts w:hint="eastAsia" w:eastAsia="黑体"/>
         </w:rPr>
         <w:t xml:space="preserve">（OSC1</w:t>
       </w:r>
       <w:r>
+        <w:rPr>
+          <w:rFonts w:eastAsia="黑体"/>
+        </w:rPr>
         <w:t xml:space="preserve"> </w:t>
       </w:r>
       <w:r>
         <w:rPr>
-          <w:rFonts w:hint="eastAsia"/>
+          <w:rFonts w:hint="eastAsia" w:eastAsia="黑体"/>
         </w:rPr>
         <w:t xml:space="preserve">输出</w:t>
       </w:r>
       <w:r>
+        <w:rPr>
+          <w:rFonts w:eastAsia="黑体"/>
+        </w:rPr>
         <w:t xml:space="preserve"> </w:t>
       </w:r>
       <m:oMath>
@@ -358,26 +412,32 @@
         </m:r>
       </m:oMath>
       <w:r>
+        <w:rPr>
+          <w:rFonts w:eastAsia="黑体"/>
+        </w:rPr>
         <w:t xml:space="preserve"> </w:t>
       </w:r>
       <w:r>
         <w:rPr>
-          <w:rFonts w:hint="eastAsia"/>
+          <w:rFonts w:hint="eastAsia" w:eastAsia="黑体"/>
         </w:rPr>
         <w:t xml:space="preserve">接</w:t>
       </w:r>
       <w:r>
+        <w:rPr>
+          <w:rFonts w:eastAsia="黑体"/>
+        </w:rPr>
         <w:t xml:space="preserve"> </w:t>
       </w:r>
       <w:r>
         <w:rPr>
-          <w:rFonts w:hint="eastAsia"/>
+          <w:rFonts w:hint="eastAsia" w:eastAsia="黑体"/>
         </w:rPr>
         <w:t xml:space="preserve">M1）；</w:t>
       </w:r>
       <w:r>
         <w:rPr>
-          <w:rFonts w:hint="eastAsia"/>
+          <w:rFonts w:hint="eastAsia" w:eastAsia="黑体"/>
           <w:b/>
           <w:bCs/>
         </w:rPr>
@@ -385,6 +445,7 @@
       </w:r>
       <w:r>
         <w:rPr>
+          <w:rFonts w:eastAsia="黑体"/>
           <w:b/>
           <w:bCs/>
         </w:rPr>
@@ -392,7 +453,7 @@
       </w:r>
       <w:r>
         <w:rPr>
-          <w:rFonts w:hint="eastAsia"/>
+          <w:rFonts w:hint="eastAsia" w:eastAsia="黑体"/>
           <w:b/>
           <w:bCs/>
         </w:rPr>
@@ -400,20 +461,26 @@
       </w:r>
       <w:r>
         <w:rPr>
-          <w:rFonts w:hint="eastAsia"/>
+          <w:rFonts w:hint="eastAsia" w:eastAsia="黑体"/>
         </w:rPr>
         <w:t xml:space="preserve">（OSC2</w:t>
       </w:r>
       <w:r>
+        <w:rPr>
+          <w:rFonts w:eastAsia="黑体"/>
+        </w:rPr>
         <w:t xml:space="preserve"> </w:t>
       </w:r>
       <w:r>
         <w:rPr>
-          <w:rFonts w:hint="eastAsia"/>
+          <w:rFonts w:hint="eastAsia" w:eastAsia="黑体"/>
         </w:rPr>
         <w:t xml:space="preserve">输出</w:t>
       </w:r>
       <w:r>
+        <w:rPr>
+          <w:rFonts w:eastAsia="黑体"/>
+        </w:rPr>
         <w:t xml:space="preserve"> </w:t>
       </w:r>
       <m:oMath>
@@ -440,26 +507,32 @@
         </m:r>
       </m:oMath>
       <w:r>
+        <w:rPr>
+          <w:rFonts w:eastAsia="黑体"/>
+        </w:rPr>
         <w:t xml:space="preserve"> </w:t>
       </w:r>
       <w:r>
         <w:rPr>
-          <w:rFonts w:hint="eastAsia"/>
+          <w:rFonts w:hint="eastAsia" w:eastAsia="黑体"/>
         </w:rPr>
         <w:t xml:space="preserve">接</w:t>
       </w:r>
       <w:r>
+        <w:rPr>
+          <w:rFonts w:eastAsia="黑体"/>
+        </w:rPr>
         <w:t xml:space="preserve"> </w:t>
       </w:r>
       <w:r>
         <w:rPr>
-          <w:rFonts w:hint="eastAsia"/>
+          <w:rFonts w:hint="eastAsia" w:eastAsia="黑体"/>
         </w:rPr>
         <w:t xml:space="preserve">M2）；</w:t>
       </w:r>
       <w:r>
         <w:rPr>
-          <w:rFonts w:hint="eastAsia"/>
+          <w:rFonts w:hint="eastAsia" w:eastAsia="黑体"/>
           <w:b/>
           <w:bCs/>
         </w:rPr>
@@ -467,6 +540,7 @@
       </w:r>
       <w:r>
         <w:rPr>
+          <w:rFonts w:eastAsia="黑体"/>
           <w:b/>
           <w:bCs/>
         </w:rPr>
@@ -474,7 +548,7 @@
       </w:r>
       <w:r>
         <w:rPr>
-          <w:rFonts w:hint="eastAsia"/>
+          <w:rFonts w:hint="eastAsia" w:eastAsia="黑体"/>
           <w:b/>
           <w:bCs/>
         </w:rPr>
@@ -482,22 +556,25 @@
       </w:r>
       <w:r>
         <w:rPr>
-          <w:rFonts w:hint="eastAsia"/>
+          <w:rFonts w:hint="eastAsia" w:eastAsia="黑体"/>
         </w:rPr>
         <w:t xml:space="preserve">（M1</w:t>
       </w:r>
       <w:r>
+        <w:rPr>
+          <w:rFonts w:eastAsia="黑体"/>
+        </w:rPr>
         <w:t xml:space="preserve"> </w:t>
       </w:r>
       <w:r>
         <w:rPr>
-          <w:rFonts w:hint="eastAsia"/>
+          <w:rFonts w:hint="eastAsia" w:eastAsia="黑体"/>
         </w:rPr>
         <w:t xml:space="preserve">输出接加法器）；</w:t>
       </w:r>
       <w:r>
         <w:rPr>
-          <w:rFonts w:hint="eastAsia"/>
+          <w:rFonts w:hint="eastAsia" w:eastAsia="黑体"/>
           <w:b/>
           <w:bCs/>
         </w:rPr>
@@ -505,6 +582,7 @@
       </w:r>
       <w:r>
         <w:rPr>
+          <w:rFonts w:eastAsia="黑体"/>
           <w:b/>
           <w:bCs/>
         </w:rPr>
@@ -512,7 +590,7 @@
       </w:r>
       <w:r>
         <w:rPr>
-          <w:rFonts w:hint="eastAsia"/>
+          <w:rFonts w:hint="eastAsia" w:eastAsia="黑体"/>
           <w:b/>
           <w:bCs/>
         </w:rPr>
@@ -520,22 +598,25 @@
       </w:r>
       <w:r>
         <w:rPr>
-          <w:rFonts w:hint="eastAsia"/>
+          <w:rFonts w:hint="eastAsia" w:eastAsia="黑体"/>
         </w:rPr>
         <w:t xml:space="preserve">（M2</w:t>
       </w:r>
       <w:r>
+        <w:rPr>
+          <w:rFonts w:eastAsia="黑体"/>
+        </w:rPr>
         <w:t xml:space="preserve"> </w:t>
       </w:r>
       <w:r>
         <w:rPr>
-          <w:rFonts w:hint="eastAsia"/>
+          <w:rFonts w:hint="eastAsia" w:eastAsia="黑体"/>
         </w:rPr>
         <w:t xml:space="preserve">输出接加法器）；</w:t>
       </w:r>
       <w:r>
         <w:rPr>
-          <w:rFonts w:hint="eastAsia"/>
+          <w:rFonts w:hint="eastAsia" w:eastAsia="黑体"/>
           <w:b/>
           <w:bCs/>
         </w:rPr>
@@ -543,6 +624,7 @@
       </w:r>
       <w:r>
         <w:rPr>
+          <w:rFonts w:eastAsia="黑体"/>
           <w:b/>
           <w:bCs/>
         </w:rPr>
@@ -550,7 +632,7 @@
       </w:r>
       <w:r>
         <w:rPr>
-          <w:rFonts w:hint="eastAsia"/>
+          <w:rFonts w:hint="eastAsia" w:eastAsia="黑体"/>
           <w:b/>
           <w:bCs/>
         </w:rPr>
@@ -558,16 +640,19 @@
       </w:r>
       <w:r>
         <w:rPr>
-          <w:rFonts w:hint="eastAsia"/>
+          <w:rFonts w:hint="eastAsia" w:eastAsia="黑体"/>
         </w:rPr>
         <w:t xml:space="preserve">（加法器输出为</w:t>
       </w:r>
       <w:r>
+        <w:rPr>
+          <w:rFonts w:eastAsia="黑体"/>
+        </w:rPr>
         <w:t xml:space="preserve"> QAM </w:t>
       </w:r>
       <w:r>
         <w:rPr>
-          <w:rFonts w:hint="eastAsia"/>
+          <w:rFonts w:hint="eastAsia" w:eastAsia="黑体"/>
         </w:rPr>
         <w:t xml:space="preserve">信号）。</w:t>
       </w:r>
@@ -576,163 +661,206 @@
       <w:pPr/>
       <w:r>
         <w:rPr>
-          <w:rFonts w:hint="eastAsia"/>
+          <w:rFonts w:hint="eastAsia" w:eastAsia="黑体"/>
         </w:rPr>
         <w:t xml:space="preserve">各元件管脚连接：</w:t>
       </w:r>
       <w:r>
         <w:rPr>
-          <w:rFonts w:hint="eastAsia"/>
+          <w:rFonts w:hint="eastAsia" w:eastAsia="黑体"/>
           <w:b/>
           <w:bCs/>
         </w:rPr>
         <w:t xml:space="preserve">U1（串并转换器）</w:t>
       </w:r>
       <w:r>
+        <w:rPr>
+          <w:rFonts w:eastAsia="黑体"/>
+        </w:rPr>
         <w:t xml:space="preserve"> </w:t>
       </w:r>
       <w:r>
         <w:rPr>
-          <w:rFonts w:hint="eastAsia"/>
+          <w:rFonts w:hint="eastAsia" w:eastAsia="黑体"/>
         </w:rPr>
         <w:t xml:space="preserve">的串行输入脚接节点①、I</w:t>
       </w:r>
       <w:r>
+        <w:rPr>
+          <w:rFonts w:eastAsia="黑体"/>
+        </w:rPr>
         <w:t xml:space="preserve"> </w:t>
       </w:r>
       <w:r>
         <w:rPr>
-          <w:rFonts w:hint="eastAsia"/>
+          <w:rFonts w:hint="eastAsia" w:eastAsia="黑体"/>
         </w:rPr>
         <w:t xml:space="preserve">路输出脚接节点②、Q</w:t>
       </w:r>
       <w:r>
+        <w:rPr>
+          <w:rFonts w:eastAsia="黑体"/>
+        </w:rPr>
         <w:t xml:space="preserve"> </w:t>
       </w:r>
       <w:r>
         <w:rPr>
-          <w:rFonts w:hint="eastAsia"/>
+          <w:rFonts w:hint="eastAsia" w:eastAsia="黑体"/>
         </w:rPr>
         <w:t xml:space="preserve">路输出脚接节点③；</w:t>
       </w:r>
       <w:r>
         <w:rPr>
+          <w:rFonts w:eastAsia="黑体"/>
           <w:b/>
           <w:bCs/>
         </w:rPr>
         <w:t xml:space="preserve">OSC1</w:t>
       </w:r>
       <w:r>
+        <w:rPr>
+          <w:rFonts w:eastAsia="黑体"/>
+        </w:rPr>
         <w:t xml:space="preserve"> </w:t>
       </w:r>
       <w:r>
         <w:rPr>
-          <w:rFonts w:hint="eastAsia"/>
+          <w:rFonts w:hint="eastAsia" w:eastAsia="黑体"/>
         </w:rPr>
         <w:t xml:space="preserve">的输出脚接节点④；</w:t>
       </w:r>
       <w:r>
         <w:rPr>
+          <w:rFonts w:eastAsia="黑体"/>
           <w:b/>
           <w:bCs/>
         </w:rPr>
         <w:t xml:space="preserve">OSC2</w:t>
       </w:r>
       <w:r>
+        <w:rPr>
+          <w:rFonts w:eastAsia="黑体"/>
+        </w:rPr>
         <w:t xml:space="preserve"> </w:t>
       </w:r>
       <w:r>
         <w:rPr>
-          <w:rFonts w:hint="eastAsia"/>
+          <w:rFonts w:hint="eastAsia" w:eastAsia="黑体"/>
         </w:rPr>
         <w:t xml:space="preserve">的输出脚接节点⑤（由本振经</w:t>
       </w:r>
       <w:r>
+        <w:rPr>
+          <w:rFonts w:eastAsia="黑体"/>
+        </w:rPr>
         <w:t xml:space="preserve"> 90° </w:t>
       </w:r>
       <w:r>
         <w:rPr>
-          <w:rFonts w:hint="eastAsia"/>
+          <w:rFonts w:hint="eastAsia" w:eastAsia="黑体"/>
         </w:rPr>
         <w:t xml:space="preserve">移相得到）；</w:t>
       </w:r>
       <w:r>
         <w:rPr>
+          <w:rFonts w:eastAsia="黑体"/>
           <w:b/>
           <w:bCs/>
         </w:rPr>
         <w:t xml:space="preserve">M1</w:t>
       </w:r>
       <w:r>
+        <w:rPr>
+          <w:rFonts w:eastAsia="黑体"/>
+        </w:rPr>
         <w:t xml:space="preserve"> </w:t>
       </w:r>
       <w:r>
         <w:rPr>
-          <w:rFonts w:hint="eastAsia"/>
+          <w:rFonts w:hint="eastAsia" w:eastAsia="黑体"/>
         </w:rPr>
         <w:t xml:space="preserve">的基带（I</w:t>
       </w:r>
       <w:r>
+        <w:rPr>
+          <w:rFonts w:eastAsia="黑体"/>
+        </w:rPr>
         <w:t xml:space="preserve"> </w:t>
       </w:r>
       <w:r>
         <w:rPr>
-          <w:rFonts w:hint="eastAsia"/>
+          <w:rFonts w:hint="eastAsia" w:eastAsia="黑体"/>
         </w:rPr>
         <w:t xml:space="preserve">路）输入脚接节点②、载波（本振）输入脚接节点④、输出脚接节点⑥；</w:t>
       </w:r>
       <w:r>
         <w:rPr>
+          <w:rFonts w:eastAsia="黑体"/>
           <w:b/>
           <w:bCs/>
         </w:rPr>
         <w:t xml:space="preserve">M2</w:t>
       </w:r>
       <w:r>
+        <w:rPr>
+          <w:rFonts w:eastAsia="黑体"/>
+        </w:rPr>
         <w:t xml:space="preserve"> </w:t>
       </w:r>
       <w:r>
         <w:rPr>
-          <w:rFonts w:hint="eastAsia"/>
+          <w:rFonts w:hint="eastAsia" w:eastAsia="黑体"/>
         </w:rPr>
         <w:t xml:space="preserve">的基带（Q</w:t>
       </w:r>
       <w:r>
+        <w:rPr>
+          <w:rFonts w:eastAsia="黑体"/>
+        </w:rPr>
         <w:t xml:space="preserve"> </w:t>
       </w:r>
       <w:r>
         <w:rPr>
-          <w:rFonts w:hint="eastAsia"/>
+          <w:rFonts w:hint="eastAsia" w:eastAsia="黑体"/>
         </w:rPr>
         <w:t xml:space="preserve">路）输入脚接节点③、载波输入脚接节点⑤、输出脚接节点⑦；</w:t>
       </w:r>
       <w:r>
         <w:rPr>
-          <w:rFonts w:hint="eastAsia"/>
+          <w:rFonts w:hint="eastAsia" w:eastAsia="黑体"/>
           <w:b/>
           <w:bCs/>
         </w:rPr>
         <w:t xml:space="preserve">A1（加法器）</w:t>
       </w:r>
       <w:r>
+        <w:rPr>
+          <w:rFonts w:eastAsia="黑体"/>
+        </w:rPr>
         <w:t xml:space="preserve"> </w:t>
       </w:r>
       <w:r>
         <w:rPr>
-          <w:rFonts w:hint="eastAsia"/>
+          <w:rFonts w:hint="eastAsia" w:eastAsia="黑体"/>
         </w:rPr>
         <w:t xml:space="preserve">的两个输入脚分别接节点⑥与节点⑦、输出脚接节点⑧；各单元电源脚接</w:t>
       </w:r>
       <w:r>
+        <w:rPr>
+          <w:rFonts w:eastAsia="黑体"/>
+        </w:rPr>
         <w:t xml:space="preserve"> </w:t>
       </w:r>
       <w:r>
         <w:rPr>
-          <w:rFonts w:hint="eastAsia"/>
+          <w:rFonts w:hint="eastAsia" w:eastAsia="黑体"/>
         </w:rPr>
         <w:t xml:space="preserve">+VCC、地脚接</w:t>
       </w:r>
       <w:r>
+        <w:rPr>
+          <w:rFonts w:eastAsia="黑体"/>
+        </w:rPr>
         <w:t xml:space="preserve"> GND。</w:t>
       </w:r>
     </w:p>
@@ -740,20 +868,26 @@
       <w:pPr/>
       <w:r>
         <w:rPr>
-          <w:rFonts w:hint="eastAsia"/>
+          <w:rFonts w:hint="eastAsia" w:eastAsia="黑体"/>
         </w:rPr>
         <w:t xml:space="preserve">由此构成”比特流分为</w:t>
       </w:r>
       <w:r>
+        <w:rPr>
+          <w:rFonts w:eastAsia="黑体"/>
+        </w:rPr>
         <w:t xml:space="preserve"> I/Q </w:t>
       </w:r>
       <w:r>
         <w:rPr>
-          <w:rFonts w:hint="eastAsia"/>
+          <w:rFonts w:hint="eastAsia" w:eastAsia="黑体"/>
         </w:rPr>
         <w:t xml:space="preserve">两路分别调制正交载波后相加”的联合幅度与相位（QAM）数字调制组态，每个符号携带</w:t>
       </w:r>
       <w:r>
+        <w:rPr>
+          <w:rFonts w:eastAsia="黑体"/>
+        </w:rPr>
         <w:t xml:space="preserve"> </w:t>
       </w:r>
       <m:oMath>
@@ -777,9 +911,15 @@
         </m:r>
       </m:oMath>
       <w:r>
+        <w:rPr>
+          <w:rFonts w:eastAsia="黑体"/>
+        </w:rPr>
         <w:t xml:space="preserve"> </w:t>
       </w:r>
       <w:r>
+        <w:rPr>
+          <w:rFonts w:eastAsia="黑体"/>
+        </w:rPr>
         <w:t xml:space="preserve">bit。</w:t>
       </w:r>
     </w:p>
@@ -791,7 +931,7 @@
       </w:pPr>
       <w:r>
         <w:rPr>
-          <w:rFonts w:hint="eastAsia"/>
+          <w:rFonts w:hint="eastAsia" w:eastAsia="黑体"/>
         </w:rPr>
         <w:t xml:space="preserve">工作原理</w:t>
       </w:r>
@@ -802,11 +942,14 @@
       </w:pPr>
       <w:r>
         <w:rPr>
-          <w:rFonts w:hint="eastAsia"/>
+          <w:rFonts w:hint="eastAsia" w:eastAsia="黑体"/>
         </w:rPr>
         <w:t xml:space="preserve">每个符号携带</w:t>
       </w:r>
       <w:r>
+        <w:rPr>
+          <w:rFonts w:eastAsia="黑体"/>
+        </w:rPr>
         <w:t xml:space="preserve"> </w:t>
       </w:r>
       <m:oMath>
@@ -830,42 +973,57 @@
         </m:r>
       </m:oMath>
       <w:r>
+        <w:rPr>
+          <w:rFonts w:eastAsia="黑体"/>
+        </w:rPr>
         <w:t xml:space="preserve"> </w:t>
       </w:r>
       <w:r>
         <w:rPr>
-          <w:rFonts w:hint="eastAsia"/>
+          <w:rFonts w:hint="eastAsia" w:eastAsia="黑体"/>
         </w:rPr>
         <w:t xml:space="preserve">bit，映射到</w:t>
       </w:r>
       <w:r>
+        <w:rPr>
+          <w:rFonts w:eastAsia="黑体"/>
+        </w:rPr>
         <w:t xml:space="preserve"> I/Q </w:t>
       </w:r>
       <w:r>
         <w:rPr>
-          <w:rFonts w:hint="eastAsia"/>
+          <w:rFonts w:hint="eastAsia" w:eastAsia="黑体"/>
         </w:rPr>
         <w:t xml:space="preserve">星座图上的一个点，I</w:t>
       </w:r>
       <w:r>
+        <w:rPr>
+          <w:rFonts w:eastAsia="黑体"/>
+        </w:rPr>
         <w:t xml:space="preserve"> </w:t>
       </w:r>
       <w:r>
         <w:rPr>
-          <w:rFonts w:hint="eastAsia"/>
+          <w:rFonts w:hint="eastAsia" w:eastAsia="黑体"/>
         </w:rPr>
         <w:t xml:space="preserve">路与</w:t>
       </w:r>
       <w:r>
+        <w:rPr>
+          <w:rFonts w:eastAsia="黑体"/>
+        </w:rPr>
         <w:t xml:space="preserve"> Q </w:t>
       </w:r>
       <w:r>
         <w:rPr>
-          <w:rFonts w:hint="eastAsia"/>
+          <w:rFonts w:hint="eastAsia" w:eastAsia="黑体"/>
         </w:rPr>
         <w:t xml:space="preserve">路分别乘以</w:t>
       </w:r>
       <w:r>
+        <w:rPr>
+          <w:rFonts w:eastAsia="黑体"/>
+        </w:rPr>
         <w:t xml:space="preserve"> </w:t>
       </w:r>
       <m:oMath>
@@ -877,15 +1035,21 @@
         </m:r>
       </m:oMath>
       <w:r>
+        <w:rPr>
+          <w:rFonts w:eastAsia="黑体"/>
+        </w:rPr>
         <w:t xml:space="preserve"> </w:t>
       </w:r>
       <w:r>
         <w:rPr>
-          <w:rFonts w:hint="eastAsia"/>
+          <w:rFonts w:hint="eastAsia" w:eastAsia="黑体"/>
         </w:rPr>
         <w:t xml:space="preserve">与</w:t>
       </w:r>
       <w:r>
+        <w:rPr>
+          <w:rFonts w:eastAsia="黑体"/>
+        </w:rPr>
         <w:t xml:space="preserve"> </w:t>
       </w:r>
       <m:oMath>
@@ -897,11 +1061,14 @@
         </m:r>
       </m:oMath>
       <w:r>
+        <w:rPr>
+          <w:rFonts w:eastAsia="黑体"/>
+        </w:rPr>
         <w:t xml:space="preserve"> </w:t>
       </w:r>
       <w:r>
         <w:rPr>
-          <w:rFonts w:hint="eastAsia"/>
+          <w:rFonts w:hint="eastAsia" w:eastAsia="黑体"/>
         </w:rPr>
         <w:t xml:space="preserve">载波后相加。星座点间距决定抗噪能力，</w:t>
       </w:r>
@@ -911,11 +1078,14 @@
         </m:r>
       </m:oMath>
       <w:r>
+        <w:rPr>
+          <w:rFonts w:eastAsia="黑体"/>
+        </w:rPr>
         <w:t xml:space="preserve"> </w:t>
       </w:r>
       <w:r>
         <w:rPr>
-          <w:rFonts w:hint="eastAsia"/>
+          <w:rFonts w:hint="eastAsia" w:eastAsia="黑体"/>
         </w:rPr>
         <w:t xml:space="preserve">越大频带利用率越高但对信噪比要求越高。</w:t>
       </w:r>
@@ -928,7 +1098,7 @@
       </w:pPr>
       <w:r>
         <w:rPr>
-          <w:rFonts w:hint="eastAsia"/>
+          <w:rFonts w:hint="eastAsia" w:eastAsia="黑体"/>
         </w:rPr>
         <w:t xml:space="preserve">关键计算公式</w:t>
       </w:r>
@@ -941,11 +1111,14 @@
         </w:numPr>
       </w:pPr>
       <w:r>
+        <w:rPr>
+          <w:rFonts w:eastAsia="黑体"/>
+        </w:rPr>
         <w:t xml:space="preserve">QAM </w:t>
       </w:r>
       <w:r>
         <w:rPr>
-          <w:rFonts w:hint="eastAsia"/>
+          <w:rFonts w:hint="eastAsia" w:eastAsia="黑体"/>
         </w:rPr>
         <w:t xml:space="preserve">已调波（</w:t>
       </w:r>
@@ -964,6 +1137,9 @@
         </m:sSub>
       </m:oMath>
       <w:r>
+        <w:rPr>
+          <w:rFonts w:eastAsia="黑体"/>
+        </w:rPr>
         <w:t xml:space="preserve">、</w:t>
       </w:r>
       <m:oMath>
@@ -981,20 +1157,26 @@
         </m:sSub>
       </m:oMath>
       <w:r>
+        <w:rPr>
+          <w:rFonts w:eastAsia="黑体"/>
+        </w:rPr>
         <w:t xml:space="preserve"> </w:t>
       </w:r>
       <w:r>
         <w:rPr>
-          <w:rFonts w:hint="eastAsia"/>
+          <w:rFonts w:hint="eastAsia" w:eastAsia="黑体"/>
         </w:rPr>
         <w:t xml:space="preserve">为符号映射的</w:t>
       </w:r>
       <w:r>
+        <w:rPr>
+          <w:rFonts w:eastAsia="黑体"/>
+        </w:rPr>
         <w:t xml:space="preserve"> I/Q </w:t>
       </w:r>
       <w:r>
         <w:rPr>
-          <w:rFonts w:hint="eastAsia"/>
+          <w:rFonts w:hint="eastAsia" w:eastAsia="黑体"/>
         </w:rPr>
         <w:t xml:space="preserve">幅度）：</w:t>
       </w:r>
@@ -1141,7 +1323,7 @@
       </w:pPr>
       <w:r>
         <w:rPr>
-          <w:rFonts w:hint="eastAsia"/>
+          <w:rFonts w:hint="eastAsia" w:eastAsia="黑体"/>
         </w:rPr>
         <w:t xml:space="preserve">主瓣带宽（</w:t>
       </w:r>
@@ -1160,11 +1342,14 @@
         </m:sSub>
       </m:oMath>
       <w:r>
+        <w:rPr>
+          <w:rFonts w:eastAsia="黑体"/>
+        </w:rPr>
         <w:t xml:space="preserve"> </w:t>
       </w:r>
       <w:r>
         <w:rPr>
-          <w:rFonts w:hint="eastAsia"/>
+          <w:rFonts w:hint="eastAsia" w:eastAsia="黑体"/>
         </w:rPr>
         <w:t xml:space="preserve">符号率）：</w:t>
       </w:r>
@@ -1266,7 +1451,7 @@
       </w:pPr>
       <w:r>
         <w:rPr>
-          <w:rFonts w:hint="eastAsia"/>
+          <w:rFonts w:hint="eastAsia" w:eastAsia="黑体"/>
         </w:rPr>
         <w:t xml:space="preserve">频谱效率：</w:t>
       </w:r>
@@ -1330,7 +1515,7 @@
       </w:pPr>
       <w:r>
         <w:rPr>
-          <w:rFonts w:hint="eastAsia"/>
+          <w:rFonts w:hint="eastAsia" w:eastAsia="黑体"/>
         </w:rPr>
         <w:t xml:space="preserve">符号速率：</w:t>
       </w:r>
@@ -1436,7 +1621,7 @@
             </w:pPr>
             <w:r>
               <w:rPr>
-                <w:rFonts w:hint="eastAsia"/>
+                <w:rFonts w:hint="eastAsia" w:eastAsia="黑体"/>
               </w:rPr>
               <w:t xml:space="preserve">符号</w:t>
             </w:r>
@@ -1450,7 +1635,7 @@
             </w:pPr>
             <w:r>
               <w:rPr>
-                <w:rFonts w:hint="eastAsia"/>
+                <w:rFonts w:hint="eastAsia" w:eastAsia="黑体"/>
               </w:rPr>
               <w:t xml:space="preserve">含义</w:t>
             </w:r>
@@ -1464,7 +1649,7 @@
             </w:pPr>
             <w:r>
               <w:rPr>
-                <w:rFonts w:hint="eastAsia"/>
+                <w:rFonts w:hint="eastAsia" w:eastAsia="黑体"/>
               </w:rPr>
               <w:t xml:space="preserve">单位</w:t>
             </w:r>
@@ -1484,6 +1669,9 @@
               </m:r>
             </m:oMath>
             <w:r>
+              <w:rPr>
+                <w:rFonts w:eastAsia="黑体"/>
+              </w:rPr>
               <w:t xml:space="preserve">​</w:t>
             </w:r>
           </w:p>
@@ -1496,7 +1684,7 @@
             </w:pPr>
             <w:r>
               <w:rPr>
-                <w:rFonts w:hint="eastAsia"/>
+                <w:rFonts w:hint="eastAsia" w:eastAsia="黑体"/>
               </w:rPr>
               <w:t xml:space="preserve">调制阶数</w:t>
             </w:r>
@@ -1509,6 +1697,9 @@
               <w:pStyle w:val="Compact"/>
             </w:pPr>
             <w:r>
+              <w:rPr>
+                <w:rFonts w:eastAsia="黑体"/>
+              </w:rPr>
               <w:t xml:space="preserve">—</w:t>
             </w:r>
           </w:p>
@@ -1536,6 +1727,9 @@
               </m:sSub>
             </m:oMath>
             <w:r>
+              <w:rPr>
+                <w:rFonts w:eastAsia="黑体"/>
+              </w:rPr>
               <w:t xml:space="preserve">​</w:t>
             </w:r>
           </w:p>
@@ -1548,7 +1742,7 @@
             </w:pPr>
             <w:r>
               <w:rPr>
-                <w:rFonts w:hint="eastAsia"/>
+                <w:rFonts w:hint="eastAsia" w:eastAsia="黑体"/>
               </w:rPr>
               <w:t xml:space="preserve">码率</w:t>
             </w:r>
@@ -1561,6 +1755,9 @@
               <w:pStyle w:val="Compact"/>
             </w:pPr>
             <w:r>
+              <w:rPr>
+                <w:rFonts w:eastAsia="黑体"/>
+              </w:rPr>
               <w:t xml:space="preserve">bit/s</w:t>
             </w:r>
           </w:p>
@@ -1588,6 +1785,9 @@
               </m:sSub>
             </m:oMath>
             <w:r>
+              <w:rPr>
+                <w:rFonts w:eastAsia="黑体"/>
+              </w:rPr>
               <w:t xml:space="preserve">​</w:t>
             </w:r>
           </w:p>
@@ -1600,7 +1800,7 @@
             </w:pPr>
             <w:r>
               <w:rPr>
-                <w:rFonts w:hint="eastAsia"/>
+                <w:rFonts w:hint="eastAsia" w:eastAsia="黑体"/>
               </w:rPr>
               <w:t xml:space="preserve">符号率</w:t>
             </w:r>
@@ -1613,6 +1813,9 @@
               <w:pStyle w:val="Compact"/>
             </w:pPr>
             <w:r>
+              <w:rPr>
+                <w:rFonts w:eastAsia="黑体"/>
+              </w:rPr>
               <w:t xml:space="preserve">symbol/s</w:t>
             </w:r>
           </w:p>
@@ -1634,6 +1837,9 @@
               </m:r>
             </m:oMath>
             <w:r>
+              <w:rPr>
+                <w:rFonts w:eastAsia="黑体"/>
+              </w:rPr>
               <w:t xml:space="preserve">​</w:t>
             </w:r>
           </w:p>
@@ -1646,7 +1852,7 @@
             </w:pPr>
             <w:r>
               <w:rPr>
-                <w:rFonts w:hint="eastAsia"/>
+                <w:rFonts w:hint="eastAsia" w:eastAsia="黑体"/>
               </w:rPr>
               <w:t xml:space="preserve">带宽</w:t>
             </w:r>
@@ -1659,6 +1865,9 @@
               <w:pStyle w:val="Compact"/>
             </w:pPr>
             <w:r>
+              <w:rPr>
+                <w:rFonts w:eastAsia="黑体"/>
+              </w:rPr>
               <w:t xml:space="preserve">Hz</w:t>
             </w:r>
           </w:p>
@@ -1677,6 +1886,9 @@
               </m:r>
             </m:oMath>
             <w:r>
+              <w:rPr>
+                <w:rFonts w:eastAsia="黑体"/>
+              </w:rPr>
               <w:t xml:space="preserve">​</w:t>
             </w:r>
           </w:p>
@@ -1689,7 +1901,7 @@
             </w:pPr>
             <w:r>
               <w:rPr>
-                <w:rFonts w:hint="eastAsia"/>
+                <w:rFonts w:hint="eastAsia" w:eastAsia="黑体"/>
               </w:rPr>
               <w:t xml:space="preserve">频谱效率</w:t>
             </w:r>
@@ -1702,6 +1914,9 @@
               <w:pStyle w:val="Compact"/>
             </w:pPr>
             <w:r>
+              <w:rPr>
+                <w:rFonts w:eastAsia="黑体"/>
+              </w:rPr>
               <w:t xml:space="preserve">bit/s/Hz</w:t>
             </w:r>
           </w:p>
@@ -1716,7 +1931,7 @@
       </w:pPr>
       <w:r>
         <w:rPr>
-          <w:rFonts w:hint="eastAsia"/>
+          <w:rFonts w:hint="eastAsia" w:eastAsia="黑体"/>
         </w:rPr>
         <w:t xml:space="preserve">元件调整影响</w:t>
       </w:r>
@@ -1731,7 +1946,7 @@
       </w:pPr>
       <w:r>
         <w:rPr>
-          <w:rFonts w:hint="eastAsia"/>
+          <w:rFonts w:hint="eastAsia" w:eastAsia="黑体"/>
           <w:b/>
           <w:bCs/>
         </w:rPr>
@@ -1739,6 +1954,7 @@
       </w:r>
       <w:r>
         <w:rPr>
+          <w:rFonts w:eastAsia="黑体"/>
           <w:b/>
           <w:bCs/>
         </w:rPr>
@@ -1746,30 +1962,39 @@
       </w:r>
       <w:r>
         <w:rPr>
-          <w:rFonts w:hint="eastAsia"/>
+          <w:rFonts w:hint="eastAsia" w:eastAsia="黑体"/>
           <w:b/>
           <w:bCs/>
         </w:rPr>
         <w:t xml:space="preserve">增大（16→64→256-QAM）</w:t>
       </w:r>
       <w:r>
+        <w:rPr>
+          <w:rFonts w:eastAsia="黑体"/>
+        </w:rPr>
         <w:t xml:space="preserve"> </w:t>
       </w:r>
       <w:r>
+        <w:rPr>
+          <w:rFonts w:eastAsia="黑体"/>
+        </w:rPr>
         <w:t xml:space="preserve">→ </w:t>
       </w:r>
       <w:r>
         <w:rPr>
-          <w:rFonts w:hint="eastAsia"/>
+          <w:rFonts w:hint="eastAsia" w:eastAsia="黑体"/>
         </w:rPr>
         <w:t xml:space="preserve">频谱效率提高，但星座点间距变小，对</w:t>
       </w:r>
       <w:r>
+        <w:rPr>
+          <w:rFonts w:eastAsia="黑体"/>
+        </w:rPr>
         <w:t xml:space="preserve"> SNR </w:t>
       </w:r>
       <w:r>
         <w:rPr>
-          <w:rFonts w:hint="eastAsia"/>
+          <w:rFonts w:hint="eastAsia" w:eastAsia="黑体"/>
         </w:rPr>
         <w:t xml:space="preserve">与线性度要求更高。</w:t>
       </w:r>
@@ -1784,7 +2009,7 @@
       </w:pPr>
       <w:r>
         <w:rPr>
-          <w:rFonts w:hint="eastAsia"/>
+          <w:rFonts w:hint="eastAsia" w:eastAsia="黑体"/>
           <w:b/>
           <w:bCs/>
         </w:rPr>
@@ -1792,6 +2017,7 @@
       </w:r>
       <w:r>
         <w:rPr>
+          <w:rFonts w:eastAsia="黑体"/>
           <w:b/>
           <w:bCs/>
         </w:rPr>
@@ -1813,6 +2039,7 @@
       </m:oMath>
       <w:r>
         <w:rPr>
+          <w:rFonts w:eastAsia="黑体"/>
           <w:b/>
           <w:bCs/>
         </w:rPr>
@@ -1820,21 +2047,27 @@
       </w:r>
       <w:r>
         <w:rPr>
-          <w:rFonts w:hint="eastAsia"/>
+          <w:rFonts w:hint="eastAsia" w:eastAsia="黑体"/>
           <w:b/>
           <w:bCs/>
         </w:rPr>
         <w:t xml:space="preserve">增大</w:t>
       </w:r>
       <w:r>
+        <w:rPr>
+          <w:rFonts w:eastAsia="黑体"/>
+        </w:rPr>
         <w:t xml:space="preserve"> </w:t>
       </w:r>
       <w:r>
+        <w:rPr>
+          <w:rFonts w:eastAsia="黑体"/>
+        </w:rPr>
         <w:t xml:space="preserve">→ </w:t>
       </w:r>
       <w:r>
         <w:rPr>
-          <w:rFonts w:hint="eastAsia"/>
+          <w:rFonts w:hint="eastAsia" w:eastAsia="黑体"/>
         </w:rPr>
         <w:t xml:space="preserve">数据率提高，占用带宽增大。</w:t>
       </w:r>
@@ -1849,6 +2082,7 @@
       </w:pPr>
       <w:r>
         <w:rPr>
+          <w:rFonts w:eastAsia="黑体"/>
           <w:b/>
           <w:bCs/>
         </w:rPr>
@@ -1856,21 +2090,27 @@
       </w:r>
       <w:r>
         <w:rPr>
-          <w:rFonts w:hint="eastAsia"/>
+          <w:rFonts w:hint="eastAsia" w:eastAsia="黑体"/>
           <w:b/>
           <w:bCs/>
         </w:rPr>
         <w:t xml:space="preserve">幅度或相位不平衡增大</w:t>
       </w:r>
       <w:r>
+        <w:rPr>
+          <w:rFonts w:eastAsia="黑体"/>
+        </w:rPr>
         <w:t xml:space="preserve"> </w:t>
       </w:r>
       <w:r>
+        <w:rPr>
+          <w:rFonts w:eastAsia="黑体"/>
+        </w:rPr>
         <w:t xml:space="preserve">→ </w:t>
       </w:r>
       <w:r>
         <w:rPr>
-          <w:rFonts w:hint="eastAsia"/>
+          <w:rFonts w:hint="eastAsia" w:eastAsia="黑体"/>
         </w:rPr>
         <w:t xml:space="preserve">星座点失真，误码率上升。</w:t>
       </w:r>
@@ -1885,21 +2125,27 @@
       </w:pPr>
       <w:r>
         <w:rPr>
-          <w:rFonts w:hint="eastAsia"/>
+          <w:rFonts w:hint="eastAsia" w:eastAsia="黑体"/>
           <w:b/>
           <w:bCs/>
         </w:rPr>
         <w:t xml:space="preserve">本振相位噪声增大</w:t>
       </w:r>
       <w:r>
+        <w:rPr>
+          <w:rFonts w:eastAsia="黑体"/>
+        </w:rPr>
         <w:t xml:space="preserve"> </w:t>
       </w:r>
       <w:r>
+        <w:rPr>
+          <w:rFonts w:eastAsia="黑体"/>
+        </w:rPr>
         <w:t xml:space="preserve">→ </w:t>
       </w:r>
       <w:r>
         <w:rPr>
-          <w:rFonts w:hint="eastAsia"/>
+          <w:rFonts w:hint="eastAsia" w:eastAsia="黑体"/>
         </w:rPr>
         <w:t xml:space="preserve">星座点旋转/展宽，性能恶化。</w:t>
       </w:r>
@@ -1914,30 +2160,39 @@
       </w:pPr>
       <w:r>
         <w:rPr>
-          <w:rFonts w:hint="eastAsia"/>
+          <w:rFonts w:hint="eastAsia" w:eastAsia="黑体"/>
           <w:b/>
           <w:bCs/>
         </w:rPr>
         <w:t xml:space="preserve">功放线性度不足</w:t>
       </w:r>
       <w:r>
+        <w:rPr>
+          <w:rFonts w:eastAsia="黑体"/>
+        </w:rPr>
         <w:t xml:space="preserve"> </w:t>
       </w:r>
       <w:r>
+        <w:rPr>
+          <w:rFonts w:eastAsia="黑体"/>
+        </w:rPr>
         <w:t xml:space="preserve">→ </w:t>
       </w:r>
       <w:r>
         <w:rPr>
-          <w:rFonts w:hint="eastAsia"/>
+          <w:rFonts w:hint="eastAsia" w:eastAsia="黑体"/>
         </w:rPr>
         <w:t xml:space="preserve">星座压缩与互调失真，高阶</w:t>
       </w:r>
       <w:r>
+        <w:rPr>
+          <w:rFonts w:eastAsia="黑体"/>
+        </w:rPr>
         <w:t xml:space="preserve"> QAM </w:t>
       </w:r>
       <w:r>
         <w:rPr>
-          <w:rFonts w:hint="eastAsia"/>
+          <w:rFonts w:hint="eastAsia" w:eastAsia="黑体"/>
         </w:rPr>
         <w:t xml:space="preserve">尤为敏感。</w:t>
       </w:r>
@@ -1950,7 +2205,7 @@
       </w:pPr>
       <w:r>
         <w:rPr>
-          <w:rFonts w:hint="eastAsia"/>
+          <w:rFonts w:hint="eastAsia" w:eastAsia="黑体"/>
         </w:rPr>
         <w:t xml:space="preserve">典型参数示例</w:t>
       </w:r>
@@ -1965,11 +2220,14 @@
       </w:pPr>
       <w:r>
         <w:rPr>
-          <w:rFonts w:hint="eastAsia"/>
+          <w:rFonts w:hint="eastAsia" w:eastAsia="黑体"/>
         </w:rPr>
         <w:t xml:space="preserve">取</w:t>
       </w:r>
       <w:r>
+        <w:rPr>
+          <w:rFonts w:eastAsia="黑体"/>
+        </w:rPr>
         <w:t xml:space="preserve"> </w:t>
       </w:r>
       <m:oMath>
@@ -1987,6 +2245,9 @@
         </m:r>
       </m:oMath>
       <w:r>
+        <w:rPr>
+          <w:rFonts w:eastAsia="黑体"/>
+        </w:rPr>
         <w:t xml:space="preserve">、</w:t>
       </w:r>
       <m:oMath>
@@ -2024,7 +2285,7 @@
       </m:oMath>
       <w:r>
         <w:rPr>
-          <w:rFonts w:hint="eastAsia"/>
+          <w:rFonts w:hint="eastAsia" w:eastAsia="黑体"/>
         </w:rPr>
         <w:t xml:space="preserve">：</w:t>
       </w:r>
@@ -2081,7 +2342,7 @@
       </m:oMath>
       <w:r>
         <w:rPr>
-          <w:rFonts w:hint="eastAsia"/>
+          <w:rFonts w:hint="eastAsia" w:eastAsia="黑体"/>
         </w:rPr>
         <w:t xml:space="preserve">，</w:t>
       </w:r>
@@ -2110,6 +2371,9 @@
         </m:r>
       </m:oMath>
       <w:r>
+        <w:rPr>
+          <w:rFonts w:eastAsia="黑体"/>
+        </w:rPr>
         <w:t xml:space="preserve">。</w:t>
       </w:r>
     </w:p>
@@ -2123,11 +2387,14 @@
       </w:pPr>
       <w:r>
         <w:rPr>
-          <w:rFonts w:hint="eastAsia"/>
+          <w:rFonts w:hint="eastAsia" w:eastAsia="黑体"/>
         </w:rPr>
         <w:t xml:space="preserve">取</w:t>
       </w:r>
       <w:r>
+        <w:rPr>
+          <w:rFonts w:eastAsia="黑体"/>
+        </w:rPr>
         <w:t xml:space="preserve"> </w:t>
       </w:r>
       <m:oMath>
@@ -2165,7 +2432,7 @@
       </m:oMath>
       <w:r>
         <w:rPr>
-          <w:rFonts w:hint="eastAsia"/>
+          <w:rFonts w:hint="eastAsia" w:eastAsia="黑体"/>
         </w:rPr>
         <w:t xml:space="preserve">：</w:t>
       </w:r>
@@ -2233,6 +2500,9 @@
         </m:r>
       </m:oMath>
       <w:r>
+        <w:rPr>
+          <w:rFonts w:eastAsia="黑体"/>
+        </w:rPr>
         <w:t xml:space="preserve">。</w:t>
       </w:r>
     </w:p>
@@ -2244,7 +2514,7 @@
       </w:pPr>
       <w:r>
         <w:rPr>
-          <w:rFonts w:hint="eastAsia"/>
+          <w:rFonts w:hint="eastAsia" w:eastAsia="黑体"/>
         </w:rPr>
         <w:t xml:space="preserve">常见器件型号</w:t>
       </w:r>
@@ -2259,7 +2529,7 @@
       </w:pPr>
       <w:r>
         <w:rPr>
-          <w:rFonts w:hint="eastAsia"/>
+          <w:rFonts w:hint="eastAsia" w:eastAsia="黑体"/>
         </w:rPr>
         <w:t xml:space="preserve">正交调制器：ADL5375、LTC5599、TRF3703。</w:t>
       </w:r>
@@ -2274,7 +2544,7 @@
       </w:pPr>
       <w:r>
         <w:rPr>
-          <w:rFonts w:hint="eastAsia"/>
+          <w:rFonts w:hint="eastAsia" w:eastAsia="黑体"/>
         </w:rPr>
         <w:t xml:space="preserve">数字上变频：AD9957、AD9361（集成收发）。</w:t>
       </w:r>
@@ -2289,16 +2559,19 @@
       </w:pPr>
       <w:r>
         <w:rPr>
-          <w:rFonts w:hint="eastAsia"/>
+          <w:rFonts w:hint="eastAsia" w:eastAsia="黑体"/>
         </w:rPr>
         <w:t xml:space="preserve">载波源：晶振</w:t>
       </w:r>
       <w:r>
+        <w:rPr>
+          <w:rFonts w:eastAsia="黑体"/>
+        </w:rPr>
         <w:t xml:space="preserve"> + PLL </w:t>
       </w:r>
       <w:r>
         <w:rPr>
-          <w:rFonts w:hint="eastAsia"/>
+          <w:rFonts w:hint="eastAsia" w:eastAsia="黑体"/>
         </w:rPr>
         <w:t xml:space="preserve">频率合成器。</w:t>
       </w:r>
@@ -2311,7 +2584,7 @@
       </w:pPr>
       <w:r>
         <w:rPr>
-          <w:rFonts w:hint="eastAsia"/>
+          <w:rFonts w:hint="eastAsia" w:eastAsia="黑体"/>
         </w:rPr>
         <w:t xml:space="preserve">注意事项</w:t>
       </w:r>
@@ -2326,25 +2599,31 @@
       </w:pPr>
       <w:r>
         <w:rPr>
-          <w:rFonts w:hint="eastAsia"/>
+          <w:rFonts w:hint="eastAsia" w:eastAsia="黑体"/>
         </w:rPr>
         <w:t xml:space="preserve">高阶</w:t>
       </w:r>
       <w:r>
+        <w:rPr>
+          <w:rFonts w:eastAsia="黑体"/>
+        </w:rPr>
         <w:t xml:space="preserve"> QAM </w:t>
       </w:r>
       <w:r>
         <w:rPr>
-          <w:rFonts w:hint="eastAsia"/>
+          <w:rFonts w:hint="eastAsia" w:eastAsia="黑体"/>
         </w:rPr>
         <w:t xml:space="preserve">需严格平衡</w:t>
       </w:r>
       <w:r>
+        <w:rPr>
+          <w:rFonts w:eastAsia="黑体"/>
+        </w:rPr>
         <w:t xml:space="preserve"> I/Q </w:t>
       </w:r>
       <w:r>
         <w:rPr>
-          <w:rFonts w:hint="eastAsia"/>
+          <w:rFonts w:hint="eastAsia" w:eastAsia="黑体"/>
         </w:rPr>
         <w:t xml:space="preserve">两路增益、直流偏置与正交相位。</w:t>
       </w:r>
@@ -2359,7 +2638,7 @@
       </w:pPr>
       <w:r>
         <w:rPr>
-          <w:rFonts w:hint="eastAsia"/>
+          <w:rFonts w:hint="eastAsia" w:eastAsia="黑体"/>
         </w:rPr>
         <w:t xml:space="preserve">星座图非恒包络，功放线性度与峰均比要求高。</w:t>
       </w:r>
@@ -2374,7 +2653,7 @@
       </w:pPr>
       <w:r>
         <w:rPr>
-          <w:rFonts w:hint="eastAsia"/>
+          <w:rFonts w:hint="eastAsia" w:eastAsia="黑体"/>
         </w:rPr>
         <w:t xml:space="preserve">接收端需要精确信道估计与均衡以对抗衰落与相位旋转。</w:t>
       </w:r>
@@ -2389,16 +2668,19 @@
       </w:pPr>
       <w:r>
         <w:rPr>
-          <w:rFonts w:hint="eastAsia"/>
+          <w:rFonts w:hint="eastAsia" w:eastAsia="黑体"/>
         </w:rPr>
         <w:t xml:space="preserve">实际系统中需结合编码（如</w:t>
       </w:r>
       <w:r>
+        <w:rPr>
+          <w:rFonts w:eastAsia="黑体"/>
+        </w:rPr>
         <w:t xml:space="preserve"> </w:t>
       </w:r>
       <w:r>
         <w:rPr>
-          <w:rFonts w:hint="eastAsia"/>
+          <w:rFonts w:hint="eastAsia" w:eastAsia="黑体"/>
         </w:rPr>
         <w:t xml:space="preserve">LDPC/TCM）补偿高阶调制带来的灵敏度损失。</w:t>
       </w:r>
@@ -2411,7 +2693,7 @@
       </w:pPr>
       <w:r>
         <w:rPr>
-          <w:rFonts w:hint="eastAsia"/>
+          <w:rFonts w:hint="eastAsia" w:eastAsia="黑体"/>
         </w:rPr>
         <w:t xml:space="preserve">参考资料</w:t>
       </w:r>
@@ -2425,6 +2707,9 @@
         </w:numPr>
       </w:pPr>
       <w:r>
+        <w:rPr>
+          <w:rFonts w:eastAsia="黑体"/>
+        </w:rPr>
         <w:t xml:space="preserve">Wikipedia: Quadrature amplitude modulation。</w:t>
       </w:r>
     </w:p>
@@ -2438,7 +2723,7 @@
       </w:pPr>
       <w:r>
         <w:rPr>
-          <w:rFonts w:hint="eastAsia"/>
+          <w:rFonts w:hint="eastAsia" w:eastAsia="黑体"/>
         </w:rPr>
         <w:t xml:space="preserve">《通信原理》（樊昌信）。</w:t>
       </w:r>
@@ -2452,20 +2737,26 @@
         </w:numPr>
       </w:pPr>
       <w:r>
+        <w:rPr>
+          <w:rFonts w:eastAsia="黑体"/>
+        </w:rPr>
         <w:t xml:space="preserve">ADI </w:t>
       </w:r>
       <w:r>
         <w:rPr>
-          <w:rFonts w:hint="eastAsia"/>
+          <w:rFonts w:hint="eastAsia" w:eastAsia="黑体"/>
         </w:rPr>
         <w:t xml:space="preserve">AD9361（集成</w:t>
       </w:r>
       <w:r>
+        <w:rPr>
+          <w:rFonts w:eastAsia="黑体"/>
+        </w:rPr>
         <w:t xml:space="preserve"> QAM </w:t>
       </w:r>
       <w:r>
         <w:rPr>
-          <w:rFonts w:hint="eastAsia"/>
+          <w:rFonts w:hint="eastAsia" w:eastAsia="黑体"/>
         </w:rPr>
         <w:t xml:space="preserve">收发）数据手册。</w:t>
       </w:r>
@@ -2479,11 +2770,11 @@
       </w:pPr>
       <w:r>
         <w:rPr>
-          <w:rFonts w:ascii="Times New Roman" w:hAnsi="Times New Roman"/>
+          <w:rFonts w:ascii="Times New Roman" w:hAnsi="Times New Roman" w:eastAsia="黑体"/>
           <w:color w:val="555555"/>
           <w:sz w:val="21"/>
         </w:rPr>
-        <w:t>材料收集者：杜文杰</w:t>
+        <w:t>材料收集者：杜文杰，WX手机：19519196569，QQ:3478827729</w:t>
       </w:r>
     </w:p>
     <w:sectPr>
@@ -2503,7 +2794,7 @@
 </file>
 
 <file path=word/footer1.xml><?xml version="1.0" encoding="utf-8"?>
-<w:ftr xmlns:m="http://schemas.openxmlformats.org/officeDocument/2006/math" xmlns:mc="http://schemas.openxmlformats.org/markup-compatibility/2006" xmlns:mo="http://schemas.microsoft.com/office/mac/office/2008/main" xmlns:mv="urn:schemas-microsoft-com:mac:vml" xmlns:o="urn:schemas-microsoft-com:office:office" xmlns:r="http://schemas.openxmlformats.org/officeDocument/2006/relationships" xmlns:v="urn:schemas-microsoft-com:vml" xmlns:w10="urn:schemas-microsoft-com:office:word" xmlns:w14="http://schemas.microsoft.com/office/word/2010/wordml" xmlns:w="http://schemas.openxmlformats.org/wordprocessingml/2006/main" xmlns:wne="http://schemas.microsoft.com/office/word/2006/wordml" xmlns:wp14="http://schemas.microsoft.com/office/word/2010/wordprocessingDrawing" xmlns:wp="http://schemas.openxmlformats.org/drawingml/2006/wordprocessingDrawing" xmlns:wpc="http://schemas.microsoft.com/office/word/2010/wordprocessingCanvas" xmlns:wpg="http://schemas.microsoft.com/office/word/2010/wordprocessingGroup" xmlns:wpi="http://schemas.microsoft.com/office/word/2010/wordprocessingInk" xmlns:wps="http://schemas.microsoft.com/office/word/2010/wordprocessingShape" mc:Ignorable="w14 wp14">
+<w:ftr xmlns:mc="http://schemas.openxmlformats.org/markup-compatibility/2006" xmlns:w="http://schemas.openxmlformats.org/wordprocessingml/2006/main" xmlns:m="http://schemas.openxmlformats.org/officeDocument/2006/math" xmlns:mo="http://schemas.microsoft.com/office/mac/office/2008/main" xmlns:mv="urn:schemas-microsoft-com:mac:vml" xmlns:o="urn:schemas-microsoft-com:office:office" xmlns:r="http://schemas.openxmlformats.org/officeDocument/2006/relationships" xmlns:v="urn:schemas-microsoft-com:vml" xmlns:w10="urn:schemas-microsoft-com:office:word" xmlns:w14="http://schemas.microsoft.com/office/word/2010/wordml" xmlns:wne="http://schemas.microsoft.com/office/word/2006/wordml" xmlns:wp14="http://schemas.microsoft.com/office/word/2010/wordprocessingDrawing" xmlns:wp="http://schemas.openxmlformats.org/drawingml/2006/wordprocessingDrawing" xmlns:wpc="http://schemas.microsoft.com/office/word/2010/wordprocessingCanvas" xmlns:wpg="http://schemas.microsoft.com/office/word/2010/wordprocessingGroup" xmlns:wpi="http://schemas.microsoft.com/office/word/2010/wordprocessingInk" xmlns:wps="http://schemas.microsoft.com/office/word/2010/wordprocessingShape" mc:Ignorable="w14 wp14">
   <w:p>
     <w:pPr>
       <w:pStyle w:val="Footer"/>
@@ -2511,12 +2802,14 @@
     </w:pPr>
     <w:r>
       <w:rPr>
+        <w:rFonts w:eastAsia="黑体"/>
         <w:sz w:val="18"/>
       </w:rPr>
       <w:t xml:space="preserve">第 </w:t>
     </w:r>
     <w:r>
       <w:rPr>
+        <w:rFonts w:eastAsia="黑体"/>
         <w:sz w:val="18"/>
       </w:rPr>
       <w:fldChar w:fldCharType="begin"/>
@@ -2525,6 +2818,7 @@
     </w:r>
     <w:r>
       <w:rPr>
+        <w:rFonts w:eastAsia="黑体"/>
         <w:sz w:val="18"/>
       </w:rPr>
       <w:t xml:space="preserve"> 页</w:t>
@@ -2538,6 +2832,9 @@
   <w:footnote w:type="continuationSeparator" w:id="0">
     <w:p>
       <w:r>
+        <w:rPr>
+          <w:rFonts w:eastAsia="黑体"/>
+        </w:rPr>
         <w:continuationSeparator/>
       </w:r>
     </w:p>
@@ -2545,6 +2842,9 @@
   <w:footnote w:type="separator" w:id="-1">
     <w:p>
       <w:r>
+        <w:rPr>
+          <w:rFonts w:eastAsia="黑体"/>
+        </w:rPr>
         <w:separator/>
       </w:r>
     </w:p>
@@ -2553,7 +2853,7 @@
 </file>
 
 <file path=word/header1.xml><?xml version="1.0" encoding="utf-8"?>
-<w:hdr xmlns:m="http://schemas.openxmlformats.org/officeDocument/2006/math" xmlns:mc="http://schemas.openxmlformats.org/markup-compatibility/2006" xmlns:mo="http://schemas.microsoft.com/office/mac/office/2008/main" xmlns:mv="urn:schemas-microsoft-com:mac:vml" xmlns:o="urn:schemas-microsoft-com:office:office" xmlns:r="http://schemas.openxmlformats.org/officeDocument/2006/relationships" xmlns:v="urn:schemas-microsoft-com:vml" xmlns:w10="urn:schemas-microsoft-com:office:word" xmlns:w14="http://schemas.microsoft.com/office/word/2010/wordml" xmlns:w="http://schemas.openxmlformats.org/wordprocessingml/2006/main" xmlns:wne="http://schemas.microsoft.com/office/word/2006/wordml" xmlns:wp14="http://schemas.microsoft.com/office/word/2010/wordprocessingDrawing" xmlns:wp="http://schemas.openxmlformats.org/drawingml/2006/wordprocessingDrawing" xmlns:wpc="http://schemas.microsoft.com/office/word/2010/wordprocessingCanvas" xmlns:wpg="http://schemas.microsoft.com/office/word/2010/wordprocessingGroup" xmlns:wpi="http://schemas.microsoft.com/office/word/2010/wordprocessingInk" xmlns:wps="http://schemas.microsoft.com/office/word/2010/wordprocessingShape" mc:Ignorable="w14 wp14">
+<w:hdr xmlns:mc="http://schemas.openxmlformats.org/markup-compatibility/2006" xmlns:w="http://schemas.openxmlformats.org/wordprocessingml/2006/main" xmlns:m="http://schemas.openxmlformats.org/officeDocument/2006/math" xmlns:mo="http://schemas.microsoft.com/office/mac/office/2008/main" xmlns:mv="urn:schemas-microsoft-com:mac:vml" xmlns:o="urn:schemas-microsoft-com:office:office" xmlns:r="http://schemas.openxmlformats.org/officeDocument/2006/relationships" xmlns:v="urn:schemas-microsoft-com:vml" xmlns:w10="urn:schemas-microsoft-com:office:word" xmlns:w14="http://schemas.microsoft.com/office/word/2010/wordml" xmlns:wne="http://schemas.microsoft.com/office/word/2006/wordml" xmlns:wp14="http://schemas.microsoft.com/office/word/2010/wordprocessingDrawing" xmlns:wp="http://schemas.openxmlformats.org/drawingml/2006/wordprocessingDrawing" xmlns:wpc="http://schemas.microsoft.com/office/word/2010/wordprocessingCanvas" xmlns:wpg="http://schemas.microsoft.com/office/word/2010/wordprocessingGroup" xmlns:wpi="http://schemas.microsoft.com/office/word/2010/wordprocessingInk" xmlns:wps="http://schemas.microsoft.com/office/word/2010/wordprocessingShape" mc:Ignorable="w14 wp14">
   <w:p>
     <w:pPr>
       <w:pStyle w:val="Header"/>
@@ -2561,7 +2861,7 @@
     </w:pPr>
     <w:r>
       <w:rPr>
-        <w:rFonts w:ascii="Times New Roman" w:hAnsi="Times New Roman"/>
+        <w:rFonts w:ascii="Times New Roman" w:hAnsi="Times New Roman" w:eastAsia="黑体"/>
         <w:sz w:val="18"/>
         <w:rFonts w:eastAsia="黑体"/>
         <w:rFonts w:eastAsia="黑体"/>
@@ -2573,7 +2873,7 @@
 </file>
 
 <file path=word/numbering.xml><?xml version="1.0" encoding="utf-8"?>
-<w:numbering xmlns:m="http://schemas.openxmlformats.org/officeDocument/2006/math" xmlns:mc="http://schemas.openxmlformats.org/markup-compatibility/2006" xmlns:mo="http://schemas.microsoft.com/office/mac/office/2008/main" xmlns:mv="urn:schemas-microsoft-com:mac:vml" xmlns:o="urn:schemas-microsoft-com:office:office" xmlns:r="http://schemas.openxmlformats.org/officeDocument/2006/relationships" xmlns:v="urn:schemas-microsoft-com:vml" xmlns:w="http://schemas.openxmlformats.org/wordprocessingml/2006/main" xmlns:w10="urn:schemas-microsoft-com:office:word" xmlns:w14="http://schemas.microsoft.com/office/word/2010/wordml" xmlns:wne="http://schemas.microsoft.com/office/word/2006/wordml" xmlns:wp="http://schemas.openxmlformats.org/drawingml/2006/wordprocessingDrawing" xmlns:wp14="http://schemas.microsoft.com/office/word/2010/wordprocessingDrawing" xmlns:wpc="http://schemas.microsoft.com/office/word/2010/wordprocessingCanvas" xmlns:wpg="http://schemas.microsoft.com/office/word/2010/wordprocessingGroup" xmlns:wpi="http://schemas.microsoft.com/office/word/2010/wordprocessingInk" xmlns:wps="http://schemas.microsoft.com/office/word/2010/wordprocessingShape" mc:Ignorable="w14 wp14">
+<w:numbering xmlns:mc="http://schemas.openxmlformats.org/markup-compatibility/2006" xmlns:w="http://schemas.openxmlformats.org/wordprocessingml/2006/main" xmlns:m="http://schemas.openxmlformats.org/officeDocument/2006/math" xmlns:mo="http://schemas.microsoft.com/office/mac/office/2008/main" xmlns:mv="urn:schemas-microsoft-com:mac:vml" xmlns:o="urn:schemas-microsoft-com:office:office" xmlns:r="http://schemas.openxmlformats.org/officeDocument/2006/relationships" xmlns:v="urn:schemas-microsoft-com:vml" xmlns:w10="urn:schemas-microsoft-com:office:word" xmlns:w14="http://schemas.microsoft.com/office/word/2010/wordml" xmlns:wne="http://schemas.microsoft.com/office/word/2006/wordml" xmlns:wp="http://schemas.openxmlformats.org/drawingml/2006/wordprocessingDrawing" xmlns:wp14="http://schemas.microsoft.com/office/word/2010/wordprocessingDrawing" xmlns:wpc="http://schemas.microsoft.com/office/word/2010/wordprocessingCanvas" xmlns:wpg="http://schemas.microsoft.com/office/word/2010/wordprocessingGroup" xmlns:wpi="http://schemas.microsoft.com/office/word/2010/wordprocessingInk" xmlns:wps="http://schemas.microsoft.com/office/word/2010/wordprocessingShape" mc:Ignorable="w14 wp14">
   <w:abstractNum w:abstractNumId="0">
     <w:nsid w:val="FFFFFF7C"/>
     <w:multiLevelType w:val="singleLevel"/>
@@ -2660,7 +2960,7 @@
         <w:ind w:hanging="360" w:left="1440"/>
       </w:pPr>
       <w:rPr>
-        <w:rFonts w:ascii="Symbol" w:hAnsi="Symbol" w:hint="default"/>
+        <w:rFonts w:ascii="Symbol" w:hAnsi="Symbol" w:hint="default" w:eastAsia="黑体"/>
       </w:rPr>
     </w:lvl>
   </w:abstractNum>
@@ -2681,7 +2981,7 @@
         <w:ind w:hanging="360" w:left="1080"/>
       </w:pPr>
       <w:rPr>
-        <w:rFonts w:ascii="Symbol" w:hAnsi="Symbol" w:hint="default"/>
+        <w:rFonts w:ascii="Symbol" w:hAnsi="Symbol" w:hint="default" w:eastAsia="黑体"/>
       </w:rPr>
     </w:lvl>
   </w:abstractNum>
@@ -2702,7 +3002,7 @@
         <w:ind w:hanging="360" w:left="720"/>
       </w:pPr>
       <w:rPr>
-        <w:rFonts w:ascii="Symbol" w:hAnsi="Symbol" w:hint="default"/>
+        <w:rFonts w:ascii="Symbol" w:hAnsi="Symbol" w:hint="default" w:eastAsia="黑体"/>
       </w:rPr>
     </w:lvl>
   </w:abstractNum>
@@ -2741,7 +3041,7 @@
         <w:ind w:hanging="360" w:left="360"/>
       </w:pPr>
       <w:rPr>
-        <w:rFonts w:ascii="Symbol" w:hAnsi="Symbol" w:hint="default"/>
+        <w:rFonts w:ascii="Symbol" w:hAnsi="Symbol" w:hint="default" w:eastAsia="黑体"/>
       </w:rPr>
     </w:lvl>
   </w:abstractNum>
@@ -2832,7 +3132,7 @@
         <w:ind w:left="720" w:hanging="360"/>
       </w:pPr>
       <w:rPr>
-        <w:rFonts w:ascii="Symbol" w:hAnsi="Symbol" w:cs="Symbol" w:hint="default"/>
+        <w:rFonts w:ascii="Symbol" w:hAnsi="Symbol" w:cs="Symbol" w:hint="default" w:eastAsia="黑体"/>
       </w:rPr>
     </w:lvl>
     <w:lvl w:ilvl="1">
@@ -2843,7 +3143,7 @@
         <w:ind w:left="1440" w:hanging="360"/>
       </w:pPr>
       <w:rPr>
-        <w:rFonts w:ascii="Courier New" w:hAnsi="Courier New" w:cs="Courier New" w:hint="default"/>
+        <w:rFonts w:ascii="Courier New" w:hAnsi="Courier New" w:cs="Courier New" w:hint="default" w:eastAsia="黑体"/>
       </w:rPr>
     </w:lvl>
     <w:lvl w:ilvl="2">
@@ -2854,7 +3154,7 @@
         <w:ind w:left="2160" w:hanging="360"/>
       </w:pPr>
       <w:rPr>
-        <w:rFonts w:ascii="Wingdings" w:hAnsi="Wingdings" w:cs="Wingdings" w:hint="default"/>
+        <w:rFonts w:ascii="Wingdings" w:hAnsi="Wingdings" w:cs="Wingdings" w:hint="default" w:eastAsia="黑体"/>
       </w:rPr>
     </w:lvl>
     <w:lvl w:ilvl="3">
@@ -2865,7 +3165,7 @@
         <w:ind w:left="2880" w:hanging="360"/>
       </w:pPr>
       <w:rPr>
-        <w:rFonts w:ascii="Symbol" w:hAnsi="Symbol" w:cs="Symbol" w:hint="default"/>
+        <w:rFonts w:ascii="Symbol" w:hAnsi="Symbol" w:cs="Symbol" w:hint="default" w:eastAsia="黑体"/>
       </w:rPr>
     </w:lvl>
     <w:lvl w:ilvl="4">
@@ -2876,7 +3176,7 @@
         <w:ind w:left="3600" w:hanging="360"/>
       </w:pPr>
       <w:rPr>
-        <w:rFonts w:ascii="Courier New" w:hAnsi="Courier New" w:cs="Courier New" w:hint="default"/>
+        <w:rFonts w:ascii="Courier New" w:hAnsi="Courier New" w:cs="Courier New" w:hint="default" w:eastAsia="黑体"/>
       </w:rPr>
     </w:lvl>
     <w:lvl w:ilvl="5">
@@ -2887,7 +3187,7 @@
         <w:ind w:left="4320" w:hanging="360"/>
       </w:pPr>
       <w:rPr>
-        <w:rFonts w:ascii="Wingdings" w:hAnsi="Wingdings" w:cs="Wingdings" w:hint="default"/>
+        <w:rFonts w:ascii="Wingdings" w:hAnsi="Wingdings" w:cs="Wingdings" w:hint="default" w:eastAsia="黑体"/>
       </w:rPr>
     </w:lvl>
     <w:lvl w:ilvl="6">
@@ -2898,7 +3198,7 @@
         <w:ind w:left="5040" w:hanging="360"/>
       </w:pPr>
       <w:rPr>
-        <w:rFonts w:ascii="Symbol" w:hAnsi="Symbol" w:cs="Symbol" w:hint="default"/>
+        <w:rFonts w:ascii="Symbol" w:hAnsi="Symbol" w:cs="Symbol" w:hint="default" w:eastAsia="黑体"/>
       </w:rPr>
     </w:lvl>
     <w:lvl w:ilvl="7">
@@ -2909,7 +3209,7 @@
         <w:ind w:left="5760" w:hanging="360"/>
       </w:pPr>
       <w:rPr>
-        <w:rFonts w:ascii="Courier New" w:hAnsi="Courier New" w:cs="Courier New" w:hint="default"/>
+        <w:rFonts w:ascii="Courier New" w:hAnsi="Courier New" w:cs="Courier New" w:hint="default" w:eastAsia="黑体"/>
       </w:rPr>
     </w:lvl>
     <w:lvl w:ilvl="8">
@@ -2920,7 +3220,7 @@
         <w:ind w:left="6480" w:hanging="360"/>
       </w:pPr>
       <w:rPr>
-        <w:rFonts w:ascii="Wingdings" w:hAnsi="Wingdings" w:cs="Wingdings" w:hint="default"/>
+        <w:rFonts w:ascii="Wingdings" w:hAnsi="Wingdings" w:cs="Wingdings" w:hint="default" w:eastAsia="黑体"/>
       </w:rPr>
     </w:lvl>
   </w:abstractNum>
@@ -2976,11 +3276,11 @@
 </file>
 
 <file path=word/styles.xml><?xml version="1.0" encoding="utf-8"?>
-<w:styles xmlns:mc="http://schemas.openxmlformats.org/markup-compatibility/2006" xmlns:r="http://schemas.openxmlformats.org/officeDocument/2006/relationships" xmlns:w="http://schemas.openxmlformats.org/wordprocessingml/2006/main" xmlns:w14="http://schemas.microsoft.com/office/word/2010/wordml" mc:Ignorable="w14">
+<w:styles xmlns:mc="http://schemas.openxmlformats.org/markup-compatibility/2006" xmlns:w="http://schemas.openxmlformats.org/wordprocessingml/2006/main" xmlns:r="http://schemas.openxmlformats.org/officeDocument/2006/relationships" xmlns:w14="http://schemas.microsoft.com/office/word/2010/wordml" mc:Ignorable="w14">
   <w:docDefaults>
     <w:rPrDefault>
       <w:rPr>
-        <w:rFonts w:asciiTheme="minorHAnsi" w:cstheme="minorBidi" w:eastAsiaTheme="minorEastAsia" w:hAnsiTheme="minorHAnsi"/>
+        <w:rFonts w:asciiTheme="minorHAnsi" w:cstheme="minorBidi" w:hAnsiTheme="minorHAnsi" w:eastAsia="黑体"/>
         <w:sz w:val="22"/>
         <w:szCs w:val="22"/>
         <w:lang w:bidi="ar-SA" w:eastAsia="en-US" w:val="en-US"/>
@@ -3202,7 +3502,7 @@
       <w:outlineLvl w:val="0"/>
     </w:pPr>
     <w:rPr>
-      <w:rFonts w:ascii="Times New Roman" w:asciiTheme="majorHAnsi" w:cstheme="majorBidi" w:eastAsia="黑体" w:eastAsiaTheme="majorEastAsia" w:hAnsi="Times New Roman" w:hAnsiTheme="majorHAnsi"/>
+      <w:rFonts w:ascii="Times New Roman" w:asciiTheme="majorHAnsi" w:cstheme="majorBidi" w:eastAsia="黑体" w:hAnsi="Times New Roman" w:hAnsiTheme="majorHAnsi"/>
       <w:b/>
       <w:bCs/>
       <w:color w:val="1F3864"/>
@@ -3226,7 +3526,7 @@
       <w:outlineLvl w:val="1"/>
     </w:pPr>
     <w:rPr>
-      <w:rFonts w:ascii="Times New Roman" w:asciiTheme="majorHAnsi" w:cstheme="majorBidi" w:eastAsia="黑体" w:eastAsiaTheme="majorEastAsia" w:hAnsi="Times New Roman" w:hAnsiTheme="majorHAnsi"/>
+      <w:rFonts w:ascii="Times New Roman" w:asciiTheme="majorHAnsi" w:cstheme="majorBidi" w:eastAsia="黑体" w:hAnsi="Times New Roman" w:hAnsiTheme="majorHAnsi"/>
       <w:b/>
       <w:bCs/>
       <w:color w:val="2E4E7E"/>
@@ -3250,7 +3550,7 @@
       <w:outlineLvl w:val="2"/>
     </w:pPr>
     <w:rPr>
-      <w:rFonts w:ascii="Times New Roman" w:asciiTheme="majorHAnsi" w:cstheme="majorBidi" w:eastAsia="黑体" w:eastAsiaTheme="majorEastAsia" w:hAnsi="Times New Roman" w:hAnsiTheme="majorHAnsi"/>
+      <w:rFonts w:ascii="Times New Roman" w:asciiTheme="majorHAnsi" w:cstheme="majorBidi" w:eastAsia="黑体" w:hAnsi="Times New Roman" w:hAnsiTheme="majorHAnsi"/>
       <w:b/>
       <w:bCs/>
       <w:color w:val="2E4E7E"/>
@@ -3274,7 +3574,7 @@
       <w:outlineLvl w:val="3"/>
     </w:pPr>
     <w:rPr>
-      <w:rFonts w:ascii="Times New Roman" w:asciiTheme="majorHAnsi" w:cstheme="majorBidi" w:eastAsia="黑体" w:eastAsiaTheme="majorEastAsia" w:hAnsi="Times New Roman" w:hAnsiTheme="majorHAnsi"/>
+      <w:rFonts w:ascii="Times New Roman" w:asciiTheme="majorHAnsi" w:cstheme="majorBidi" w:eastAsia="黑体" w:hAnsi="Times New Roman" w:hAnsiTheme="majorHAnsi"/>
       <w:b/>
       <w:bCs/>
       <w:i/>
@@ -3300,7 +3600,7 @@
       <w:outlineLvl w:val="4"/>
     </w:pPr>
     <w:rPr>
-      <w:rFonts w:ascii="Times New Roman" w:asciiTheme="majorHAnsi" w:cstheme="majorBidi" w:eastAsia="黑体" w:eastAsiaTheme="majorEastAsia" w:hAnsi="Times New Roman" w:hAnsiTheme="majorHAnsi"/>
+      <w:rFonts w:ascii="Times New Roman" w:asciiTheme="majorHAnsi" w:cstheme="majorBidi" w:eastAsia="黑体" w:hAnsi="Times New Roman" w:hAnsiTheme="majorHAnsi"/>
       <w:b/>
       <w:color w:val="333333"/>
       <w:sz w:val="22"/>
@@ -3323,7 +3623,7 @@
       <w:outlineLvl w:val="5"/>
     </w:pPr>
     <w:rPr>
-      <w:rFonts w:asciiTheme="majorHAnsi" w:cstheme="majorBidi" w:eastAsiaTheme="majorEastAsia" w:hAnsiTheme="majorHAnsi"/>
+      <w:rFonts w:asciiTheme="majorHAnsi" w:cstheme="majorBidi" w:hAnsiTheme="majorHAnsi" w:eastAsia="黑体"/>
       <w:i/>
       <w:iCs/>
       <w:color w:themeColor="accent1" w:themeShade="7F" w:val="243F60"/>
@@ -3346,7 +3646,7 @@
       <w:outlineLvl w:val="6"/>
     </w:pPr>
     <w:rPr>
-      <w:rFonts w:asciiTheme="majorHAnsi" w:cstheme="majorBidi" w:eastAsiaTheme="majorEastAsia" w:hAnsiTheme="majorHAnsi"/>
+      <w:rFonts w:asciiTheme="majorHAnsi" w:cstheme="majorBidi" w:hAnsiTheme="majorHAnsi" w:eastAsia="黑体"/>
       <w:i/>
       <w:iCs/>
       <w:color w:themeColor="text1" w:themeTint="BF" w:val="404040"/>
@@ -3369,7 +3669,7 @@
       <w:outlineLvl w:val="7"/>
     </w:pPr>
     <w:rPr>
-      <w:rFonts w:asciiTheme="majorHAnsi" w:cstheme="majorBidi" w:eastAsiaTheme="majorEastAsia" w:hAnsiTheme="majorHAnsi"/>
+      <w:rFonts w:asciiTheme="majorHAnsi" w:cstheme="majorBidi" w:hAnsiTheme="majorHAnsi" w:eastAsia="黑体"/>
       <w:color w:themeColor="accent1" w:val="4F81BD"/>
       <w:sz w:val="20"/>
       <w:szCs w:val="20"/>
@@ -3392,7 +3692,7 @@
       <w:outlineLvl w:val="8"/>
     </w:pPr>
     <w:rPr>
-      <w:rFonts w:asciiTheme="majorHAnsi" w:cstheme="majorBidi" w:eastAsiaTheme="majorEastAsia" w:hAnsiTheme="majorHAnsi"/>
+      <w:rFonts w:asciiTheme="majorHAnsi" w:cstheme="majorBidi" w:hAnsiTheme="majorHAnsi" w:eastAsia="黑体"/>
       <w:i/>
       <w:iCs/>
       <w:color w:themeColor="text1" w:themeTint="BF" w:val="404040"/>
@@ -3443,7 +3743,7 @@
     <w:uiPriority w:val="9"/>
     <w:rsid w:val="00FC693F"/>
     <w:rPr>
-      <w:rFonts w:asciiTheme="majorHAnsi" w:cstheme="majorBidi" w:eastAsiaTheme="majorEastAsia" w:hAnsiTheme="majorHAnsi"/>
+      <w:rFonts w:asciiTheme="majorHAnsi" w:cstheme="majorBidi" w:hAnsiTheme="majorHAnsi" w:eastAsia="黑体"/>
       <w:b/>
       <w:bCs/>
       <w:color w:themeColor="accent1" w:themeShade="BF" w:val="365F91"/>
@@ -3458,7 +3758,7 @@
     <w:uiPriority w:val="9"/>
     <w:rsid w:val="00FC693F"/>
     <w:rPr>
-      <w:rFonts w:asciiTheme="majorHAnsi" w:cstheme="majorBidi" w:eastAsiaTheme="majorEastAsia" w:hAnsiTheme="majorHAnsi"/>
+      <w:rFonts w:asciiTheme="majorHAnsi" w:cstheme="majorBidi" w:hAnsiTheme="majorHAnsi" w:eastAsia="黑体"/>
       <w:b/>
       <w:bCs/>
       <w:color w:themeColor="accent1" w:val="4F81BD"/>
@@ -3473,7 +3773,7 @@
     <w:uiPriority w:val="9"/>
     <w:rsid w:val="00FC693F"/>
     <w:rPr>
-      <w:rFonts w:asciiTheme="majorHAnsi" w:cstheme="majorBidi" w:eastAsiaTheme="majorEastAsia" w:hAnsiTheme="majorHAnsi"/>
+      <w:rFonts w:asciiTheme="majorHAnsi" w:cstheme="majorBidi" w:hAnsiTheme="majorHAnsi" w:eastAsia="黑体"/>
       <w:b/>
       <w:bCs/>
       <w:color w:themeColor="accent1" w:val="4F81BD"/>
@@ -3496,7 +3796,7 @@
       <w:contextualSpacing/>
     </w:pPr>
     <w:rPr>
-      <w:rFonts w:ascii="Times New Roman" w:asciiTheme="majorHAnsi" w:cstheme="majorBidi" w:eastAsia="黑体" w:eastAsiaTheme="majorEastAsia" w:hAnsi="Times New Roman" w:hAnsiTheme="majorHAnsi"/>
+      <w:rFonts w:ascii="Times New Roman" w:asciiTheme="majorHAnsi" w:cstheme="majorBidi" w:eastAsia="黑体" w:hAnsi="Times New Roman" w:hAnsiTheme="majorHAnsi"/>
       <w:b/>
       <w:color w:val="1F3864"/>
       <w:spacing w:val="5"/>
@@ -3512,7 +3812,7 @@
     <w:uiPriority w:val="10"/>
     <w:rsid w:val="00FC693F"/>
     <w:rPr>
-      <w:rFonts w:asciiTheme="majorHAnsi" w:cstheme="majorBidi" w:eastAsiaTheme="majorEastAsia" w:hAnsiTheme="majorHAnsi"/>
+      <w:rFonts w:asciiTheme="majorHAnsi" w:cstheme="majorBidi" w:hAnsiTheme="majorHAnsi" w:eastAsia="黑体"/>
       <w:color w:themeColor="text2" w:themeShade="BF" w:val="17365D"/>
       <w:spacing w:val="5"/>
       <w:kern w:val="28"/>
@@ -3534,7 +3834,7 @@
       </w:numPr>
     </w:pPr>
     <w:rPr>
-      <w:rFonts w:asciiTheme="majorHAnsi" w:cstheme="majorBidi" w:eastAsiaTheme="majorEastAsia" w:hAnsiTheme="majorHAnsi"/>
+      <w:rFonts w:asciiTheme="majorHAnsi" w:cstheme="majorBidi" w:hAnsiTheme="majorHAnsi" w:eastAsia="黑体"/>
       <w:i/>
       <w:iCs/>
       <w:color w:themeColor="accent1" w:val="4F81BD"/>
@@ -3550,7 +3850,7 @@
     <w:uiPriority w:val="11"/>
     <w:rsid w:val="00FC693F"/>
     <w:rPr>
-      <w:rFonts w:asciiTheme="majorHAnsi" w:cstheme="majorBidi" w:eastAsiaTheme="majorEastAsia" w:hAnsiTheme="majorHAnsi"/>
+      <w:rFonts w:asciiTheme="majorHAnsi" w:cstheme="majorBidi" w:hAnsiTheme="majorHAnsi" w:eastAsia="黑体"/>
       <w:i/>
       <w:iCs/>
       <w:color w:themeColor="accent1" w:val="4F81BD"/>
@@ -3617,6 +3917,7 @@
       <w:spacing w:after="120"/>
     </w:pPr>
     <w:rPr>
+      <w:rFonts w:eastAsia="黑体"/>
       <w:sz w:val="16"/>
       <w:szCs w:val="16"/>
     </w:rPr>
@@ -3628,6 +3929,7 @@
     <w:uiPriority w:val="99"/>
     <w:rsid w:val="00AA1D8D"/>
     <w:rPr>
+      <w:rFonts w:eastAsia="黑体"/>
       <w:sz w:val="16"/>
       <w:szCs w:val="16"/>
     </w:rPr>
@@ -3797,7 +4099,7 @@
       </w:tabs>
     </w:pPr>
     <w:rPr>
-      <w:rFonts w:ascii="Courier" w:hAnsi="Courier"/>
+      <w:rFonts w:ascii="Courier" w:hAnsi="Courier" w:eastAsia="黑体"/>
       <w:sz w:val="20"/>
       <w:szCs w:val="20"/>
     </w:rPr>
@@ -3809,7 +4111,7 @@
     <w:uiPriority w:val="99"/>
     <w:rsid w:val="0029639D"/>
     <w:rPr>
-      <w:rFonts w:ascii="Courier" w:hAnsi="Courier"/>
+      <w:rFonts w:ascii="Courier" w:hAnsi="Courier" w:eastAsia="黑体"/>
       <w:sz w:val="20"/>
       <w:szCs w:val="20"/>
     </w:rPr>
@@ -3845,6 +4147,7 @@
     <w:uiPriority w:val="29"/>
     <w:rsid w:val="00FC693F"/>
     <w:rPr>
+      <w:rFonts w:eastAsia="黑体"/>
       <w:i/>
       <w:iCs/>
       <w:color w:themeColor="text1" w:val="000000"/>
@@ -3858,7 +4161,7 @@
     <w:semiHidden/>
     <w:rsid w:val="00FC693F"/>
     <w:rPr>
-      <w:rFonts w:asciiTheme="majorHAnsi" w:cstheme="majorBidi" w:eastAsiaTheme="majorEastAsia" w:hAnsiTheme="majorHAnsi"/>
+      <w:rFonts w:asciiTheme="majorHAnsi" w:cstheme="majorBidi" w:hAnsiTheme="majorHAnsi" w:eastAsia="黑体"/>
       <w:b/>
       <w:bCs/>
       <w:i/>
@@ -3874,7 +4177,7 @@
     <w:semiHidden/>
     <w:rsid w:val="00FC693F"/>
     <w:rPr>
-      <w:rFonts w:asciiTheme="majorHAnsi" w:cstheme="majorBidi" w:eastAsiaTheme="majorEastAsia" w:hAnsiTheme="majorHAnsi"/>
+      <w:rFonts w:asciiTheme="majorHAnsi" w:cstheme="majorBidi" w:hAnsiTheme="majorHAnsi" w:eastAsia="黑体"/>
       <w:color w:themeColor="accent1" w:themeShade="7F" w:val="243F60"/>
     </w:rPr>
   </w:style>
@@ -3886,7 +4189,7 @@
     <w:semiHidden/>
     <w:rsid w:val="00FC693F"/>
     <w:rPr>
-      <w:rFonts w:asciiTheme="majorHAnsi" w:cstheme="majorBidi" w:eastAsiaTheme="majorEastAsia" w:hAnsiTheme="majorHAnsi"/>
+      <w:rFonts w:asciiTheme="majorHAnsi" w:cstheme="majorBidi" w:hAnsiTheme="majorHAnsi" w:eastAsia="黑体"/>
       <w:i/>
       <w:iCs/>
       <w:color w:themeColor="accent1" w:themeShade="7F" w:val="243F60"/>
@@ -3900,7 +4203,7 @@
     <w:semiHidden/>
     <w:rsid w:val="00FC693F"/>
     <w:rPr>
-      <w:rFonts w:asciiTheme="majorHAnsi" w:cstheme="majorBidi" w:eastAsiaTheme="majorEastAsia" w:hAnsiTheme="majorHAnsi"/>
+      <w:rFonts w:asciiTheme="majorHAnsi" w:cstheme="majorBidi" w:hAnsiTheme="majorHAnsi" w:eastAsia="黑体"/>
       <w:i/>
       <w:iCs/>
       <w:color w:themeColor="text1" w:themeTint="BF" w:val="404040"/>
@@ -3914,7 +4217,7 @@
     <w:semiHidden/>
     <w:rsid w:val="00FC693F"/>
     <w:rPr>
-      <w:rFonts w:asciiTheme="majorHAnsi" w:cstheme="majorBidi" w:eastAsiaTheme="majorEastAsia" w:hAnsiTheme="majorHAnsi"/>
+      <w:rFonts w:asciiTheme="majorHAnsi" w:cstheme="majorBidi" w:hAnsiTheme="majorHAnsi" w:eastAsia="黑体"/>
       <w:color w:themeColor="accent1" w:val="4F81BD"/>
       <w:sz w:val="20"/>
       <w:szCs w:val="20"/>
@@ -3928,7 +4231,7 @@
     <w:semiHidden/>
     <w:rsid w:val="00FC693F"/>
     <w:rPr>
-      <w:rFonts w:asciiTheme="majorHAnsi" w:cstheme="majorBidi" w:eastAsiaTheme="majorEastAsia" w:hAnsiTheme="majorHAnsi"/>
+      <w:rFonts w:asciiTheme="majorHAnsi" w:cstheme="majorBidi" w:hAnsiTheme="majorHAnsi" w:eastAsia="黑体"/>
       <w:i/>
       <w:iCs/>
       <w:color w:themeColor="text1" w:themeTint="BF" w:val="404040"/>
@@ -3949,6 +4252,7 @@
       <w:spacing w:line="240" w:lineRule="auto"/>
     </w:pPr>
     <w:rPr>
+      <w:rFonts w:eastAsia="黑体"/>
       <w:b/>
       <w:bCs/>
       <w:color w:themeColor="accent1" w:val="4F81BD"/>
@@ -3963,6 +4267,7 @@
     <w:qFormat/>
     <w:rsid w:val="00FC693F"/>
     <w:rPr>
+      <w:rFonts w:eastAsia="黑体"/>
       <w:b/>
       <w:bCs/>
     </w:rPr>
@@ -3974,6 +4279,7 @@
     <w:qFormat/>
     <w:rsid w:val="00FC693F"/>
     <w:rPr>
+      <w:rFonts w:eastAsia="黑体"/>
       <w:i/>
       <w:iCs/>
     </w:rPr>
@@ -3994,6 +4300,7 @@
       <w:ind w:left="936" w:right="936"/>
     </w:pPr>
     <w:rPr>
+      <w:rFonts w:eastAsia="黑体"/>
       <w:b/>
       <w:bCs/>
       <w:i/>
@@ -4008,6 +4315,7 @@
     <w:uiPriority w:val="30"/>
     <w:rsid w:val="00FC693F"/>
     <w:rPr>
+      <w:rFonts w:eastAsia="黑体"/>
       <w:b/>
       <w:bCs/>
       <w:i/>
@@ -4022,6 +4330,7 @@
     <w:qFormat/>
     <w:rsid w:val="00FC693F"/>
     <w:rPr>
+      <w:rFonts w:eastAsia="黑体"/>
       <w:i/>
       <w:iCs/>
       <w:color w:themeColor="text1" w:themeTint="7F" w:val="808080"/>
@@ -4034,6 +4343,7 @@
     <w:qFormat/>
     <w:rsid w:val="00FC693F"/>
     <w:rPr>
+      <w:rFonts w:eastAsia="黑体"/>
       <w:b/>
       <w:bCs/>
       <w:i/>
@@ -4048,6 +4358,7 @@
     <w:qFormat/>
     <w:rsid w:val="00FC693F"/>
     <w:rPr>
+      <w:rFonts w:eastAsia="黑体"/>
       <w:smallCaps/>
       <w:color w:themeColor="accent2" w:val="C0504D"/>
       <w:u w:val="single"/>
@@ -4060,6 +4371,7 @@
     <w:qFormat/>
     <w:rsid w:val="00FC693F"/>
     <w:rPr>
+      <w:rFonts w:eastAsia="黑体"/>
       <w:b/>
       <w:bCs/>
       <w:smallCaps/>
@@ -4075,6 +4387,7 @@
     <w:qFormat/>
     <w:rsid w:val="00FC693F"/>
     <w:rPr>
+      <w:rFonts w:eastAsia="黑体"/>
       <w:b/>
       <w:bCs/>
       <w:smallCaps/>
@@ -4129,6 +4442,7 @@
       <w:spacing w:after="0" w:line="240" w:lineRule="auto"/>
     </w:pPr>
     <w:rPr>
+      <w:rFonts w:eastAsia="黑体"/>
       <w:color w:themeColor="text1" w:themeShade="BF" w:val="000000"/>
     </w:rPr>
     <w:tblPr>
@@ -4151,6 +4465,7 @@
         <w:spacing w:after="0" w:before="0" w:line="240" w:lineRule="auto"/>
       </w:pPr>
       <w:rPr>
+        <w:rFonts w:eastAsia="黑体"/>
         <w:b/>
         <w:bCs/>
       </w:rPr>
@@ -4171,6 +4486,7 @@
         <w:spacing w:after="0" w:before="0" w:line="240" w:lineRule="auto"/>
       </w:pPr>
       <w:rPr>
+        <w:rFonts w:eastAsia="黑体"/>
         <w:b/>
         <w:bCs/>
       </w:rPr>
@@ -4188,12 +4504,14 @@
     </w:tblStylePr>
     <w:tblStylePr w:type="firstCol">
       <w:rPr>
+        <w:rFonts w:eastAsia="黑体"/>
         <w:b/>
         <w:bCs/>
       </w:rPr>
     </w:tblStylePr>
     <w:tblStylePr w:type="lastCol">
       <w:rPr>
+        <w:rFonts w:eastAsia="黑体"/>
         <w:b/>
         <w:bCs/>
       </w:rPr>
@@ -4232,6 +4550,7 @@
       <w:spacing w:after="0" w:line="240" w:lineRule="auto"/>
     </w:pPr>
     <w:rPr>
+      <w:rFonts w:eastAsia="黑体"/>
       <w:color w:themeColor="accent1" w:themeShade="BF" w:val="365F91"/>
     </w:rPr>
     <w:tblPr>
@@ -4254,6 +4573,7 @@
         <w:spacing w:after="0" w:before="0" w:line="240" w:lineRule="auto"/>
       </w:pPr>
       <w:rPr>
+        <w:rFonts w:eastAsia="黑体"/>
         <w:b/>
         <w:bCs/>
       </w:rPr>
@@ -4274,6 +4594,7 @@
         <w:spacing w:after="0" w:before="0" w:line="240" w:lineRule="auto"/>
       </w:pPr>
       <w:rPr>
+        <w:rFonts w:eastAsia="黑体"/>
         <w:b/>
         <w:bCs/>
       </w:rPr>
@@ -4291,12 +4612,14 @@
     </w:tblStylePr>
     <w:tblStylePr w:type="firstCol">
       <w:rPr>
+        <w:rFonts w:eastAsia="黑体"/>
         <w:b/>
         <w:bCs/>
       </w:rPr>
     </w:tblStylePr>
     <w:tblStylePr w:type="lastCol">
       <w:rPr>
+        <w:rFonts w:eastAsia="黑体"/>
         <w:b/>
         <w:bCs/>
       </w:rPr>
@@ -4335,6 +4658,7 @@
       <w:spacing w:after="0" w:line="240" w:lineRule="auto"/>
     </w:pPr>
     <w:rPr>
+      <w:rFonts w:eastAsia="黑体"/>
       <w:color w:themeColor="accent2" w:themeShade="BF" w:val="943634"/>
     </w:rPr>
     <w:tblPr>
@@ -4357,6 +4681,7 @@
         <w:spacing w:after="0" w:before="0" w:line="240" w:lineRule="auto"/>
       </w:pPr>
       <w:rPr>
+        <w:rFonts w:eastAsia="黑体"/>
         <w:b/>
         <w:bCs/>
       </w:rPr>
@@ -4377,6 +4702,7 @@
         <w:spacing w:after="0" w:before="0" w:line="240" w:lineRule="auto"/>
       </w:pPr>
       <w:rPr>
+        <w:rFonts w:eastAsia="黑体"/>
         <w:b/>
         <w:bCs/>
       </w:rPr>
@@ -4394,12 +4720,14 @@
     </w:tblStylePr>
     <w:tblStylePr w:type="firstCol">
       <w:rPr>
+        <w:rFonts w:eastAsia="黑体"/>
         <w:b/>
         <w:bCs/>
       </w:rPr>
     </w:tblStylePr>
     <w:tblStylePr w:type="lastCol">
       <w:rPr>
+        <w:rFonts w:eastAsia="黑体"/>
         <w:b/>
         <w:bCs/>
       </w:rPr>
@@ -4438,6 +4766,7 @@
       <w:spacing w:after="0" w:line="240" w:lineRule="auto"/>
     </w:pPr>
     <w:rPr>
+      <w:rFonts w:eastAsia="黑体"/>
       <w:color w:themeColor="accent3" w:themeShade="BF" w:val="76923C"/>
     </w:rPr>
     <w:tblPr>
@@ -4460,6 +4789,7 @@
         <w:spacing w:after="0" w:before="0" w:line="240" w:lineRule="auto"/>
       </w:pPr>
       <w:rPr>
+        <w:rFonts w:eastAsia="黑体"/>
         <w:b/>
         <w:bCs/>
       </w:rPr>
@@ -4480,6 +4810,7 @@
         <w:spacing w:after="0" w:before="0" w:line="240" w:lineRule="auto"/>
       </w:pPr>
       <w:rPr>
+        <w:rFonts w:eastAsia="黑体"/>
         <w:b/>
         <w:bCs/>
       </w:rPr>
@@ -4497,12 +4828,14 @@
     </w:tblStylePr>
     <w:tblStylePr w:type="firstCol">
       <w:rPr>
+        <w:rFonts w:eastAsia="黑体"/>
         <w:b/>
         <w:bCs/>
       </w:rPr>
     </w:tblStylePr>
     <w:tblStylePr w:type="lastCol">
       <w:rPr>
+        <w:rFonts w:eastAsia="黑体"/>
         <w:b/>
         <w:bCs/>
       </w:rPr>
@@ -4541,6 +4874,7 @@
       <w:spacing w:after="0" w:line="240" w:lineRule="auto"/>
     </w:pPr>
     <w:rPr>
+      <w:rFonts w:eastAsia="黑体"/>
       <w:color w:themeColor="accent4" w:themeShade="BF" w:val="5F497A"/>
     </w:rPr>
     <w:tblPr>
@@ -4563,6 +4897,7 @@
         <w:spacing w:after="0" w:before="0" w:line="240" w:lineRule="auto"/>
       </w:pPr>
       <w:rPr>
+        <w:rFonts w:eastAsia="黑体"/>
         <w:b/>
         <w:bCs/>
       </w:rPr>
@@ -4583,6 +4918,7 @@
         <w:spacing w:after="0" w:before="0" w:line="240" w:lineRule="auto"/>
       </w:pPr>
       <w:rPr>
+        <w:rFonts w:eastAsia="黑体"/>
         <w:b/>
         <w:bCs/>
       </w:rPr>
@@ -4600,12 +4936,14 @@
     </w:tblStylePr>
     <w:tblStylePr w:type="firstCol">
       <w:rPr>
+        <w:rFonts w:eastAsia="黑体"/>
         <w:b/>
         <w:bCs/>
       </w:rPr>
     </w:tblStylePr>
     <w:tblStylePr w:type="lastCol">
       <w:rPr>
+        <w:rFonts w:eastAsia="黑体"/>
         <w:b/>
         <w:bCs/>
       </w:rPr>
@@ -4644,6 +4982,7 @@
       <w:spacing w:after="0" w:line="240" w:lineRule="auto"/>
     </w:pPr>
     <w:rPr>
+      <w:rFonts w:eastAsia="黑体"/>
       <w:color w:themeColor="accent5" w:themeShade="BF" w:val="31849B"/>
     </w:rPr>
     <w:tblPr>
@@ -4666,6 +5005,7 @@
         <w:spacing w:after="0" w:before="0" w:line="240" w:lineRule="auto"/>
       </w:pPr>
       <w:rPr>
+        <w:rFonts w:eastAsia="黑体"/>
         <w:b/>
         <w:bCs/>
       </w:rPr>
@@ -4686,6 +5026,7 @@
         <w:spacing w:after="0" w:before="0" w:line="240" w:lineRule="auto"/>
       </w:pPr>
       <w:rPr>
+        <w:rFonts w:eastAsia="黑体"/>
         <w:b/>
         <w:bCs/>
       </w:rPr>
@@ -4703,12 +5044,14 @@
     </w:tblStylePr>
     <w:tblStylePr w:type="firstCol">
       <w:rPr>
+        <w:rFonts w:eastAsia="黑体"/>
         <w:b/>
         <w:bCs/>
       </w:rPr>
     </w:tblStylePr>
     <w:tblStylePr w:type="lastCol">
       <w:rPr>
+        <w:rFonts w:eastAsia="黑体"/>
         <w:b/>
         <w:bCs/>
       </w:rPr>
@@ -4747,6 +5090,7 @@
       <w:spacing w:after="0" w:line="240" w:lineRule="auto"/>
     </w:pPr>
     <w:rPr>
+      <w:rFonts w:eastAsia="黑体"/>
       <w:color w:themeColor="accent6" w:themeShade="BF" w:val="E36C0A"/>
     </w:rPr>
     <w:tblPr>
@@ -4769,6 +5113,7 @@
         <w:spacing w:after="0" w:before="0" w:line="240" w:lineRule="auto"/>
       </w:pPr>
       <w:rPr>
+        <w:rFonts w:eastAsia="黑体"/>
         <w:b/>
         <w:bCs/>
       </w:rPr>
@@ -4789,6 +5134,7 @@
         <w:spacing w:after="0" w:before="0" w:line="240" w:lineRule="auto"/>
       </w:pPr>
       <w:rPr>
+        <w:rFonts w:eastAsia="黑体"/>
         <w:b/>
         <w:bCs/>
       </w:rPr>
@@ -4806,12 +5152,14 @@
     </w:tblStylePr>
     <w:tblStylePr w:type="firstCol">
       <w:rPr>
+        <w:rFonts w:eastAsia="黑体"/>
         <w:b/>
         <w:bCs/>
       </w:rPr>
     </w:tblStylePr>
     <w:tblStylePr w:type="lastCol">
       <w:rPr>
+        <w:rFonts w:eastAsia="黑体"/>
         <w:b/>
         <w:bCs/>
       </w:rPr>
@@ -4871,6 +5219,7 @@
         <w:spacing w:after="0" w:before="0" w:line="240" w:lineRule="auto"/>
       </w:pPr>
       <w:rPr>
+        <w:rFonts w:eastAsia="黑体"/>
         <w:b/>
         <w:bCs/>
         <w:color w:themeColor="background1" w:val="FFFFFF"/>
@@ -4885,6 +5234,7 @@
         <w:spacing w:after="0" w:before="0" w:line="240" w:lineRule="auto"/>
       </w:pPr>
       <w:rPr>
+        <w:rFonts w:eastAsia="黑体"/>
         <w:b/>
         <w:bCs/>
       </w:rPr>
@@ -4900,12 +5250,14 @@
     </w:tblStylePr>
     <w:tblStylePr w:type="firstCol">
       <w:rPr>
+        <w:rFonts w:eastAsia="黑体"/>
         <w:b/>
         <w:bCs/>
       </w:rPr>
     </w:tblStylePr>
     <w:tblStylePr w:type="lastCol">
       <w:rPr>
+        <w:rFonts w:eastAsia="黑体"/>
         <w:b/>
         <w:bCs/>
       </w:rPr>
@@ -4963,6 +5315,7 @@
         <w:spacing w:after="0" w:before="0" w:line="240" w:lineRule="auto"/>
       </w:pPr>
       <w:rPr>
+        <w:rFonts w:eastAsia="黑体"/>
         <w:b/>
         <w:bCs/>
         <w:color w:themeColor="background1" w:val="FFFFFF"/>
@@ -4977,6 +5330,7 @@
         <w:spacing w:after="0" w:before="0" w:line="240" w:lineRule="auto"/>
       </w:pPr>
       <w:rPr>
+        <w:rFonts w:eastAsia="黑体"/>
         <w:b/>
         <w:bCs/>
       </w:rPr>
@@ -4992,12 +5346,14 @@
     </w:tblStylePr>
     <w:tblStylePr w:type="firstCol">
       <w:rPr>
+        <w:rFonts w:eastAsia="黑体"/>
         <w:b/>
         <w:bCs/>
       </w:rPr>
     </w:tblStylePr>
     <w:tblStylePr w:type="lastCol">
       <w:rPr>
+        <w:rFonts w:eastAsia="黑体"/>
         <w:b/>
         <w:bCs/>
       </w:rPr>
@@ -5055,6 +5411,7 @@
         <w:spacing w:after="0" w:before="0" w:line="240" w:lineRule="auto"/>
       </w:pPr>
       <w:rPr>
+        <w:rFonts w:eastAsia="黑体"/>
         <w:b/>
         <w:bCs/>
         <w:color w:themeColor="background1" w:val="FFFFFF"/>
@@ -5069,6 +5426,7 @@
         <w:spacing w:after="0" w:before="0" w:line="240" w:lineRule="auto"/>
       </w:pPr>
       <w:rPr>
+        <w:rFonts w:eastAsia="黑体"/>
         <w:b/>
         <w:bCs/>
       </w:rPr>
@@ -5084,12 +5442,14 @@
     </w:tblStylePr>
     <w:tblStylePr w:type="firstCol">
       <w:rPr>
+        <w:rFonts w:eastAsia="黑体"/>
         <w:b/>
         <w:bCs/>
       </w:rPr>
     </w:tblStylePr>
     <w:tblStylePr w:type="lastCol">
       <w:rPr>
+        <w:rFonts w:eastAsia="黑体"/>
         <w:b/>
         <w:bCs/>
       </w:rPr>
@@ -5147,6 +5507,7 @@
         <w:spacing w:after="0" w:before="0" w:line="240" w:lineRule="auto"/>
       </w:pPr>
       <w:rPr>
+        <w:rFonts w:eastAsia="黑体"/>
         <w:b/>
         <w:bCs/>
         <w:color w:themeColor="background1" w:val="FFFFFF"/>
@@ -5161,6 +5522,7 @@
         <w:spacing w:after="0" w:before="0" w:line="240" w:lineRule="auto"/>
       </w:pPr>
       <w:rPr>
+        <w:rFonts w:eastAsia="黑体"/>
         <w:b/>
         <w:bCs/>
       </w:rPr>
@@ -5176,12 +5538,14 @@
     </w:tblStylePr>
     <w:tblStylePr w:type="firstCol">
       <w:rPr>
+        <w:rFonts w:eastAsia="黑体"/>
         <w:b/>
         <w:bCs/>
       </w:rPr>
     </w:tblStylePr>
     <w:tblStylePr w:type="lastCol">
       <w:rPr>
+        <w:rFonts w:eastAsia="黑体"/>
         <w:b/>
         <w:bCs/>
       </w:rPr>
@@ -5239,6 +5603,7 @@
         <w:spacing w:after="0" w:before="0" w:line="240" w:lineRule="auto"/>
       </w:pPr>
       <w:rPr>
+        <w:rFonts w:eastAsia="黑体"/>
         <w:b/>
         <w:bCs/>
         <w:color w:themeColor="background1" w:val="FFFFFF"/>
@@ -5253,6 +5618,7 @@
         <w:spacing w:after="0" w:before="0" w:line="240" w:lineRule="auto"/>
       </w:pPr>
       <w:rPr>
+        <w:rFonts w:eastAsia="黑体"/>
         <w:b/>
         <w:bCs/>
       </w:rPr>
@@ -5268,12 +5634,14 @@
     </w:tblStylePr>
     <w:tblStylePr w:type="firstCol">
       <w:rPr>
+        <w:rFonts w:eastAsia="黑体"/>
         <w:b/>
         <w:bCs/>
       </w:rPr>
     </w:tblStylePr>
     <w:tblStylePr w:type="lastCol">
       <w:rPr>
+        <w:rFonts w:eastAsia="黑体"/>
         <w:b/>
         <w:bCs/>
       </w:rPr>
@@ -5331,6 +5699,7 @@
         <w:spacing w:after="0" w:before="0" w:line="240" w:lineRule="auto"/>
       </w:pPr>
       <w:rPr>
+        <w:rFonts w:eastAsia="黑体"/>
         <w:b/>
         <w:bCs/>
         <w:color w:themeColor="background1" w:val="FFFFFF"/>
@@ -5345,6 +5714,7 @@
         <w:spacing w:after="0" w:before="0" w:line="240" w:lineRule="auto"/>
       </w:pPr>
       <w:rPr>
+        <w:rFonts w:eastAsia="黑体"/>
         <w:b/>
         <w:bCs/>
       </w:rPr>
@@ -5360,12 +5730,14 @@
     </w:tblStylePr>
     <w:tblStylePr w:type="firstCol">
       <w:rPr>
+        <w:rFonts w:eastAsia="黑体"/>
         <w:b/>
         <w:bCs/>
       </w:rPr>
     </w:tblStylePr>
     <w:tblStylePr w:type="lastCol">
       <w:rPr>
+        <w:rFonts w:eastAsia="黑体"/>
         <w:b/>
         <w:bCs/>
       </w:rPr>
@@ -5423,6 +5795,7 @@
         <w:spacing w:after="0" w:before="0" w:line="240" w:lineRule="auto"/>
       </w:pPr>
       <w:rPr>
+        <w:rFonts w:eastAsia="黑体"/>
         <w:b/>
         <w:bCs/>
         <w:color w:themeColor="background1" w:val="FFFFFF"/>
@@ -5437,6 +5810,7 @@
         <w:spacing w:after="0" w:before="0" w:line="240" w:lineRule="auto"/>
       </w:pPr>
       <w:rPr>
+        <w:rFonts w:eastAsia="黑体"/>
         <w:b/>
         <w:bCs/>
       </w:rPr>
@@ -5452,12 +5826,14 @@
     </w:tblStylePr>
     <w:tblStylePr w:type="firstCol">
       <w:rPr>
+        <w:rFonts w:eastAsia="黑体"/>
         <w:b/>
         <w:bCs/>
       </w:rPr>
     </w:tblStylePr>
     <w:tblStylePr w:type="lastCol">
       <w:rPr>
+        <w:rFonts w:eastAsia="黑体"/>
         <w:b/>
         <w:bCs/>
       </w:rPr>
@@ -5517,7 +5893,7 @@
         <w:spacing w:after="0" w:before="0" w:line="240" w:lineRule="auto"/>
       </w:pPr>
       <w:rPr>
-        <w:rFonts w:asciiTheme="majorHAnsi" w:cstheme="majorBidi" w:eastAsiaTheme="majorEastAsia" w:hAnsiTheme="majorHAnsi"/>
+        <w:rFonts w:asciiTheme="majorHAnsi" w:cstheme="majorBidi" w:hAnsiTheme="majorHAnsi" w:eastAsia="黑体"/>
         <w:b/>
         <w:bCs/>
       </w:rPr>
@@ -5538,7 +5914,7 @@
         <w:spacing w:after="0" w:before="0" w:line="240" w:lineRule="auto"/>
       </w:pPr>
       <w:rPr>
-        <w:rFonts w:asciiTheme="majorHAnsi" w:cstheme="majorBidi" w:eastAsiaTheme="majorEastAsia" w:hAnsiTheme="majorHAnsi"/>
+        <w:rFonts w:asciiTheme="majorHAnsi" w:cstheme="majorBidi" w:hAnsiTheme="majorHAnsi" w:eastAsia="黑体"/>
         <w:b/>
         <w:bCs/>
       </w:rPr>
@@ -5556,14 +5932,14 @@
     </w:tblStylePr>
     <w:tblStylePr w:type="firstCol">
       <w:rPr>
-        <w:rFonts w:asciiTheme="majorHAnsi" w:cstheme="majorBidi" w:eastAsiaTheme="majorEastAsia" w:hAnsiTheme="majorHAnsi"/>
+        <w:rFonts w:asciiTheme="majorHAnsi" w:cstheme="majorBidi" w:hAnsiTheme="majorHAnsi" w:eastAsia="黑体"/>
         <w:b/>
         <w:bCs/>
       </w:rPr>
     </w:tblStylePr>
     <w:tblStylePr w:type="lastCol">
       <w:rPr>
-        <w:rFonts w:asciiTheme="majorHAnsi" w:cstheme="majorBidi" w:eastAsiaTheme="majorEastAsia" w:hAnsiTheme="majorHAnsi"/>
+        <w:rFonts w:asciiTheme="majorHAnsi" w:cstheme="majorBidi" w:hAnsiTheme="majorHAnsi" w:eastAsia="黑体"/>
         <w:b/>
         <w:bCs/>
       </w:rPr>
@@ -5647,7 +6023,7 @@
         <w:spacing w:after="0" w:before="0" w:line="240" w:lineRule="auto"/>
       </w:pPr>
       <w:rPr>
-        <w:rFonts w:asciiTheme="majorHAnsi" w:cstheme="majorBidi" w:eastAsiaTheme="majorEastAsia" w:hAnsiTheme="majorHAnsi"/>
+        <w:rFonts w:asciiTheme="majorHAnsi" w:cstheme="majorBidi" w:hAnsiTheme="majorHAnsi" w:eastAsia="黑体"/>
         <w:b/>
         <w:bCs/>
       </w:rPr>
@@ -5668,7 +6044,7 @@
         <w:spacing w:after="0" w:before="0" w:line="240" w:lineRule="auto"/>
       </w:pPr>
       <w:rPr>
-        <w:rFonts w:asciiTheme="majorHAnsi" w:cstheme="majorBidi" w:eastAsiaTheme="majorEastAsia" w:hAnsiTheme="majorHAnsi"/>
+        <w:rFonts w:asciiTheme="majorHAnsi" w:cstheme="majorBidi" w:hAnsiTheme="majorHAnsi" w:eastAsia="黑体"/>
         <w:b/>
         <w:bCs/>
       </w:rPr>
@@ -5686,14 +6062,14 @@
     </w:tblStylePr>
     <w:tblStylePr w:type="firstCol">
       <w:rPr>
-        <w:rFonts w:asciiTheme="majorHAnsi" w:cstheme="majorBidi" w:eastAsiaTheme="majorEastAsia" w:hAnsiTheme="majorHAnsi"/>
+        <w:rFonts w:asciiTheme="majorHAnsi" w:cstheme="majorBidi" w:hAnsiTheme="majorHAnsi" w:eastAsia="黑体"/>
         <w:b/>
         <w:bCs/>
       </w:rPr>
     </w:tblStylePr>
     <w:tblStylePr w:type="lastCol">
       <w:rPr>
-        <w:rFonts w:asciiTheme="majorHAnsi" w:cstheme="majorBidi" w:eastAsiaTheme="majorEastAsia" w:hAnsiTheme="majorHAnsi"/>
+        <w:rFonts w:asciiTheme="majorHAnsi" w:cstheme="majorBidi" w:hAnsiTheme="majorHAnsi" w:eastAsia="黑体"/>
         <w:b/>
         <w:bCs/>
       </w:rPr>
@@ -5777,7 +6153,7 @@
         <w:spacing w:after="0" w:before="0" w:line="240" w:lineRule="auto"/>
       </w:pPr>
       <w:rPr>
-        <w:rFonts w:asciiTheme="majorHAnsi" w:cstheme="majorBidi" w:eastAsiaTheme="majorEastAsia" w:hAnsiTheme="majorHAnsi"/>
+        <w:rFonts w:asciiTheme="majorHAnsi" w:cstheme="majorBidi" w:hAnsiTheme="majorHAnsi" w:eastAsia="黑体"/>
         <w:b/>
         <w:bCs/>
       </w:rPr>
@@ -5798,7 +6174,7 @@
         <w:spacing w:after="0" w:before="0" w:line="240" w:lineRule="auto"/>
       </w:pPr>
       <w:rPr>
-        <w:rFonts w:asciiTheme="majorHAnsi" w:cstheme="majorBidi" w:eastAsiaTheme="majorEastAsia" w:hAnsiTheme="majorHAnsi"/>
+        <w:rFonts w:asciiTheme="majorHAnsi" w:cstheme="majorBidi" w:hAnsiTheme="majorHAnsi" w:eastAsia="黑体"/>
         <w:b/>
         <w:bCs/>
       </w:rPr>
@@ -5816,14 +6192,14 @@
     </w:tblStylePr>
     <w:tblStylePr w:type="firstCol">
       <w:rPr>
-        <w:rFonts w:asciiTheme="majorHAnsi" w:cstheme="majorBidi" w:eastAsiaTheme="majorEastAsia" w:hAnsiTheme="majorHAnsi"/>
+        <w:rFonts w:asciiTheme="majorHAnsi" w:cstheme="majorBidi" w:hAnsiTheme="majorHAnsi" w:eastAsia="黑体"/>
         <w:b/>
         <w:bCs/>
       </w:rPr>
     </w:tblStylePr>
     <w:tblStylePr w:type="lastCol">
       <w:rPr>
-        <w:rFonts w:asciiTheme="majorHAnsi" w:cstheme="majorBidi" w:eastAsiaTheme="majorEastAsia" w:hAnsiTheme="majorHAnsi"/>
+        <w:rFonts w:asciiTheme="majorHAnsi" w:cstheme="majorBidi" w:hAnsiTheme="majorHAnsi" w:eastAsia="黑体"/>
         <w:b/>
         <w:bCs/>
       </w:rPr>
@@ -5907,7 +6283,7 @@
         <w:spacing w:after="0" w:before="0" w:line="240" w:lineRule="auto"/>
       </w:pPr>
       <w:rPr>
-        <w:rFonts w:asciiTheme="majorHAnsi" w:cstheme="majorBidi" w:eastAsiaTheme="majorEastAsia" w:hAnsiTheme="majorHAnsi"/>
+        <w:rFonts w:asciiTheme="majorHAnsi" w:cstheme="majorBidi" w:hAnsiTheme="majorHAnsi" w:eastAsia="黑体"/>
         <w:b/>
         <w:bCs/>
       </w:rPr>
@@ -5928,7 +6304,7 @@
         <w:spacing w:after="0" w:before="0" w:line="240" w:lineRule="auto"/>
       </w:pPr>
       <w:rPr>
-        <w:rFonts w:asciiTheme="majorHAnsi" w:cstheme="majorBidi" w:eastAsiaTheme="majorEastAsia" w:hAnsiTheme="majorHAnsi"/>
+        <w:rFonts w:asciiTheme="majorHAnsi" w:cstheme="majorBidi" w:hAnsiTheme="majorHAnsi" w:eastAsia="黑体"/>
         <w:b/>
         <w:bCs/>
       </w:rPr>
@@ -5946,14 +6322,14 @@
     </w:tblStylePr>
     <w:tblStylePr w:type="firstCol">
       <w:rPr>
-        <w:rFonts w:asciiTheme="majorHAnsi" w:cstheme="majorBidi" w:eastAsiaTheme="majorEastAsia" w:hAnsiTheme="majorHAnsi"/>
+        <w:rFonts w:asciiTheme="majorHAnsi" w:cstheme="majorBidi" w:hAnsiTheme="majorHAnsi" w:eastAsia="黑体"/>
         <w:b/>
         <w:bCs/>
       </w:rPr>
     </w:tblStylePr>
     <w:tblStylePr w:type="lastCol">
       <w:rPr>
-        <w:rFonts w:asciiTheme="majorHAnsi" w:cstheme="majorBidi" w:eastAsiaTheme="majorEastAsia" w:hAnsiTheme="majorHAnsi"/>
+        <w:rFonts w:asciiTheme="majorHAnsi" w:cstheme="majorBidi" w:hAnsiTheme="majorHAnsi" w:eastAsia="黑体"/>
         <w:b/>
         <w:bCs/>
       </w:rPr>
@@ -6037,7 +6413,7 @@
         <w:spacing w:after="0" w:before="0" w:line="240" w:lineRule="auto"/>
       </w:pPr>
       <w:rPr>
-        <w:rFonts w:asciiTheme="majorHAnsi" w:cstheme="majorBidi" w:eastAsiaTheme="majorEastAsia" w:hAnsiTheme="majorHAnsi"/>
+        <w:rFonts w:asciiTheme="majorHAnsi" w:cstheme="majorBidi" w:hAnsiTheme="majorHAnsi" w:eastAsia="黑体"/>
         <w:b/>
         <w:bCs/>
       </w:rPr>
@@ -6058,7 +6434,7 @@
         <w:spacing w:after="0" w:before="0" w:line="240" w:lineRule="auto"/>
       </w:pPr>
       <w:rPr>
-        <w:rFonts w:asciiTheme="majorHAnsi" w:cstheme="majorBidi" w:eastAsiaTheme="majorEastAsia" w:hAnsiTheme="majorHAnsi"/>
+        <w:rFonts w:asciiTheme="majorHAnsi" w:cstheme="majorBidi" w:hAnsiTheme="majorHAnsi" w:eastAsia="黑体"/>
         <w:b/>
         <w:bCs/>
       </w:rPr>
@@ -6076,14 +6452,14 @@
     </w:tblStylePr>
     <w:tblStylePr w:type="firstCol">
       <w:rPr>
-        <w:rFonts w:asciiTheme="majorHAnsi" w:cstheme="majorBidi" w:eastAsiaTheme="majorEastAsia" w:hAnsiTheme="majorHAnsi"/>
+        <w:rFonts w:asciiTheme="majorHAnsi" w:cstheme="majorBidi" w:hAnsiTheme="majorHAnsi" w:eastAsia="黑体"/>
         <w:b/>
         <w:bCs/>
       </w:rPr>
     </w:tblStylePr>
     <w:tblStylePr w:type="lastCol">
       <w:rPr>
-        <w:rFonts w:asciiTheme="majorHAnsi" w:cstheme="majorBidi" w:eastAsiaTheme="majorEastAsia" w:hAnsiTheme="majorHAnsi"/>
+        <w:rFonts w:asciiTheme="majorHAnsi" w:cstheme="majorBidi" w:hAnsiTheme="majorHAnsi" w:eastAsia="黑体"/>
         <w:b/>
         <w:bCs/>
       </w:rPr>
@@ -6167,7 +6543,7 @@
         <w:spacing w:after="0" w:before="0" w:line="240" w:lineRule="auto"/>
       </w:pPr>
       <w:rPr>
-        <w:rFonts w:asciiTheme="majorHAnsi" w:cstheme="majorBidi" w:eastAsiaTheme="majorEastAsia" w:hAnsiTheme="majorHAnsi"/>
+        <w:rFonts w:asciiTheme="majorHAnsi" w:cstheme="majorBidi" w:hAnsiTheme="majorHAnsi" w:eastAsia="黑体"/>
         <w:b/>
         <w:bCs/>
       </w:rPr>
@@ -6188,7 +6564,7 @@
         <w:spacing w:after="0" w:before="0" w:line="240" w:lineRule="auto"/>
       </w:pPr>
       <w:rPr>
-        <w:rFonts w:asciiTheme="majorHAnsi" w:cstheme="majorBidi" w:eastAsiaTheme="majorEastAsia" w:hAnsiTheme="majorHAnsi"/>
+        <w:rFonts w:asciiTheme="majorHAnsi" w:cstheme="majorBidi" w:hAnsiTheme="majorHAnsi" w:eastAsia="黑体"/>
         <w:b/>
         <w:bCs/>
       </w:rPr>
@@ -6206,14 +6582,14 @@
     </w:tblStylePr>
     <w:tblStylePr w:type="firstCol">
       <w:rPr>
-        <w:rFonts w:asciiTheme="majorHAnsi" w:cstheme="majorBidi" w:eastAsiaTheme="majorEastAsia" w:hAnsiTheme="majorHAnsi"/>
+        <w:rFonts w:asciiTheme="majorHAnsi" w:cstheme="majorBidi" w:hAnsiTheme="majorHAnsi" w:eastAsia="黑体"/>
         <w:b/>
         <w:bCs/>
       </w:rPr>
     </w:tblStylePr>
     <w:tblStylePr w:type="lastCol">
       <w:rPr>
-        <w:rFonts w:asciiTheme="majorHAnsi" w:cstheme="majorBidi" w:eastAsiaTheme="majorEastAsia" w:hAnsiTheme="majorHAnsi"/>
+        <w:rFonts w:asciiTheme="majorHAnsi" w:cstheme="majorBidi" w:hAnsiTheme="majorHAnsi" w:eastAsia="黑体"/>
         <w:b/>
         <w:bCs/>
       </w:rPr>
@@ -6297,7 +6673,7 @@
         <w:spacing w:after="0" w:before="0" w:line="240" w:lineRule="auto"/>
       </w:pPr>
       <w:rPr>
-        <w:rFonts w:asciiTheme="majorHAnsi" w:cstheme="majorBidi" w:eastAsiaTheme="majorEastAsia" w:hAnsiTheme="majorHAnsi"/>
+        <w:rFonts w:asciiTheme="majorHAnsi" w:cstheme="majorBidi" w:hAnsiTheme="majorHAnsi" w:eastAsia="黑体"/>
         <w:b/>
         <w:bCs/>
       </w:rPr>
@@ -6318,7 +6694,7 @@
         <w:spacing w:after="0" w:before="0" w:line="240" w:lineRule="auto"/>
       </w:pPr>
       <w:rPr>
-        <w:rFonts w:asciiTheme="majorHAnsi" w:cstheme="majorBidi" w:eastAsiaTheme="majorEastAsia" w:hAnsiTheme="majorHAnsi"/>
+        <w:rFonts w:asciiTheme="majorHAnsi" w:cstheme="majorBidi" w:hAnsiTheme="majorHAnsi" w:eastAsia="黑体"/>
         <w:b/>
         <w:bCs/>
       </w:rPr>
@@ -6336,14 +6712,14 @@
     </w:tblStylePr>
     <w:tblStylePr w:type="firstCol">
       <w:rPr>
-        <w:rFonts w:asciiTheme="majorHAnsi" w:cstheme="majorBidi" w:eastAsiaTheme="majorEastAsia" w:hAnsiTheme="majorHAnsi"/>
+        <w:rFonts w:asciiTheme="majorHAnsi" w:cstheme="majorBidi" w:hAnsiTheme="majorHAnsi" w:eastAsia="黑体"/>
         <w:b/>
         <w:bCs/>
       </w:rPr>
     </w:tblStylePr>
     <w:tblStylePr w:type="lastCol">
       <w:rPr>
-        <w:rFonts w:asciiTheme="majorHAnsi" w:cstheme="majorBidi" w:eastAsiaTheme="majorEastAsia" w:hAnsiTheme="majorHAnsi"/>
+        <w:rFonts w:asciiTheme="majorHAnsi" w:cstheme="majorBidi" w:hAnsiTheme="majorHAnsi" w:eastAsia="黑体"/>
         <w:b/>
         <w:bCs/>
       </w:rPr>
@@ -6426,6 +6802,7 @@
         <w:spacing w:after="0" w:before="0" w:line="240" w:lineRule="auto"/>
       </w:pPr>
       <w:rPr>
+        <w:rFonts w:eastAsia="黑体"/>
         <w:b/>
         <w:bCs/>
         <w:color w:themeColor="background1" w:val="FFFFFF"/>
@@ -6448,6 +6825,7 @@
         <w:spacing w:after="0" w:before="0" w:line="240" w:lineRule="auto"/>
       </w:pPr>
       <w:rPr>
+        <w:rFonts w:eastAsia="黑体"/>
         <w:b/>
         <w:bCs/>
       </w:rPr>
@@ -6465,12 +6843,14 @@
     </w:tblStylePr>
     <w:tblStylePr w:type="firstCol">
       <w:rPr>
+        <w:rFonts w:eastAsia="黑体"/>
         <w:b/>
         <w:bCs/>
       </w:rPr>
     </w:tblStylePr>
     <w:tblStylePr w:type="lastCol">
       <w:rPr>
+        <w:rFonts w:eastAsia="黑体"/>
         <w:b/>
         <w:bCs/>
       </w:rPr>
@@ -6532,6 +6912,7 @@
         <w:spacing w:after="0" w:before="0" w:line="240" w:lineRule="auto"/>
       </w:pPr>
       <w:rPr>
+        <w:rFonts w:eastAsia="黑体"/>
         <w:b/>
         <w:bCs/>
         <w:color w:themeColor="background1" w:val="FFFFFF"/>
@@ -6554,6 +6935,7 @@
         <w:spacing w:after="0" w:before="0" w:line="240" w:lineRule="auto"/>
       </w:pPr>
       <w:rPr>
+        <w:rFonts w:eastAsia="黑体"/>
         <w:b/>
         <w:bCs/>
       </w:rPr>
@@ -6571,12 +6953,14 @@
     </w:tblStylePr>
     <w:tblStylePr w:type="firstCol">
       <w:rPr>
+        <w:rFonts w:eastAsia="黑体"/>
         <w:b/>
         <w:bCs/>
       </w:rPr>
     </w:tblStylePr>
     <w:tblStylePr w:type="lastCol">
       <w:rPr>
+        <w:rFonts w:eastAsia="黑体"/>
         <w:b/>
         <w:bCs/>
       </w:rPr>
@@ -6638,6 +7022,7 @@
         <w:spacing w:after="0" w:before="0" w:line="240" w:lineRule="auto"/>
       </w:pPr>
       <w:rPr>
+        <w:rFonts w:eastAsia="黑体"/>
         <w:b/>
         <w:bCs/>
         <w:color w:themeColor="background1" w:val="FFFFFF"/>
@@ -6660,6 +7045,7 @@
         <w:spacing w:after="0" w:before="0" w:line="240" w:lineRule="auto"/>
       </w:pPr>
       <w:rPr>
+        <w:rFonts w:eastAsia="黑体"/>
         <w:b/>
         <w:bCs/>
       </w:rPr>
@@ -6677,12 +7063,14 @@
     </w:tblStylePr>
     <w:tblStylePr w:type="firstCol">
       <w:rPr>
+        <w:rFonts w:eastAsia="黑体"/>
         <w:b/>
         <w:bCs/>
       </w:rPr>
     </w:tblStylePr>
     <w:tblStylePr w:type="lastCol">
       <w:rPr>
+        <w:rFonts w:eastAsia="黑体"/>
         <w:b/>
         <w:bCs/>
       </w:rPr>
@@ -6744,6 +7132,7 @@
         <w:spacing w:after="0" w:before="0" w:line="240" w:lineRule="auto"/>
       </w:pPr>
       <w:rPr>
+        <w:rFonts w:eastAsia="黑体"/>
         <w:b/>
         <w:bCs/>
         <w:color w:themeColor="background1" w:val="FFFFFF"/>
@@ -6766,6 +7155,7 @@
         <w:spacing w:after="0" w:before="0" w:line="240" w:lineRule="auto"/>
       </w:pPr>
       <w:rPr>
+        <w:rFonts w:eastAsia="黑体"/>
         <w:b/>
         <w:bCs/>
       </w:rPr>
@@ -6783,12 +7173,14 @@
     </w:tblStylePr>
     <w:tblStylePr w:type="firstCol">
       <w:rPr>
+        <w:rFonts w:eastAsia="黑体"/>
         <w:b/>
         <w:bCs/>
       </w:rPr>
     </w:tblStylePr>
     <w:tblStylePr w:type="lastCol">
       <w:rPr>
+        <w:rFonts w:eastAsia="黑体"/>
         <w:b/>
         <w:bCs/>
       </w:rPr>
@@ -6850,6 +7242,7 @@
         <w:spacing w:after="0" w:before="0" w:line="240" w:lineRule="auto"/>
       </w:pPr>
       <w:rPr>
+        <w:rFonts w:eastAsia="黑体"/>
         <w:b/>
         <w:bCs/>
         <w:color w:themeColor="background1" w:val="FFFFFF"/>
@@ -6872,6 +7265,7 @@
         <w:spacing w:after="0" w:before="0" w:line="240" w:lineRule="auto"/>
       </w:pPr>
       <w:rPr>
+        <w:rFonts w:eastAsia="黑体"/>
         <w:b/>
         <w:bCs/>
       </w:rPr>
@@ -6889,12 +7283,14 @@
     </w:tblStylePr>
     <w:tblStylePr w:type="firstCol">
       <w:rPr>
+        <w:rFonts w:eastAsia="黑体"/>
         <w:b/>
         <w:bCs/>
       </w:rPr>
     </w:tblStylePr>
     <w:tblStylePr w:type="lastCol">
       <w:rPr>
+        <w:rFonts w:eastAsia="黑体"/>
         <w:b/>
         <w:bCs/>
       </w:rPr>
@@ -6956,6 +7352,7 @@
         <w:spacing w:after="0" w:before="0" w:line="240" w:lineRule="auto"/>
       </w:pPr>
       <w:rPr>
+        <w:rFonts w:eastAsia="黑体"/>
         <w:b/>
         <w:bCs/>
         <w:color w:themeColor="background1" w:val="FFFFFF"/>
@@ -6978,6 +7375,7 @@
         <w:spacing w:after="0" w:before="0" w:line="240" w:lineRule="auto"/>
       </w:pPr>
       <w:rPr>
+        <w:rFonts w:eastAsia="黑体"/>
         <w:b/>
         <w:bCs/>
       </w:rPr>
@@ -6995,12 +7393,14 @@
     </w:tblStylePr>
     <w:tblStylePr w:type="firstCol">
       <w:rPr>
+        <w:rFonts w:eastAsia="黑体"/>
         <w:b/>
         <w:bCs/>
       </w:rPr>
     </w:tblStylePr>
     <w:tblStylePr w:type="lastCol">
       <w:rPr>
+        <w:rFonts w:eastAsia="黑体"/>
         <w:b/>
         <w:bCs/>
       </w:rPr>
@@ -7062,6 +7462,7 @@
         <w:spacing w:after="0" w:before="0" w:line="240" w:lineRule="auto"/>
       </w:pPr>
       <w:rPr>
+        <w:rFonts w:eastAsia="黑体"/>
         <w:b/>
         <w:bCs/>
         <w:color w:themeColor="background1" w:val="FFFFFF"/>
@@ -7084,6 +7485,7 @@
         <w:spacing w:after="0" w:before="0" w:line="240" w:lineRule="auto"/>
       </w:pPr>
       <w:rPr>
+        <w:rFonts w:eastAsia="黑体"/>
         <w:b/>
         <w:bCs/>
       </w:rPr>
@@ -7101,12 +7503,14 @@
     </w:tblStylePr>
     <w:tblStylePr w:type="firstCol">
       <w:rPr>
+        <w:rFonts w:eastAsia="黑体"/>
         <w:b/>
         <w:bCs/>
       </w:rPr>
     </w:tblStylePr>
     <w:tblStylePr w:type="lastCol">
       <w:rPr>
+        <w:rFonts w:eastAsia="黑体"/>
         <w:b/>
         <w:bCs/>
       </w:rPr>
@@ -7165,6 +7569,7 @@
         <w:spacing w:after="0" w:before="0" w:line="240" w:lineRule="auto"/>
       </w:pPr>
       <w:rPr>
+        <w:rFonts w:eastAsia="黑体"/>
         <w:b/>
         <w:bCs/>
         <w:color w:themeColor="background1" w:val="FFFFFF"/>
@@ -7187,6 +7592,7 @@
         <w:spacing w:after="0" w:before="0" w:line="240" w:lineRule="auto"/>
       </w:pPr>
       <w:rPr>
+        <w:rFonts w:eastAsia="黑体"/>
         <w:color w:val="auto"/>
       </w:rPr>
       <w:tblPr/>
@@ -7204,6 +7610,7 @@
     </w:tblStylePr>
     <w:tblStylePr w:type="firstCol">
       <w:rPr>
+        <w:rFonts w:eastAsia="黑体"/>
         <w:b/>
         <w:bCs/>
         <w:color w:themeColor="background1" w:val="FFFFFF"/>
@@ -7223,6 +7630,7 @@
     </w:tblStylePr>
     <w:tblStylePr w:type="lastCol">
       <w:rPr>
+        <w:rFonts w:eastAsia="黑体"/>
         <w:b/>
         <w:bCs/>
         <w:color w:themeColor="background1" w:val="FFFFFF"/>
@@ -7271,6 +7679,7 @@
     </w:tblStylePr>
     <w:tblStylePr w:type="nwCell">
       <w:rPr>
+        <w:rFonts w:eastAsia="黑体"/>
         <w:color w:themeColor="background1" w:val="FFFFFF"/>
       </w:rPr>
       <w:tblPr/>
@@ -7314,6 +7723,7 @@
         <w:spacing w:after="0" w:before="0" w:line="240" w:lineRule="auto"/>
       </w:pPr>
       <w:rPr>
+        <w:rFonts w:eastAsia="黑体"/>
         <w:b/>
         <w:bCs/>
         <w:color w:themeColor="background1" w:val="FFFFFF"/>
@@ -7336,6 +7746,7 @@
         <w:spacing w:after="0" w:before="0" w:line="240" w:lineRule="auto"/>
       </w:pPr>
       <w:rPr>
+        <w:rFonts w:eastAsia="黑体"/>
         <w:color w:val="auto"/>
       </w:rPr>
       <w:tblPr/>
@@ -7353,6 +7764,7 @@
     </w:tblStylePr>
     <w:tblStylePr w:type="firstCol">
       <w:rPr>
+        <w:rFonts w:eastAsia="黑体"/>
         <w:b/>
         <w:bCs/>
         <w:color w:themeColor="background1" w:val="FFFFFF"/>
@@ -7372,6 +7784,7 @@
     </w:tblStylePr>
     <w:tblStylePr w:type="lastCol">
       <w:rPr>
+        <w:rFonts w:eastAsia="黑体"/>
         <w:b/>
         <w:bCs/>
         <w:color w:themeColor="background1" w:val="FFFFFF"/>
@@ -7420,6 +7833,7 @@
     </w:tblStylePr>
     <w:tblStylePr w:type="nwCell">
       <w:rPr>
+        <w:rFonts w:eastAsia="黑体"/>
         <w:color w:themeColor="background1" w:val="FFFFFF"/>
       </w:rPr>
       <w:tblPr/>
@@ -7463,6 +7877,7 @@
         <w:spacing w:after="0" w:before="0" w:line="240" w:lineRule="auto"/>
       </w:pPr>
       <w:rPr>
+        <w:rFonts w:eastAsia="黑体"/>
         <w:b/>
         <w:bCs/>
         <w:color w:themeColor="background1" w:val="FFFFFF"/>
@@ -7485,6 +7900,7 @@
         <w:spacing w:after="0" w:before="0" w:line="240" w:lineRule="auto"/>
       </w:pPr>
       <w:rPr>
+        <w:rFonts w:eastAsia="黑体"/>
         <w:color w:val="auto"/>
       </w:rPr>
       <w:tblPr/>
@@ -7502,6 +7918,7 @@
     </w:tblStylePr>
     <w:tblStylePr w:type="firstCol">
       <w:rPr>
+        <w:rFonts w:eastAsia="黑体"/>
         <w:b/>
         <w:bCs/>
         <w:color w:themeColor="background1" w:val="FFFFFF"/>
@@ -7521,6 +7938,7 @@
     </w:tblStylePr>
     <w:tblStylePr w:type="lastCol">
       <w:rPr>
+        <w:rFonts w:eastAsia="黑体"/>
         <w:b/>
         <w:bCs/>
         <w:color w:themeColor="background1" w:val="FFFFFF"/>
@@ -7569,6 +7987,7 @@
     </w:tblStylePr>
     <w:tblStylePr w:type="nwCell">
       <w:rPr>
+        <w:rFonts w:eastAsia="黑体"/>
         <w:color w:themeColor="background1" w:val="FFFFFF"/>
       </w:rPr>
       <w:tblPr/>
@@ -7612,6 +8031,7 @@
         <w:spacing w:after="0" w:before="0" w:line="240" w:lineRule="auto"/>
       </w:pPr>
       <w:rPr>
+        <w:rFonts w:eastAsia="黑体"/>
         <w:b/>
         <w:bCs/>
         <w:color w:themeColor="background1" w:val="FFFFFF"/>
@@ -7634,6 +8054,7 @@
         <w:spacing w:after="0" w:before="0" w:line="240" w:lineRule="auto"/>
       </w:pPr>
       <w:rPr>
+        <w:rFonts w:eastAsia="黑体"/>
         <w:color w:val="auto"/>
       </w:rPr>
       <w:tblPr/>
@@ -7651,6 +8072,7 @@
     </w:tblStylePr>
     <w:tblStylePr w:type="firstCol">
       <w:rPr>
+        <w:rFonts w:eastAsia="黑体"/>
         <w:b/>
         <w:bCs/>
         <w:color w:themeColor="background1" w:val="FFFFFF"/>
@@ -7670,6 +8092,7 @@
     </w:tblStylePr>
     <w:tblStylePr w:type="lastCol">
       <w:rPr>
+        <w:rFonts w:eastAsia="黑体"/>
         <w:b/>
         <w:bCs/>
         <w:color w:themeColor="background1" w:val="FFFFFF"/>
@@ -7718,6 +8141,7 @@
     </w:tblStylePr>
     <w:tblStylePr w:type="nwCell">
       <w:rPr>
+        <w:rFonts w:eastAsia="黑体"/>
         <w:color w:themeColor="background1" w:val="FFFFFF"/>
       </w:rPr>
       <w:tblPr/>
@@ -7761,6 +8185,7 @@
         <w:spacing w:after="0" w:before="0" w:line="240" w:lineRule="auto"/>
       </w:pPr>
       <w:rPr>
+        <w:rFonts w:eastAsia="黑体"/>
         <w:b/>
         <w:bCs/>
         <w:color w:themeColor="background1" w:val="FFFFFF"/>
@@ -7783,6 +8208,7 @@
         <w:spacing w:after="0" w:before="0" w:line="240" w:lineRule="auto"/>
       </w:pPr>
       <w:rPr>
+        <w:rFonts w:eastAsia="黑体"/>
         <w:color w:val="auto"/>
       </w:rPr>
       <w:tblPr/>
@@ -7800,6 +8226,7 @@
     </w:tblStylePr>
     <w:tblStylePr w:type="firstCol">
       <w:rPr>
+        <w:rFonts w:eastAsia="黑体"/>
         <w:b/>
         <w:bCs/>
         <w:color w:themeColor="background1" w:val="FFFFFF"/>
@@ -7819,6 +8246,7 @@
     </w:tblStylePr>
     <w:tblStylePr w:type="lastCol">
       <w:rPr>
+        <w:rFonts w:eastAsia="黑体"/>
         <w:b/>
         <w:bCs/>
         <w:color w:themeColor="background1" w:val="FFFFFF"/>
@@ -7867,6 +8295,7 @@
     </w:tblStylePr>
     <w:tblStylePr w:type="nwCell">
       <w:rPr>
+        <w:rFonts w:eastAsia="黑体"/>
         <w:color w:themeColor="background1" w:val="FFFFFF"/>
       </w:rPr>
       <w:tblPr/>
@@ -7910,6 +8339,7 @@
         <w:spacing w:after="0" w:before="0" w:line="240" w:lineRule="auto"/>
       </w:pPr>
       <w:rPr>
+        <w:rFonts w:eastAsia="黑体"/>
         <w:b/>
         <w:bCs/>
         <w:color w:themeColor="background1" w:val="FFFFFF"/>
@@ -7932,6 +8362,7 @@
         <w:spacing w:after="0" w:before="0" w:line="240" w:lineRule="auto"/>
       </w:pPr>
       <w:rPr>
+        <w:rFonts w:eastAsia="黑体"/>
         <w:color w:val="auto"/>
       </w:rPr>
       <w:tblPr/>
@@ -7949,6 +8380,7 @@
     </w:tblStylePr>
     <w:tblStylePr w:type="firstCol">
       <w:rPr>
+        <w:rFonts w:eastAsia="黑体"/>
         <w:b/>
         <w:bCs/>
         <w:color w:themeColor="background1" w:val="FFFFFF"/>
@@ -7968,6 +8400,7 @@
     </w:tblStylePr>
     <w:tblStylePr w:type="lastCol">
       <w:rPr>
+        <w:rFonts w:eastAsia="黑体"/>
         <w:b/>
         <w:bCs/>
         <w:color w:themeColor="background1" w:val="FFFFFF"/>
@@ -8016,6 +8449,7 @@
     </w:tblStylePr>
     <w:tblStylePr w:type="nwCell">
       <w:rPr>
+        <w:rFonts w:eastAsia="黑体"/>
         <w:color w:themeColor="background1" w:val="FFFFFF"/>
       </w:rPr>
       <w:tblPr/>
@@ -8059,6 +8493,7 @@
         <w:spacing w:after="0" w:before="0" w:line="240" w:lineRule="auto"/>
       </w:pPr>
       <w:rPr>
+        <w:rFonts w:eastAsia="黑体"/>
         <w:b/>
         <w:bCs/>
         <w:color w:themeColor="background1" w:val="FFFFFF"/>
@@ -8081,6 +8516,7 @@
         <w:spacing w:after="0" w:before="0" w:line="240" w:lineRule="auto"/>
       </w:pPr>
       <w:rPr>
+        <w:rFonts w:eastAsia="黑体"/>
         <w:color w:val="auto"/>
       </w:rPr>
       <w:tblPr/>
@@ -8098,6 +8534,7 @@
     </w:tblStylePr>
     <w:tblStylePr w:type="firstCol">
       <w:rPr>
+        <w:rFonts w:eastAsia="黑体"/>
         <w:b/>
         <w:bCs/>
         <w:color w:themeColor="background1" w:val="FFFFFF"/>
@@ -8117,6 +8554,7 @@
     </w:tblStylePr>
     <w:tblStylePr w:type="lastCol">
       <w:rPr>
+        <w:rFonts w:eastAsia="黑体"/>
         <w:b/>
         <w:bCs/>
         <w:color w:themeColor="background1" w:val="FFFFFF"/>
@@ -8165,6 +8603,7 @@
     </w:tblStylePr>
     <w:tblStylePr w:type="nwCell">
       <w:rPr>
+        <w:rFonts w:eastAsia="黑体"/>
         <w:color w:themeColor="background1" w:val="FFFFFF"/>
       </w:rPr>
       <w:tblPr/>
@@ -8189,6 +8628,7 @@
       <w:spacing w:after="0" w:line="240" w:lineRule="auto"/>
     </w:pPr>
     <w:rPr>
+      <w:rFonts w:eastAsia="黑体"/>
       <w:color w:themeColor="text1" w:val="000000"/>
     </w:rPr>
     <w:tblPr>
@@ -8208,7 +8648,7 @@
     </w:tblPr>
     <w:tblStylePr w:type="firstRow">
       <w:rPr>
-        <w:rFonts w:asciiTheme="majorHAnsi" w:cstheme="majorBidi" w:eastAsiaTheme="majorEastAsia" w:hAnsiTheme="majorHAnsi"/>
+        <w:rFonts w:asciiTheme="majorHAnsi" w:cstheme="majorBidi" w:hAnsiTheme="majorHAnsi" w:eastAsia="黑体"/>
       </w:rPr>
       <w:tblPr/>
       <w:tcPr>
@@ -8220,6 +8660,7 @@
     </w:tblStylePr>
     <w:tblStylePr w:type="lastRow">
       <w:rPr>
+        <w:rFonts w:eastAsia="黑体"/>
         <w:b/>
         <w:bCs/>
         <w:color w:themeColor="text2" w:val="1F497D"/>
@@ -8234,12 +8675,14 @@
     </w:tblStylePr>
     <w:tblStylePr w:type="firstCol">
       <w:rPr>
+        <w:rFonts w:eastAsia="黑体"/>
         <w:b/>
         <w:bCs/>
       </w:rPr>
     </w:tblStylePr>
     <w:tblStylePr w:type="lastCol">
       <w:rPr>
+        <w:rFonts w:eastAsia="黑体"/>
         <w:b/>
         <w:bCs/>
       </w:rPr>
@@ -8273,6 +8716,7 @@
       <w:spacing w:after="0" w:line="240" w:lineRule="auto"/>
     </w:pPr>
     <w:rPr>
+      <w:rFonts w:eastAsia="黑体"/>
       <w:color w:themeColor="text1" w:val="000000"/>
     </w:rPr>
     <w:tblPr>
@@ -8292,7 +8736,7 @@
     </w:tblPr>
     <w:tblStylePr w:type="firstRow">
       <w:rPr>
-        <w:rFonts w:asciiTheme="majorHAnsi" w:cstheme="majorBidi" w:eastAsiaTheme="majorEastAsia" w:hAnsiTheme="majorHAnsi"/>
+        <w:rFonts w:asciiTheme="majorHAnsi" w:cstheme="majorBidi" w:hAnsiTheme="majorHAnsi" w:eastAsia="黑体"/>
       </w:rPr>
       <w:tblPr/>
       <w:tcPr>
@@ -8304,6 +8748,7 @@
     </w:tblStylePr>
     <w:tblStylePr w:type="lastRow">
       <w:rPr>
+        <w:rFonts w:eastAsia="黑体"/>
         <w:b/>
         <w:bCs/>
         <w:color w:themeColor="text2" w:val="1F497D"/>
@@ -8318,12 +8763,14 @@
     </w:tblStylePr>
     <w:tblStylePr w:type="firstCol">
       <w:rPr>
+        <w:rFonts w:eastAsia="黑体"/>
         <w:b/>
         <w:bCs/>
       </w:rPr>
     </w:tblStylePr>
     <w:tblStylePr w:type="lastCol">
       <w:rPr>
+        <w:rFonts w:eastAsia="黑体"/>
         <w:b/>
         <w:bCs/>
       </w:rPr>
@@ -8357,6 +8804,7 @@
       <w:spacing w:after="0" w:line="240" w:lineRule="auto"/>
     </w:pPr>
     <w:rPr>
+      <w:rFonts w:eastAsia="黑体"/>
       <w:color w:themeColor="text1" w:val="000000"/>
     </w:rPr>
     <w:tblPr>
@@ -8376,7 +8824,7 @@
     </w:tblPr>
     <w:tblStylePr w:type="firstRow">
       <w:rPr>
-        <w:rFonts w:asciiTheme="majorHAnsi" w:cstheme="majorBidi" w:eastAsiaTheme="majorEastAsia" w:hAnsiTheme="majorHAnsi"/>
+        <w:rFonts w:asciiTheme="majorHAnsi" w:cstheme="majorBidi" w:hAnsiTheme="majorHAnsi" w:eastAsia="黑体"/>
       </w:rPr>
       <w:tblPr/>
       <w:tcPr>
@@ -8388,6 +8836,7 @@
     </w:tblStylePr>
     <w:tblStylePr w:type="lastRow">
       <w:rPr>
+        <w:rFonts w:eastAsia="黑体"/>
         <w:b/>
         <w:bCs/>
         <w:color w:themeColor="text2" w:val="1F497D"/>
@@ -8402,12 +8851,14 @@
     </w:tblStylePr>
     <w:tblStylePr w:type="firstCol">
       <w:rPr>
+        <w:rFonts w:eastAsia="黑体"/>
         <w:b/>
         <w:bCs/>
       </w:rPr>
     </w:tblStylePr>
     <w:tblStylePr w:type="lastCol">
       <w:rPr>
+        <w:rFonts w:eastAsia="黑体"/>
         <w:b/>
         <w:bCs/>
       </w:rPr>
@@ -8441,6 +8892,7 @@
       <w:spacing w:after="0" w:line="240" w:lineRule="auto"/>
     </w:pPr>
     <w:rPr>
+      <w:rFonts w:eastAsia="黑体"/>
       <w:color w:themeColor="text1" w:val="000000"/>
     </w:rPr>
     <w:tblPr>
@@ -8460,7 +8912,7 @@
     </w:tblPr>
     <w:tblStylePr w:type="firstRow">
       <w:rPr>
-        <w:rFonts w:asciiTheme="majorHAnsi" w:cstheme="majorBidi" w:eastAsiaTheme="majorEastAsia" w:hAnsiTheme="majorHAnsi"/>
+        <w:rFonts w:asciiTheme="majorHAnsi" w:cstheme="majorBidi" w:hAnsiTheme="majorHAnsi" w:eastAsia="黑体"/>
       </w:rPr>
       <w:tblPr/>
       <w:tcPr>
@@ -8472,6 +8924,7 @@
     </w:tblStylePr>
     <w:tblStylePr w:type="lastRow">
       <w:rPr>
+        <w:rFonts w:eastAsia="黑体"/>
         <w:b/>
         <w:bCs/>
         <w:color w:themeColor="text2" w:val="1F497D"/>
@@ -8486,12 +8939,14 @@
     </w:tblStylePr>
     <w:tblStylePr w:type="firstCol">
       <w:rPr>
+        <w:rFonts w:eastAsia="黑体"/>
         <w:b/>
         <w:bCs/>
       </w:rPr>
     </w:tblStylePr>
     <w:tblStylePr w:type="lastCol">
       <w:rPr>
+        <w:rFonts w:eastAsia="黑体"/>
         <w:b/>
         <w:bCs/>
       </w:rPr>
@@ -8525,6 +8980,7 @@
       <w:spacing w:after="0" w:line="240" w:lineRule="auto"/>
     </w:pPr>
     <w:rPr>
+      <w:rFonts w:eastAsia="黑体"/>
       <w:color w:themeColor="text1" w:val="000000"/>
     </w:rPr>
     <w:tblPr>
@@ -8544,7 +9000,7 @@
     </w:tblPr>
     <w:tblStylePr w:type="firstRow">
       <w:rPr>
-        <w:rFonts w:asciiTheme="majorHAnsi" w:cstheme="majorBidi" w:eastAsiaTheme="majorEastAsia" w:hAnsiTheme="majorHAnsi"/>
+        <w:rFonts w:asciiTheme="majorHAnsi" w:cstheme="majorBidi" w:hAnsiTheme="majorHAnsi" w:eastAsia="黑体"/>
       </w:rPr>
       <w:tblPr/>
       <w:tcPr>
@@ -8556,6 +9012,7 @@
     </w:tblStylePr>
     <w:tblStylePr w:type="lastRow">
       <w:rPr>
+        <w:rFonts w:eastAsia="黑体"/>
         <w:b/>
         <w:bCs/>
         <w:color w:themeColor="text2" w:val="1F497D"/>
@@ -8570,12 +9027,14 @@
     </w:tblStylePr>
     <w:tblStylePr w:type="firstCol">
       <w:rPr>
+        <w:rFonts w:eastAsia="黑体"/>
         <w:b/>
         <w:bCs/>
       </w:rPr>
     </w:tblStylePr>
     <w:tblStylePr w:type="lastCol">
       <w:rPr>
+        <w:rFonts w:eastAsia="黑体"/>
         <w:b/>
         <w:bCs/>
       </w:rPr>
@@ -8609,6 +9068,7 @@
       <w:spacing w:after="0" w:line="240" w:lineRule="auto"/>
     </w:pPr>
     <w:rPr>
+      <w:rFonts w:eastAsia="黑体"/>
       <w:color w:themeColor="text1" w:val="000000"/>
     </w:rPr>
     <w:tblPr>
@@ -8628,7 +9088,7 @@
     </w:tblPr>
     <w:tblStylePr w:type="firstRow">
       <w:rPr>
-        <w:rFonts w:asciiTheme="majorHAnsi" w:cstheme="majorBidi" w:eastAsiaTheme="majorEastAsia" w:hAnsiTheme="majorHAnsi"/>
+        <w:rFonts w:asciiTheme="majorHAnsi" w:cstheme="majorBidi" w:hAnsiTheme="majorHAnsi" w:eastAsia="黑体"/>
       </w:rPr>
       <w:tblPr/>
       <w:tcPr>
@@ -8640,6 +9100,7 @@
     </w:tblStylePr>
     <w:tblStylePr w:type="lastRow">
       <w:rPr>
+        <w:rFonts w:eastAsia="黑体"/>
         <w:b/>
         <w:bCs/>
         <w:color w:themeColor="text2" w:val="1F497D"/>
@@ -8654,12 +9115,14 @@
     </w:tblStylePr>
     <w:tblStylePr w:type="firstCol">
       <w:rPr>
+        <w:rFonts w:eastAsia="黑体"/>
         <w:b/>
         <w:bCs/>
       </w:rPr>
     </w:tblStylePr>
     <w:tblStylePr w:type="lastCol">
       <w:rPr>
+        <w:rFonts w:eastAsia="黑体"/>
         <w:b/>
         <w:bCs/>
       </w:rPr>
@@ -8693,6 +9156,7 @@
       <w:spacing w:after="0" w:line="240" w:lineRule="auto"/>
     </w:pPr>
     <w:rPr>
+      <w:rFonts w:eastAsia="黑体"/>
       <w:color w:themeColor="text1" w:val="000000"/>
     </w:rPr>
     <w:tblPr>
@@ -8712,7 +9176,7 @@
     </w:tblPr>
     <w:tblStylePr w:type="firstRow">
       <w:rPr>
-        <w:rFonts w:asciiTheme="majorHAnsi" w:cstheme="majorBidi" w:eastAsiaTheme="majorEastAsia" w:hAnsiTheme="majorHAnsi"/>
+        <w:rFonts w:asciiTheme="majorHAnsi" w:cstheme="majorBidi" w:hAnsiTheme="majorHAnsi" w:eastAsia="黑体"/>
       </w:rPr>
       <w:tblPr/>
       <w:tcPr>
@@ -8724,6 +9188,7 @@
     </w:tblStylePr>
     <w:tblStylePr w:type="lastRow">
       <w:rPr>
+        <w:rFonts w:eastAsia="黑体"/>
         <w:b/>
         <w:bCs/>
         <w:color w:themeColor="text2" w:val="1F497D"/>
@@ -8738,12 +9203,14 @@
     </w:tblStylePr>
     <w:tblStylePr w:type="firstCol">
       <w:rPr>
+        <w:rFonts w:eastAsia="黑体"/>
         <w:b/>
         <w:bCs/>
       </w:rPr>
     </w:tblStylePr>
     <w:tblStylePr w:type="lastCol">
       <w:rPr>
+        <w:rFonts w:eastAsia="黑体"/>
         <w:b/>
         <w:bCs/>
       </w:rPr>
@@ -8777,7 +9244,7 @@
       <w:spacing w:after="0" w:line="240" w:lineRule="auto"/>
     </w:pPr>
     <w:rPr>
-      <w:rFonts w:asciiTheme="majorHAnsi" w:cstheme="majorBidi" w:eastAsiaTheme="majorEastAsia" w:hAnsiTheme="majorHAnsi"/>
+      <w:rFonts w:asciiTheme="majorHAnsi" w:cstheme="majorBidi" w:hAnsiTheme="majorHAnsi" w:eastAsia="黑体"/>
       <w:color w:themeColor="text1" w:val="000000"/>
     </w:rPr>
     <w:tblPr>
@@ -8799,6 +9266,7 @@
     </w:tblPr>
     <w:tblStylePr w:type="firstRow">
       <w:rPr>
+        <w:rFonts w:eastAsia="黑体"/>
         <w:sz w:val="24"/>
         <w:szCs w:val="24"/>
       </w:rPr>
@@ -8905,7 +9373,7 @@
       <w:spacing w:after="0" w:line="240" w:lineRule="auto"/>
     </w:pPr>
     <w:rPr>
-      <w:rFonts w:asciiTheme="majorHAnsi" w:cstheme="majorBidi" w:eastAsiaTheme="majorEastAsia" w:hAnsiTheme="majorHAnsi"/>
+      <w:rFonts w:asciiTheme="majorHAnsi" w:cstheme="majorBidi" w:hAnsiTheme="majorHAnsi" w:eastAsia="黑体"/>
       <w:color w:themeColor="text1" w:val="000000"/>
     </w:rPr>
     <w:tblPr>
@@ -8927,6 +9395,7 @@
     </w:tblPr>
     <w:tblStylePr w:type="firstRow">
       <w:rPr>
+        <w:rFonts w:eastAsia="黑体"/>
         <w:sz w:val="24"/>
         <w:szCs w:val="24"/>
       </w:rPr>
@@ -9033,7 +9502,7 @@
       <w:spacing w:after="0" w:line="240" w:lineRule="auto"/>
     </w:pPr>
     <w:rPr>
-      <w:rFonts w:asciiTheme="majorHAnsi" w:cstheme="majorBidi" w:eastAsiaTheme="majorEastAsia" w:hAnsiTheme="majorHAnsi"/>
+      <w:rFonts w:asciiTheme="majorHAnsi" w:cstheme="majorBidi" w:hAnsiTheme="majorHAnsi" w:eastAsia="黑体"/>
       <w:color w:themeColor="text1" w:val="000000"/>
     </w:rPr>
     <w:tblPr>
@@ -9055,6 +9524,7 @@
     </w:tblPr>
     <w:tblStylePr w:type="firstRow">
       <w:rPr>
+        <w:rFonts w:eastAsia="黑体"/>
         <w:sz w:val="24"/>
         <w:szCs w:val="24"/>
       </w:rPr>
@@ -9161,7 +9631,7 @@
       <w:spacing w:after="0" w:line="240" w:lineRule="auto"/>
     </w:pPr>
     <w:rPr>
-      <w:rFonts w:asciiTheme="majorHAnsi" w:cstheme="majorBidi" w:eastAsiaTheme="majorEastAsia" w:hAnsiTheme="majorHAnsi"/>
+      <w:rFonts w:asciiTheme="majorHAnsi" w:cstheme="majorBidi" w:hAnsiTheme="majorHAnsi" w:eastAsia="黑体"/>
       <w:color w:themeColor="text1" w:val="000000"/>
     </w:rPr>
     <w:tblPr>
@@ -9183,6 +9653,7 @@
     </w:tblPr>
     <w:tblStylePr w:type="firstRow">
       <w:rPr>
+        <w:rFonts w:eastAsia="黑体"/>
         <w:sz w:val="24"/>
         <w:szCs w:val="24"/>
       </w:rPr>
@@ -9289,7 +9760,7 @@
       <w:spacing w:after="0" w:line="240" w:lineRule="auto"/>
     </w:pPr>
     <w:rPr>
-      <w:rFonts w:asciiTheme="majorHAnsi" w:cstheme="majorBidi" w:eastAsiaTheme="majorEastAsia" w:hAnsiTheme="majorHAnsi"/>
+      <w:rFonts w:asciiTheme="majorHAnsi" w:cstheme="majorBidi" w:hAnsiTheme="majorHAnsi" w:eastAsia="黑体"/>
       <w:color w:themeColor="text1" w:val="000000"/>
     </w:rPr>
     <w:tblPr>
@@ -9311,6 +9782,7 @@
     </w:tblPr>
     <w:tblStylePr w:type="firstRow">
       <w:rPr>
+        <w:rFonts w:eastAsia="黑体"/>
         <w:sz w:val="24"/>
         <w:szCs w:val="24"/>
       </w:rPr>
@@ -9417,7 +9889,7 @@
       <w:spacing w:after="0" w:line="240" w:lineRule="auto"/>
     </w:pPr>
     <w:rPr>
-      <w:rFonts w:asciiTheme="majorHAnsi" w:cstheme="majorBidi" w:eastAsiaTheme="majorEastAsia" w:hAnsiTheme="majorHAnsi"/>
+      <w:rFonts w:asciiTheme="majorHAnsi" w:cstheme="majorBidi" w:hAnsiTheme="majorHAnsi" w:eastAsia="黑体"/>
       <w:color w:themeColor="text1" w:val="000000"/>
     </w:rPr>
     <w:tblPr>
@@ -9439,6 +9911,7 @@
     </w:tblPr>
     <w:tblStylePr w:type="firstRow">
       <w:rPr>
+        <w:rFonts w:eastAsia="黑体"/>
         <w:sz w:val="24"/>
         <w:szCs w:val="24"/>
       </w:rPr>
@@ -9545,7 +10018,7 @@
       <w:spacing w:after="0" w:line="240" w:lineRule="auto"/>
     </w:pPr>
     <w:rPr>
-      <w:rFonts w:asciiTheme="majorHAnsi" w:cstheme="majorBidi" w:eastAsiaTheme="majorEastAsia" w:hAnsiTheme="majorHAnsi"/>
+      <w:rFonts w:asciiTheme="majorHAnsi" w:cstheme="majorBidi" w:hAnsiTheme="majorHAnsi" w:eastAsia="黑体"/>
       <w:color w:themeColor="text1" w:val="000000"/>
     </w:rPr>
     <w:tblPr>
@@ -9567,6 +10040,7 @@
     </w:tblPr>
     <w:tblStylePr w:type="firstRow">
       <w:rPr>
+        <w:rFonts w:eastAsia="黑体"/>
         <w:sz w:val="24"/>
         <w:szCs w:val="24"/>
       </w:rPr>
@@ -9696,12 +10170,14 @@
     </w:tcPr>
     <w:tblStylePr w:type="firstRow">
       <w:rPr>
+        <w:rFonts w:eastAsia="黑体"/>
         <w:b/>
         <w:bCs/>
       </w:rPr>
     </w:tblStylePr>
     <w:tblStylePr w:type="lastRow">
       <w:rPr>
+        <w:rFonts w:eastAsia="黑体"/>
         <w:b/>
         <w:bCs/>
       </w:rPr>
@@ -9714,12 +10190,14 @@
     </w:tblStylePr>
     <w:tblStylePr w:type="firstCol">
       <w:rPr>
+        <w:rFonts w:eastAsia="黑体"/>
         <w:b/>
         <w:bCs/>
       </w:rPr>
     </w:tblStylePr>
     <w:tblStylePr w:type="lastCol">
       <w:rPr>
+        <w:rFonts w:eastAsia="黑体"/>
         <w:b/>
         <w:bCs/>
       </w:rPr>
@@ -9769,12 +10247,14 @@
     </w:tcPr>
     <w:tblStylePr w:type="firstRow">
       <w:rPr>
+        <w:rFonts w:eastAsia="黑体"/>
         <w:b/>
         <w:bCs/>
       </w:rPr>
     </w:tblStylePr>
     <w:tblStylePr w:type="lastRow">
       <w:rPr>
+        <w:rFonts w:eastAsia="黑体"/>
         <w:b/>
         <w:bCs/>
       </w:rPr>
@@ -9787,12 +10267,14 @@
     </w:tblStylePr>
     <w:tblStylePr w:type="firstCol">
       <w:rPr>
+        <w:rFonts w:eastAsia="黑体"/>
         <w:b/>
         <w:bCs/>
       </w:rPr>
     </w:tblStylePr>
     <w:tblStylePr w:type="lastCol">
       <w:rPr>
+        <w:rFonts w:eastAsia="黑体"/>
         <w:b/>
         <w:bCs/>
       </w:rPr>
@@ -9842,12 +10324,14 @@
     </w:tcPr>
     <w:tblStylePr w:type="firstRow">
       <w:rPr>
+        <w:rFonts w:eastAsia="黑体"/>
         <w:b/>
         <w:bCs/>
       </w:rPr>
     </w:tblStylePr>
     <w:tblStylePr w:type="lastRow">
       <w:rPr>
+        <w:rFonts w:eastAsia="黑体"/>
         <w:b/>
         <w:bCs/>
       </w:rPr>
@@ -9860,12 +10344,14 @@
     </w:tblStylePr>
     <w:tblStylePr w:type="firstCol">
       <w:rPr>
+        <w:rFonts w:eastAsia="黑体"/>
         <w:b/>
         <w:bCs/>
       </w:rPr>
     </w:tblStylePr>
     <w:tblStylePr w:type="lastCol">
       <w:rPr>
+        <w:rFonts w:eastAsia="黑体"/>
         <w:b/>
         <w:bCs/>
       </w:rPr>
@@ -9915,12 +10401,14 @@
     </w:tcPr>
     <w:tblStylePr w:type="firstRow">
       <w:rPr>
+        <w:rFonts w:eastAsia="黑体"/>
         <w:b/>
         <w:bCs/>
       </w:rPr>
     </w:tblStylePr>
     <w:tblStylePr w:type="lastRow">
       <w:rPr>
+        <w:rFonts w:eastAsia="黑体"/>
         <w:b/>
         <w:bCs/>
       </w:rPr>
@@ -9933,12 +10421,14 @@
     </w:tblStylePr>
     <w:tblStylePr w:type="firstCol">
       <w:rPr>
+        <w:rFonts w:eastAsia="黑体"/>
         <w:b/>
         <w:bCs/>
       </w:rPr>
     </w:tblStylePr>
     <w:tblStylePr w:type="lastCol">
       <w:rPr>
+        <w:rFonts w:eastAsia="黑体"/>
         <w:b/>
         <w:bCs/>
       </w:rPr>
@@ -9988,12 +10478,14 @@
     </w:tcPr>
     <w:tblStylePr w:type="firstRow">
       <w:rPr>
+        <w:rFonts w:eastAsia="黑体"/>
         <w:b/>
         <w:bCs/>
       </w:rPr>
     </w:tblStylePr>
     <w:tblStylePr w:type="lastRow">
       <w:rPr>
+        <w:rFonts w:eastAsia="黑体"/>
         <w:b/>
         <w:bCs/>
       </w:rPr>
@@ -10006,12 +10498,14 @@
     </w:tblStylePr>
     <w:tblStylePr w:type="firstCol">
       <w:rPr>
+        <w:rFonts w:eastAsia="黑体"/>
         <w:b/>
         <w:bCs/>
       </w:rPr>
     </w:tblStylePr>
     <w:tblStylePr w:type="lastCol">
       <w:rPr>
+        <w:rFonts w:eastAsia="黑体"/>
         <w:b/>
         <w:bCs/>
       </w:rPr>
@@ -10061,12 +10555,14 @@
     </w:tcPr>
     <w:tblStylePr w:type="firstRow">
       <w:rPr>
+        <w:rFonts w:eastAsia="黑体"/>
         <w:b/>
         <w:bCs/>
       </w:rPr>
     </w:tblStylePr>
     <w:tblStylePr w:type="lastRow">
       <w:rPr>
+        <w:rFonts w:eastAsia="黑体"/>
         <w:b/>
         <w:bCs/>
       </w:rPr>
@@ -10079,12 +10575,14 @@
     </w:tblStylePr>
     <w:tblStylePr w:type="firstCol">
       <w:rPr>
+        <w:rFonts w:eastAsia="黑体"/>
         <w:b/>
         <w:bCs/>
       </w:rPr>
     </w:tblStylePr>
     <w:tblStylePr w:type="lastCol">
       <w:rPr>
+        <w:rFonts w:eastAsia="黑体"/>
         <w:b/>
         <w:bCs/>
       </w:rPr>
@@ -10134,12 +10632,14 @@
     </w:tcPr>
     <w:tblStylePr w:type="firstRow">
       <w:rPr>
+        <w:rFonts w:eastAsia="黑体"/>
         <w:b/>
         <w:bCs/>
       </w:rPr>
     </w:tblStylePr>
     <w:tblStylePr w:type="lastRow">
       <w:rPr>
+        <w:rFonts w:eastAsia="黑体"/>
         <w:b/>
         <w:bCs/>
       </w:rPr>
@@ -10152,12 +10652,14 @@
     </w:tblStylePr>
     <w:tblStylePr w:type="firstCol">
       <w:rPr>
+        <w:rFonts w:eastAsia="黑体"/>
         <w:b/>
         <w:bCs/>
       </w:rPr>
     </w:tblStylePr>
     <w:tblStylePr w:type="lastCol">
       <w:rPr>
+        <w:rFonts w:eastAsia="黑体"/>
         <w:b/>
         <w:bCs/>
       </w:rPr>
@@ -10184,7 +10686,7 @@
       <w:spacing w:after="0" w:line="240" w:lineRule="auto"/>
     </w:pPr>
     <w:rPr>
-      <w:rFonts w:asciiTheme="majorHAnsi" w:cstheme="majorBidi" w:eastAsiaTheme="majorEastAsia" w:hAnsiTheme="majorHAnsi"/>
+      <w:rFonts w:asciiTheme="majorHAnsi" w:cstheme="majorBidi" w:hAnsiTheme="majorHAnsi" w:eastAsia="黑体"/>
       <w:color w:themeColor="text1" w:val="000000"/>
     </w:rPr>
     <w:tblPr>
@@ -10211,6 +10713,7 @@
     </w:tcPr>
     <w:tblStylePr w:type="firstRow">
       <w:rPr>
+        <w:rFonts w:eastAsia="黑体"/>
         <w:b/>
         <w:bCs/>
         <w:color w:themeColor="text1" w:val="000000"/>
@@ -10222,6 +10725,7 @@
     </w:tblStylePr>
     <w:tblStylePr w:type="lastRow">
       <w:rPr>
+        <w:rFonts w:eastAsia="黑体"/>
         <w:b/>
         <w:bCs/>
         <w:color w:themeColor="text1" w:val="000000"/>
@@ -10241,6 +10745,7 @@
     </w:tblStylePr>
     <w:tblStylePr w:type="firstCol">
       <w:rPr>
+        <w:rFonts w:eastAsia="黑体"/>
         <w:b/>
         <w:bCs/>
         <w:color w:themeColor="text1" w:val="000000"/>
@@ -10260,6 +10765,7 @@
     </w:tblStylePr>
     <w:tblStylePr w:type="lastCol">
       <w:rPr>
+        <w:rFonts w:eastAsia="黑体"/>
         <w:b w:val="0"/>
         <w:bCs w:val="0"/>
         <w:color w:themeColor="text1" w:val="000000"/>
@@ -10309,7 +10815,7 @@
       <w:spacing w:after="0" w:line="240" w:lineRule="auto"/>
     </w:pPr>
     <w:rPr>
-      <w:rFonts w:asciiTheme="majorHAnsi" w:cstheme="majorBidi" w:eastAsiaTheme="majorEastAsia" w:hAnsiTheme="majorHAnsi"/>
+      <w:rFonts w:asciiTheme="majorHAnsi" w:cstheme="majorBidi" w:hAnsiTheme="majorHAnsi" w:eastAsia="黑体"/>
       <w:color w:themeColor="text1" w:val="000000"/>
     </w:rPr>
     <w:tblPr>
@@ -10336,6 +10842,7 @@
     </w:tcPr>
     <w:tblStylePr w:type="firstRow">
       <w:rPr>
+        <w:rFonts w:eastAsia="黑体"/>
         <w:b/>
         <w:bCs/>
         <w:color w:themeColor="text1" w:val="000000"/>
@@ -10347,6 +10854,7 @@
     </w:tblStylePr>
     <w:tblStylePr w:type="lastRow">
       <w:rPr>
+        <w:rFonts w:eastAsia="黑体"/>
         <w:b/>
         <w:bCs/>
         <w:color w:themeColor="text1" w:val="000000"/>
@@ -10366,6 +10874,7 @@
     </w:tblStylePr>
     <w:tblStylePr w:type="firstCol">
       <w:rPr>
+        <w:rFonts w:eastAsia="黑体"/>
         <w:b/>
         <w:bCs/>
         <w:color w:themeColor="text1" w:val="000000"/>
@@ -10385,6 +10894,7 @@
     </w:tblStylePr>
     <w:tblStylePr w:type="lastCol">
       <w:rPr>
+        <w:rFonts w:eastAsia="黑体"/>
         <w:b w:val="0"/>
         <w:bCs w:val="0"/>
         <w:color w:themeColor="text1" w:val="000000"/>
@@ -10434,7 +10944,7 @@
       <w:spacing w:after="0" w:line="240" w:lineRule="auto"/>
     </w:pPr>
     <w:rPr>
-      <w:rFonts w:asciiTheme="majorHAnsi" w:cstheme="majorBidi" w:eastAsiaTheme="majorEastAsia" w:hAnsiTheme="majorHAnsi"/>
+      <w:rFonts w:asciiTheme="majorHAnsi" w:cstheme="majorBidi" w:hAnsiTheme="majorHAnsi" w:eastAsia="黑体"/>
       <w:color w:themeColor="text1" w:val="000000"/>
     </w:rPr>
     <w:tblPr>
@@ -10461,6 +10971,7 @@
     </w:tcPr>
     <w:tblStylePr w:type="firstRow">
       <w:rPr>
+        <w:rFonts w:eastAsia="黑体"/>
         <w:b/>
         <w:bCs/>
         <w:color w:themeColor="text1" w:val="000000"/>
@@ -10472,6 +10983,7 @@
     </w:tblStylePr>
     <w:tblStylePr w:type="lastRow">
       <w:rPr>
+        <w:rFonts w:eastAsia="黑体"/>
         <w:b/>
         <w:bCs/>
         <w:color w:themeColor="text1" w:val="000000"/>
@@ -10491,6 +11003,7 @@
     </w:tblStylePr>
     <w:tblStylePr w:type="firstCol">
       <w:rPr>
+        <w:rFonts w:eastAsia="黑体"/>
         <w:b/>
         <w:bCs/>
         <w:color w:themeColor="text1" w:val="000000"/>
@@ -10510,6 +11023,7 @@
     </w:tblStylePr>
     <w:tblStylePr w:type="lastCol">
       <w:rPr>
+        <w:rFonts w:eastAsia="黑体"/>
         <w:b w:val="0"/>
         <w:bCs w:val="0"/>
         <w:color w:themeColor="text1" w:val="000000"/>
@@ -10559,7 +11073,7 @@
       <w:spacing w:after="0" w:line="240" w:lineRule="auto"/>
     </w:pPr>
     <w:rPr>
-      <w:rFonts w:asciiTheme="majorHAnsi" w:cstheme="majorBidi" w:eastAsiaTheme="majorEastAsia" w:hAnsiTheme="majorHAnsi"/>
+      <w:rFonts w:asciiTheme="majorHAnsi" w:cstheme="majorBidi" w:hAnsiTheme="majorHAnsi" w:eastAsia="黑体"/>
       <w:color w:themeColor="text1" w:val="000000"/>
     </w:rPr>
     <w:tblPr>
@@ -10586,6 +11100,7 @@
     </w:tcPr>
     <w:tblStylePr w:type="firstRow">
       <w:rPr>
+        <w:rFonts w:eastAsia="黑体"/>
         <w:b/>
         <w:bCs/>
         <w:color w:themeColor="text1" w:val="000000"/>
@@ -10597,6 +11112,7 @@
     </w:tblStylePr>
     <w:tblStylePr w:type="lastRow">
       <w:rPr>
+        <w:rFonts w:eastAsia="黑体"/>
         <w:b/>
         <w:bCs/>
         <w:color w:themeColor="text1" w:val="000000"/>
@@ -10616,6 +11132,7 @@
     </w:tblStylePr>
     <w:tblStylePr w:type="firstCol">
       <w:rPr>
+        <w:rFonts w:eastAsia="黑体"/>
         <w:b/>
         <w:bCs/>
         <w:color w:themeColor="text1" w:val="000000"/>
@@ -10635,6 +11152,7 @@
     </w:tblStylePr>
     <w:tblStylePr w:type="lastCol">
       <w:rPr>
+        <w:rFonts w:eastAsia="黑体"/>
         <w:b w:val="0"/>
         <w:bCs w:val="0"/>
         <w:color w:themeColor="text1" w:val="000000"/>
@@ -10684,7 +11202,7 @@
       <w:spacing w:after="0" w:line="240" w:lineRule="auto"/>
     </w:pPr>
     <w:rPr>
-      <w:rFonts w:asciiTheme="majorHAnsi" w:cstheme="majorBidi" w:eastAsiaTheme="majorEastAsia" w:hAnsiTheme="majorHAnsi"/>
+      <w:rFonts w:asciiTheme="majorHAnsi" w:cstheme="majorBidi" w:hAnsiTheme="majorHAnsi" w:eastAsia="黑体"/>
       <w:color w:themeColor="text1" w:val="000000"/>
     </w:rPr>
     <w:tblPr>
@@ -10711,6 +11229,7 @@
     </w:tcPr>
     <w:tblStylePr w:type="firstRow">
       <w:rPr>
+        <w:rFonts w:eastAsia="黑体"/>
         <w:b/>
         <w:bCs/>
         <w:color w:themeColor="text1" w:val="000000"/>
@@ -10722,6 +11241,7 @@
     </w:tblStylePr>
     <w:tblStylePr w:type="lastRow">
       <w:rPr>
+        <w:rFonts w:eastAsia="黑体"/>
         <w:b/>
         <w:bCs/>
         <w:color w:themeColor="text1" w:val="000000"/>
@@ -10741,6 +11261,7 @@
     </w:tblStylePr>
     <w:tblStylePr w:type="firstCol">
       <w:rPr>
+        <w:rFonts w:eastAsia="黑体"/>
         <w:b/>
         <w:bCs/>
         <w:color w:themeColor="text1" w:val="000000"/>
@@ -10760,6 +11281,7 @@
     </w:tblStylePr>
     <w:tblStylePr w:type="lastCol">
       <w:rPr>
+        <w:rFonts w:eastAsia="黑体"/>
         <w:b w:val="0"/>
         <w:bCs w:val="0"/>
         <w:color w:themeColor="text1" w:val="000000"/>
@@ -10809,7 +11331,7 @@
       <w:spacing w:after="0" w:line="240" w:lineRule="auto"/>
     </w:pPr>
     <w:rPr>
-      <w:rFonts w:asciiTheme="majorHAnsi" w:cstheme="majorBidi" w:eastAsiaTheme="majorEastAsia" w:hAnsiTheme="majorHAnsi"/>
+      <w:rFonts w:asciiTheme="majorHAnsi" w:cstheme="majorBidi" w:hAnsiTheme="majorHAnsi" w:eastAsia="黑体"/>
       <w:color w:themeColor="text1" w:val="000000"/>
     </w:rPr>
     <w:tblPr>
@@ -10836,6 +11358,7 @@
     </w:tcPr>
     <w:tblStylePr w:type="firstRow">
       <w:rPr>
+        <w:rFonts w:eastAsia="黑体"/>
         <w:b/>
         <w:bCs/>
         <w:color w:themeColor="text1" w:val="000000"/>
@@ -10847,6 +11370,7 @@
     </w:tblStylePr>
     <w:tblStylePr w:type="lastRow">
       <w:rPr>
+        <w:rFonts w:eastAsia="黑体"/>
         <w:b/>
         <w:bCs/>
         <w:color w:themeColor="text1" w:val="000000"/>
@@ -10866,6 +11390,7 @@
     </w:tblStylePr>
     <w:tblStylePr w:type="firstCol">
       <w:rPr>
+        <w:rFonts w:eastAsia="黑体"/>
         <w:b/>
         <w:bCs/>
         <w:color w:themeColor="text1" w:val="000000"/>
@@ -10885,6 +11410,7 @@
     </w:tblStylePr>
     <w:tblStylePr w:type="lastCol">
       <w:rPr>
+        <w:rFonts w:eastAsia="黑体"/>
         <w:b w:val="0"/>
         <w:bCs w:val="0"/>
         <w:color w:themeColor="text1" w:val="000000"/>
@@ -10934,7 +11460,7 @@
       <w:spacing w:after="0" w:line="240" w:lineRule="auto"/>
     </w:pPr>
     <w:rPr>
-      <w:rFonts w:asciiTheme="majorHAnsi" w:cstheme="majorBidi" w:eastAsiaTheme="majorEastAsia" w:hAnsiTheme="majorHAnsi"/>
+      <w:rFonts w:asciiTheme="majorHAnsi" w:cstheme="majorBidi" w:hAnsiTheme="majorHAnsi" w:eastAsia="黑体"/>
       <w:color w:themeColor="text1" w:val="000000"/>
     </w:rPr>
     <w:tblPr>
@@ -10961,6 +11487,7 @@
     </w:tcPr>
     <w:tblStylePr w:type="firstRow">
       <w:rPr>
+        <w:rFonts w:eastAsia="黑体"/>
         <w:b/>
         <w:bCs/>
         <w:color w:themeColor="text1" w:val="000000"/>
@@ -10972,6 +11499,7 @@
     </w:tblStylePr>
     <w:tblStylePr w:type="lastRow">
       <w:rPr>
+        <w:rFonts w:eastAsia="黑体"/>
         <w:b/>
         <w:bCs/>
         <w:color w:themeColor="text1" w:val="000000"/>
@@ -10991,6 +11519,7 @@
     </w:tblStylePr>
     <w:tblStylePr w:type="firstCol">
       <w:rPr>
+        <w:rFonts w:eastAsia="黑体"/>
         <w:b/>
         <w:bCs/>
         <w:color w:themeColor="text1" w:val="000000"/>
@@ -11010,6 +11539,7 @@
     </w:tblStylePr>
     <w:tblStylePr w:type="lastCol">
       <w:rPr>
+        <w:rFonts w:eastAsia="黑体"/>
         <w:b w:val="0"/>
         <w:bCs w:val="0"/>
         <w:color w:themeColor="text1" w:val="000000"/>
@@ -11082,6 +11612,7 @@
     </w:tcPr>
     <w:tblStylePr w:type="firstRow">
       <w:rPr>
+        <w:rFonts w:eastAsia="黑体"/>
         <w:b/>
         <w:bCs/>
         <w:i w:val="0"/>
@@ -11103,6 +11634,7 @@
     </w:tblStylePr>
     <w:tblStylePr w:type="lastRow">
       <w:rPr>
+        <w:rFonts w:eastAsia="黑体"/>
         <w:b/>
         <w:bCs/>
         <w:i w:val="0"/>
@@ -11124,6 +11656,7 @@
     </w:tblStylePr>
     <w:tblStylePr w:type="firstCol">
       <w:rPr>
+        <w:rFonts w:eastAsia="黑体"/>
         <w:b/>
         <w:bCs/>
         <w:i w:val="0"/>
@@ -11143,6 +11676,7 @@
     </w:tblStylePr>
     <w:tblStylePr w:type="lastCol">
       <w:rPr>
+        <w:rFonts w:eastAsia="黑体"/>
         <w:b/>
         <w:bCs/>
         <w:i w:val="0"/>
@@ -11223,6 +11757,7 @@
     </w:tcPr>
     <w:tblStylePr w:type="firstRow">
       <w:rPr>
+        <w:rFonts w:eastAsia="黑体"/>
         <w:b/>
         <w:bCs/>
         <w:i w:val="0"/>
@@ -11244,6 +11779,7 @@
     </w:tblStylePr>
     <w:tblStylePr w:type="lastRow">
       <w:rPr>
+        <w:rFonts w:eastAsia="黑体"/>
         <w:b/>
         <w:bCs/>
         <w:i w:val="0"/>
@@ -11265,6 +11801,7 @@
     </w:tblStylePr>
     <w:tblStylePr w:type="firstCol">
       <w:rPr>
+        <w:rFonts w:eastAsia="黑体"/>
         <w:b/>
         <w:bCs/>
         <w:i w:val="0"/>
@@ -11284,6 +11821,7 @@
     </w:tblStylePr>
     <w:tblStylePr w:type="lastCol">
       <w:rPr>
+        <w:rFonts w:eastAsia="黑体"/>
         <w:b/>
         <w:bCs/>
         <w:i w:val="0"/>
@@ -11364,6 +11902,7 @@
     </w:tcPr>
     <w:tblStylePr w:type="firstRow">
       <w:rPr>
+        <w:rFonts w:eastAsia="黑体"/>
         <w:b/>
         <w:bCs/>
         <w:i w:val="0"/>
@@ -11385,6 +11924,7 @@
     </w:tblStylePr>
     <w:tblStylePr w:type="lastRow">
       <w:rPr>
+        <w:rFonts w:eastAsia="黑体"/>
         <w:b/>
         <w:bCs/>
         <w:i w:val="0"/>
@@ -11406,6 +11946,7 @@
     </w:tblStylePr>
     <w:tblStylePr w:type="firstCol">
       <w:rPr>
+        <w:rFonts w:eastAsia="黑体"/>
         <w:b/>
         <w:bCs/>
         <w:i w:val="0"/>
@@ -11425,6 +11966,7 @@
     </w:tblStylePr>
     <w:tblStylePr w:type="lastCol">
       <w:rPr>
+        <w:rFonts w:eastAsia="黑体"/>
         <w:b/>
         <w:bCs/>
         <w:i w:val="0"/>
@@ -11505,6 +12047,7 @@
     </w:tcPr>
     <w:tblStylePr w:type="firstRow">
       <w:rPr>
+        <w:rFonts w:eastAsia="黑体"/>
         <w:b/>
         <w:bCs/>
         <w:i w:val="0"/>
@@ -11526,6 +12069,7 @@
     </w:tblStylePr>
     <w:tblStylePr w:type="lastRow">
       <w:rPr>
+        <w:rFonts w:eastAsia="黑体"/>
         <w:b/>
         <w:bCs/>
         <w:i w:val="0"/>
@@ -11547,6 +12091,7 @@
     </w:tblStylePr>
     <w:tblStylePr w:type="firstCol">
       <w:rPr>
+        <w:rFonts w:eastAsia="黑体"/>
         <w:b/>
         <w:bCs/>
         <w:i w:val="0"/>
@@ -11566,6 +12111,7 @@
     </w:tblStylePr>
     <w:tblStylePr w:type="lastCol">
       <w:rPr>
+        <w:rFonts w:eastAsia="黑体"/>
         <w:b/>
         <w:bCs/>
         <w:i w:val="0"/>
@@ -11646,6 +12192,7 @@
     </w:tcPr>
     <w:tblStylePr w:type="firstRow">
       <w:rPr>
+        <w:rFonts w:eastAsia="黑体"/>
         <w:b/>
         <w:bCs/>
         <w:i w:val="0"/>
@@ -11667,6 +12214,7 @@
     </w:tblStylePr>
     <w:tblStylePr w:type="lastRow">
       <w:rPr>
+        <w:rFonts w:eastAsia="黑体"/>
         <w:b/>
         <w:bCs/>
         <w:i w:val="0"/>
@@ -11688,6 +12236,7 @@
     </w:tblStylePr>
     <w:tblStylePr w:type="firstCol">
       <w:rPr>
+        <w:rFonts w:eastAsia="黑体"/>
         <w:b/>
         <w:bCs/>
         <w:i w:val="0"/>
@@ -11707,6 +12256,7 @@
     </w:tblStylePr>
     <w:tblStylePr w:type="lastCol">
       <w:rPr>
+        <w:rFonts w:eastAsia="黑体"/>
         <w:b/>
         <w:bCs/>
         <w:i w:val="0"/>
@@ -11787,6 +12337,7 @@
     </w:tcPr>
     <w:tblStylePr w:type="firstRow">
       <w:rPr>
+        <w:rFonts w:eastAsia="黑体"/>
         <w:b/>
         <w:bCs/>
         <w:i w:val="0"/>
@@ -11808,6 +12359,7 @@
     </w:tblStylePr>
     <w:tblStylePr w:type="lastRow">
       <w:rPr>
+        <w:rFonts w:eastAsia="黑体"/>
         <w:b/>
         <w:bCs/>
         <w:i w:val="0"/>
@@ -11829,6 +12381,7 @@
     </w:tblStylePr>
     <w:tblStylePr w:type="firstCol">
       <w:rPr>
+        <w:rFonts w:eastAsia="黑体"/>
         <w:b/>
         <w:bCs/>
         <w:i w:val="0"/>
@@ -11848,6 +12401,7 @@
     </w:tblStylePr>
     <w:tblStylePr w:type="lastCol">
       <w:rPr>
+        <w:rFonts w:eastAsia="黑体"/>
         <w:b/>
         <w:bCs/>
         <w:i w:val="0"/>
@@ -11928,6 +12482,7 @@
     </w:tcPr>
     <w:tblStylePr w:type="firstRow">
       <w:rPr>
+        <w:rFonts w:eastAsia="黑体"/>
         <w:b/>
         <w:bCs/>
         <w:i w:val="0"/>
@@ -11949,6 +12504,7 @@
     </w:tblStylePr>
     <w:tblStylePr w:type="lastRow">
       <w:rPr>
+        <w:rFonts w:eastAsia="黑体"/>
         <w:b/>
         <w:bCs/>
         <w:i w:val="0"/>
@@ -11970,6 +12526,7 @@
     </w:tblStylePr>
     <w:tblStylePr w:type="firstCol">
       <w:rPr>
+        <w:rFonts w:eastAsia="黑体"/>
         <w:b/>
         <w:bCs/>
         <w:i w:val="0"/>
@@ -11989,6 +12546,7 @@
     </w:tblStylePr>
     <w:tblStylePr w:type="lastCol">
       <w:rPr>
+        <w:rFonts w:eastAsia="黑体"/>
         <w:b/>
         <w:bCs/>
         <w:i w:val="0"/>
@@ -12046,6 +12604,7 @@
       <w:spacing w:after="0" w:line="240" w:lineRule="auto"/>
     </w:pPr>
     <w:rPr>
+      <w:rFonts w:eastAsia="黑体"/>
       <w:color w:themeColor="background1" w:val="FFFFFF"/>
     </w:rPr>
     <w:tblPr>
@@ -12064,6 +12623,7 @@
     </w:tcPr>
     <w:tblStylePr w:type="firstRow">
       <w:rPr>
+        <w:rFonts w:eastAsia="黑体"/>
         <w:b/>
         <w:bCs/>
       </w:rPr>
@@ -12160,6 +12720,7 @@
       <w:spacing w:after="0" w:line="240" w:lineRule="auto"/>
     </w:pPr>
     <w:rPr>
+      <w:rFonts w:eastAsia="黑体"/>
       <w:color w:themeColor="background1" w:val="FFFFFF"/>
     </w:rPr>
     <w:tblPr>
@@ -12178,6 +12739,7 @@
     </w:tcPr>
     <w:tblStylePr w:type="firstRow">
       <w:rPr>
+        <w:rFonts w:eastAsia="黑体"/>
         <w:b/>
         <w:bCs/>
       </w:rPr>
@@ -12274,6 +12836,7 @@
       <w:spacing w:after="0" w:line="240" w:lineRule="auto"/>
     </w:pPr>
     <w:rPr>
+      <w:rFonts w:eastAsia="黑体"/>
       <w:color w:themeColor="background1" w:val="FFFFFF"/>
     </w:rPr>
     <w:tblPr>
@@ -12292,6 +12855,7 @@
     </w:tcPr>
     <w:tblStylePr w:type="firstRow">
       <w:rPr>
+        <w:rFonts w:eastAsia="黑体"/>
         <w:b/>
         <w:bCs/>
       </w:rPr>
@@ -12388,6 +12952,7 @@
       <w:spacing w:after="0" w:line="240" w:lineRule="auto"/>
     </w:pPr>
     <w:rPr>
+      <w:rFonts w:eastAsia="黑体"/>
       <w:color w:themeColor="background1" w:val="FFFFFF"/>
     </w:rPr>
     <w:tblPr>
@@ -12406,6 +12971,7 @@
     </w:tcPr>
     <w:tblStylePr w:type="firstRow">
       <w:rPr>
+        <w:rFonts w:eastAsia="黑体"/>
         <w:b/>
         <w:bCs/>
       </w:rPr>
@@ -12502,6 +13068,7 @@
       <w:spacing w:after="0" w:line="240" w:lineRule="auto"/>
     </w:pPr>
     <w:rPr>
+      <w:rFonts w:eastAsia="黑体"/>
       <w:color w:themeColor="background1" w:val="FFFFFF"/>
     </w:rPr>
     <w:tblPr>
@@ -12520,6 +13087,7 @@
     </w:tcPr>
     <w:tblStylePr w:type="firstRow">
       <w:rPr>
+        <w:rFonts w:eastAsia="黑体"/>
         <w:b/>
         <w:bCs/>
       </w:rPr>
@@ -12616,6 +13184,7 @@
       <w:spacing w:after="0" w:line="240" w:lineRule="auto"/>
     </w:pPr>
     <w:rPr>
+      <w:rFonts w:eastAsia="黑体"/>
       <w:color w:themeColor="background1" w:val="FFFFFF"/>
     </w:rPr>
     <w:tblPr>
@@ -12634,6 +13203,7 @@
     </w:tcPr>
     <w:tblStylePr w:type="firstRow">
       <w:rPr>
+        <w:rFonts w:eastAsia="黑体"/>
         <w:b/>
         <w:bCs/>
       </w:rPr>
@@ -12730,6 +13300,7 @@
       <w:spacing w:after="0" w:line="240" w:lineRule="auto"/>
     </w:pPr>
     <w:rPr>
+      <w:rFonts w:eastAsia="黑体"/>
       <w:color w:themeColor="background1" w:val="FFFFFF"/>
     </w:rPr>
     <w:tblPr>
@@ -12748,6 +13319,7 @@
     </w:tcPr>
     <w:tblStylePr w:type="firstRow">
       <w:rPr>
+        <w:rFonts w:eastAsia="黑体"/>
         <w:b/>
         <w:bCs/>
       </w:rPr>
@@ -12844,6 +13416,7 @@
       <w:spacing w:after="0" w:line="240" w:lineRule="auto"/>
     </w:pPr>
     <w:rPr>
+      <w:rFonts w:eastAsia="黑体"/>
       <w:color w:themeColor="text1" w:val="000000"/>
     </w:rPr>
     <w:tblPr>
@@ -12870,6 +13443,7 @@
     </w:tcPr>
     <w:tblStylePr w:type="firstRow">
       <w:rPr>
+        <w:rFonts w:eastAsia="黑体"/>
         <w:b/>
         <w:bCs/>
       </w:rPr>
@@ -12888,6 +13462,7 @@
     </w:tblStylePr>
     <w:tblStylePr w:type="lastRow">
       <w:rPr>
+        <w:rFonts w:eastAsia="黑体"/>
         <w:b/>
         <w:bCs/>
         <w:color w:themeColor="background1" w:val="FFFFFF"/>
@@ -12902,6 +13477,7 @@
     </w:tblStylePr>
     <w:tblStylePr w:type="firstCol">
       <w:rPr>
+        <w:rFonts w:eastAsia="黑体"/>
         <w:color w:themeColor="background1" w:val="FFFFFF"/>
       </w:rPr>
       <w:tblPr/>
@@ -12919,6 +13495,7 @@
     </w:tblStylePr>
     <w:tblStylePr w:type="lastCol">
       <w:rPr>
+        <w:rFonts w:eastAsia="黑体"/>
         <w:color w:themeColor="background1" w:val="FFFFFF"/>
       </w:rPr>
       <w:tblPr/>
@@ -12948,11 +13525,13 @@
     </w:tblStylePr>
     <w:tblStylePr w:type="neCell">
       <w:rPr>
+        <w:rFonts w:eastAsia="黑体"/>
         <w:color w:themeColor="text1" w:val="000000"/>
       </w:rPr>
     </w:tblStylePr>
     <w:tblStylePr w:type="nwCell">
       <w:rPr>
+        <w:rFonts w:eastAsia="黑体"/>
         <w:color w:themeColor="text1" w:val="000000"/>
       </w:rPr>
     </w:tblStylePr>
@@ -12966,6 +13545,7 @@
       <w:spacing w:after="0" w:line="240" w:lineRule="auto"/>
     </w:pPr>
     <w:rPr>
+      <w:rFonts w:eastAsia="黑体"/>
       <w:color w:themeColor="text1" w:val="000000"/>
     </w:rPr>
     <w:tblPr>
@@ -12992,6 +13572,7 @@
     </w:tcPr>
     <w:tblStylePr w:type="firstRow">
       <w:rPr>
+        <w:rFonts w:eastAsia="黑体"/>
         <w:b/>
         <w:bCs/>
       </w:rPr>
@@ -13010,6 +13591,7 @@
     </w:tblStylePr>
     <w:tblStylePr w:type="lastRow">
       <w:rPr>
+        <w:rFonts w:eastAsia="黑体"/>
         <w:b/>
         <w:bCs/>
         <w:color w:themeColor="background1" w:val="FFFFFF"/>
@@ -13024,6 +13606,7 @@
     </w:tblStylePr>
     <w:tblStylePr w:type="firstCol">
       <w:rPr>
+        <w:rFonts w:eastAsia="黑体"/>
         <w:color w:themeColor="background1" w:val="FFFFFF"/>
       </w:rPr>
       <w:tblPr/>
@@ -13041,6 +13624,7 @@
     </w:tblStylePr>
     <w:tblStylePr w:type="lastCol">
       <w:rPr>
+        <w:rFonts w:eastAsia="黑体"/>
         <w:color w:themeColor="background1" w:val="FFFFFF"/>
       </w:rPr>
       <w:tblPr/>
@@ -13070,11 +13654,13 @@
     </w:tblStylePr>
     <w:tblStylePr w:type="neCell">
       <w:rPr>
+        <w:rFonts w:eastAsia="黑体"/>
         <w:color w:themeColor="text1" w:val="000000"/>
       </w:rPr>
     </w:tblStylePr>
     <w:tblStylePr w:type="nwCell">
       <w:rPr>
+        <w:rFonts w:eastAsia="黑体"/>
         <w:color w:themeColor="text1" w:val="000000"/>
       </w:rPr>
     </w:tblStylePr>
@@ -13088,6 +13674,7 @@
       <w:spacing w:after="0" w:line="240" w:lineRule="auto"/>
     </w:pPr>
     <w:rPr>
+      <w:rFonts w:eastAsia="黑体"/>
       <w:color w:themeColor="text1" w:val="000000"/>
     </w:rPr>
     <w:tblPr>
@@ -13114,6 +13701,7 @@
     </w:tcPr>
     <w:tblStylePr w:type="firstRow">
       <w:rPr>
+        <w:rFonts w:eastAsia="黑体"/>
         <w:b/>
         <w:bCs/>
       </w:rPr>
@@ -13132,6 +13720,7 @@
     </w:tblStylePr>
     <w:tblStylePr w:type="lastRow">
       <w:rPr>
+        <w:rFonts w:eastAsia="黑体"/>
         <w:b/>
         <w:bCs/>
         <w:color w:themeColor="background1" w:val="FFFFFF"/>
@@ -13146,6 +13735,7 @@
     </w:tblStylePr>
     <w:tblStylePr w:type="firstCol">
       <w:rPr>
+        <w:rFonts w:eastAsia="黑体"/>
         <w:color w:themeColor="background1" w:val="FFFFFF"/>
       </w:rPr>
       <w:tblPr/>
@@ -13163,6 +13753,7 @@
     </w:tblStylePr>
     <w:tblStylePr w:type="lastCol">
       <w:rPr>
+        <w:rFonts w:eastAsia="黑体"/>
         <w:color w:themeColor="background1" w:val="FFFFFF"/>
       </w:rPr>
       <w:tblPr/>
@@ -13192,11 +13783,13 @@
     </w:tblStylePr>
     <w:tblStylePr w:type="neCell">
       <w:rPr>
+        <w:rFonts w:eastAsia="黑体"/>
         <w:color w:themeColor="text1" w:val="000000"/>
       </w:rPr>
     </w:tblStylePr>
     <w:tblStylePr w:type="nwCell">
       <w:rPr>
+        <w:rFonts w:eastAsia="黑体"/>
         <w:color w:themeColor="text1" w:val="000000"/>
       </w:rPr>
     </w:tblStylePr>
@@ -13210,6 +13803,7 @@
       <w:spacing w:after="0" w:line="240" w:lineRule="auto"/>
     </w:pPr>
     <w:rPr>
+      <w:rFonts w:eastAsia="黑体"/>
       <w:color w:themeColor="text1" w:val="000000"/>
     </w:rPr>
     <w:tblPr>
@@ -13236,6 +13830,7 @@
     </w:tcPr>
     <w:tblStylePr w:type="firstRow">
       <w:rPr>
+        <w:rFonts w:eastAsia="黑体"/>
         <w:b/>
         <w:bCs/>
       </w:rPr>
@@ -13254,6 +13849,7 @@
     </w:tblStylePr>
     <w:tblStylePr w:type="lastRow">
       <w:rPr>
+        <w:rFonts w:eastAsia="黑体"/>
         <w:b/>
         <w:bCs/>
         <w:color w:themeColor="background1" w:val="FFFFFF"/>
@@ -13268,6 +13864,7 @@
     </w:tblStylePr>
     <w:tblStylePr w:type="firstCol">
       <w:rPr>
+        <w:rFonts w:eastAsia="黑体"/>
         <w:color w:themeColor="background1" w:val="FFFFFF"/>
       </w:rPr>
       <w:tblPr/>
@@ -13285,6 +13882,7 @@
     </w:tblStylePr>
     <w:tblStylePr w:type="lastCol">
       <w:rPr>
+        <w:rFonts w:eastAsia="黑体"/>
         <w:color w:themeColor="background1" w:val="FFFFFF"/>
       </w:rPr>
       <w:tblPr/>
@@ -13322,6 +13920,7 @@
       <w:spacing w:after="0" w:line="240" w:lineRule="auto"/>
     </w:pPr>
     <w:rPr>
+      <w:rFonts w:eastAsia="黑体"/>
       <w:color w:themeColor="text1" w:val="000000"/>
     </w:rPr>
     <w:tblPr>
@@ -13348,6 +13947,7 @@
     </w:tcPr>
     <w:tblStylePr w:type="firstRow">
       <w:rPr>
+        <w:rFonts w:eastAsia="黑体"/>
         <w:b/>
         <w:bCs/>
       </w:rPr>
@@ -13366,6 +13966,7 @@
     </w:tblStylePr>
     <w:tblStylePr w:type="lastRow">
       <w:rPr>
+        <w:rFonts w:eastAsia="黑体"/>
         <w:b/>
         <w:bCs/>
         <w:color w:themeColor="background1" w:val="FFFFFF"/>
@@ -13380,6 +13981,7 @@
     </w:tblStylePr>
     <w:tblStylePr w:type="firstCol">
       <w:rPr>
+        <w:rFonts w:eastAsia="黑体"/>
         <w:color w:themeColor="background1" w:val="FFFFFF"/>
       </w:rPr>
       <w:tblPr/>
@@ -13397,6 +13999,7 @@
     </w:tblStylePr>
     <w:tblStylePr w:type="lastCol">
       <w:rPr>
+        <w:rFonts w:eastAsia="黑体"/>
         <w:color w:themeColor="background1" w:val="FFFFFF"/>
       </w:rPr>
       <w:tblPr/>
@@ -13426,11 +14029,13 @@
     </w:tblStylePr>
     <w:tblStylePr w:type="neCell">
       <w:rPr>
+        <w:rFonts w:eastAsia="黑体"/>
         <w:color w:themeColor="text1" w:val="000000"/>
       </w:rPr>
     </w:tblStylePr>
     <w:tblStylePr w:type="nwCell">
       <w:rPr>
+        <w:rFonts w:eastAsia="黑体"/>
         <w:color w:themeColor="text1" w:val="000000"/>
       </w:rPr>
     </w:tblStylePr>
@@ -13444,6 +14049,7 @@
       <w:spacing w:after="0" w:line="240" w:lineRule="auto"/>
     </w:pPr>
     <w:rPr>
+      <w:rFonts w:eastAsia="黑体"/>
       <w:color w:themeColor="text1" w:val="000000"/>
     </w:rPr>
     <w:tblPr>
@@ -13470,6 +14076,7 @@
     </w:tcPr>
     <w:tblStylePr w:type="firstRow">
       <w:rPr>
+        <w:rFonts w:eastAsia="黑体"/>
         <w:b/>
         <w:bCs/>
       </w:rPr>
@@ -13488,6 +14095,7 @@
     </w:tblStylePr>
     <w:tblStylePr w:type="lastRow">
       <w:rPr>
+        <w:rFonts w:eastAsia="黑体"/>
         <w:b/>
         <w:bCs/>
         <w:color w:themeColor="background1" w:val="FFFFFF"/>
@@ -13502,6 +14110,7 @@
     </w:tblStylePr>
     <w:tblStylePr w:type="firstCol">
       <w:rPr>
+        <w:rFonts w:eastAsia="黑体"/>
         <w:color w:themeColor="background1" w:val="FFFFFF"/>
       </w:rPr>
       <w:tblPr/>
@@ -13519,6 +14128,7 @@
     </w:tblStylePr>
     <w:tblStylePr w:type="lastCol">
       <w:rPr>
+        <w:rFonts w:eastAsia="黑体"/>
         <w:color w:themeColor="background1" w:val="FFFFFF"/>
       </w:rPr>
       <w:tblPr/>
@@ -13548,11 +14158,13 @@
     </w:tblStylePr>
     <w:tblStylePr w:type="neCell">
       <w:rPr>
+        <w:rFonts w:eastAsia="黑体"/>
         <w:color w:themeColor="text1" w:val="000000"/>
       </w:rPr>
     </w:tblStylePr>
     <w:tblStylePr w:type="nwCell">
       <w:rPr>
+        <w:rFonts w:eastAsia="黑体"/>
         <w:color w:themeColor="text1" w:val="000000"/>
       </w:rPr>
     </w:tblStylePr>
@@ -13566,6 +14178,7 @@
       <w:spacing w:after="0" w:line="240" w:lineRule="auto"/>
     </w:pPr>
     <w:rPr>
+      <w:rFonts w:eastAsia="黑体"/>
       <w:color w:themeColor="text1" w:val="000000"/>
     </w:rPr>
     <w:tblPr>
@@ -13592,6 +14205,7 @@
     </w:tcPr>
     <w:tblStylePr w:type="firstRow">
       <w:rPr>
+        <w:rFonts w:eastAsia="黑体"/>
         <w:b/>
         <w:bCs/>
       </w:rPr>
@@ -13610,6 +14224,7 @@
     </w:tblStylePr>
     <w:tblStylePr w:type="lastRow">
       <w:rPr>
+        <w:rFonts w:eastAsia="黑体"/>
         <w:b/>
         <w:bCs/>
         <w:color w:themeColor="background1" w:val="FFFFFF"/>
@@ -13624,6 +14239,7 @@
     </w:tblStylePr>
     <w:tblStylePr w:type="firstCol">
       <w:rPr>
+        <w:rFonts w:eastAsia="黑体"/>
         <w:color w:themeColor="background1" w:val="FFFFFF"/>
       </w:rPr>
       <w:tblPr/>
@@ -13641,6 +14257,7 @@
     </w:tblStylePr>
     <w:tblStylePr w:type="lastCol">
       <w:rPr>
+        <w:rFonts w:eastAsia="黑体"/>
         <w:color w:themeColor="background1" w:val="FFFFFF"/>
       </w:rPr>
       <w:tblPr/>
@@ -13670,11 +14287,13 @@
     </w:tblStylePr>
     <w:tblStylePr w:type="neCell">
       <w:rPr>
+        <w:rFonts w:eastAsia="黑体"/>
         <w:color w:themeColor="text1" w:val="000000"/>
       </w:rPr>
     </w:tblStylePr>
     <w:tblStylePr w:type="nwCell">
       <w:rPr>
+        <w:rFonts w:eastAsia="黑体"/>
         <w:color w:themeColor="text1" w:val="000000"/>
       </w:rPr>
     </w:tblStylePr>
@@ -13688,6 +14307,7 @@
       <w:spacing w:after="0" w:line="240" w:lineRule="auto"/>
     </w:pPr>
     <w:rPr>
+      <w:rFonts w:eastAsia="黑体"/>
       <w:color w:themeColor="text1" w:val="000000"/>
     </w:rPr>
     <w:tblPr>
@@ -13706,6 +14326,7 @@
     </w:tcPr>
     <w:tblStylePr w:type="firstRow">
       <w:rPr>
+        <w:rFonts w:eastAsia="黑体"/>
         <w:b/>
         <w:bCs/>
         <w:color w:themeColor="background1" w:val="FFFFFF"/>
@@ -13720,6 +14341,7 @@
     </w:tblStylePr>
     <w:tblStylePr w:type="lastRow">
       <w:rPr>
+        <w:rFonts w:eastAsia="黑体"/>
         <w:b/>
         <w:bCs/>
         <w:color w:themeColor="accent2" w:themeShade="CC" w:val="9E3A38"/>
@@ -13734,12 +14356,14 @@
     </w:tblStylePr>
     <w:tblStylePr w:type="firstCol">
       <w:rPr>
+        <w:rFonts w:eastAsia="黑体"/>
         <w:b/>
         <w:bCs/>
       </w:rPr>
     </w:tblStylePr>
     <w:tblStylePr w:type="lastCol">
       <w:rPr>
+        <w:rFonts w:eastAsia="黑体"/>
         <w:b/>
         <w:bCs/>
       </w:rPr>
@@ -13774,6 +14398,7 @@
       <w:spacing w:after="0" w:line="240" w:lineRule="auto"/>
     </w:pPr>
     <w:rPr>
+      <w:rFonts w:eastAsia="黑体"/>
       <w:color w:themeColor="text1" w:val="000000"/>
     </w:rPr>
     <w:tblPr>
@@ -13792,6 +14417,7 @@
     </w:tcPr>
     <w:tblStylePr w:type="firstRow">
       <w:rPr>
+        <w:rFonts w:eastAsia="黑体"/>
         <w:b/>
         <w:bCs/>
         <w:color w:themeColor="background1" w:val="FFFFFF"/>
@@ -13806,6 +14432,7 @@
     </w:tblStylePr>
     <w:tblStylePr w:type="lastRow">
       <w:rPr>
+        <w:rFonts w:eastAsia="黑体"/>
         <w:b/>
         <w:bCs/>
         <w:color w:themeColor="accent2" w:themeShade="CC" w:val="9E3A38"/>
@@ -13820,12 +14447,14 @@
     </w:tblStylePr>
     <w:tblStylePr w:type="firstCol">
       <w:rPr>
+        <w:rFonts w:eastAsia="黑体"/>
         <w:b/>
         <w:bCs/>
       </w:rPr>
     </w:tblStylePr>
     <w:tblStylePr w:type="lastCol">
       <w:rPr>
+        <w:rFonts w:eastAsia="黑体"/>
         <w:b/>
         <w:bCs/>
       </w:rPr>
@@ -13860,6 +14489,7 @@
       <w:spacing w:after="0" w:line="240" w:lineRule="auto"/>
     </w:pPr>
     <w:rPr>
+      <w:rFonts w:eastAsia="黑体"/>
       <w:color w:themeColor="text1" w:val="000000"/>
     </w:rPr>
     <w:tblPr>
@@ -13878,6 +14508,7 @@
     </w:tcPr>
     <w:tblStylePr w:type="firstRow">
       <w:rPr>
+        <w:rFonts w:eastAsia="黑体"/>
         <w:b/>
         <w:bCs/>
         <w:color w:themeColor="background1" w:val="FFFFFF"/>
@@ -13892,6 +14523,7 @@
     </w:tblStylePr>
     <w:tblStylePr w:type="lastRow">
       <w:rPr>
+        <w:rFonts w:eastAsia="黑体"/>
         <w:b/>
         <w:bCs/>
         <w:color w:themeColor="accent2" w:themeShade="CC" w:val="9E3A38"/>
@@ -13906,12 +14538,14 @@
     </w:tblStylePr>
     <w:tblStylePr w:type="firstCol">
       <w:rPr>
+        <w:rFonts w:eastAsia="黑体"/>
         <w:b/>
         <w:bCs/>
       </w:rPr>
     </w:tblStylePr>
     <w:tblStylePr w:type="lastCol">
       <w:rPr>
+        <w:rFonts w:eastAsia="黑体"/>
         <w:b/>
         <w:bCs/>
       </w:rPr>
@@ -13946,6 +14580,7 @@
       <w:spacing w:after="0" w:line="240" w:lineRule="auto"/>
     </w:pPr>
     <w:rPr>
+      <w:rFonts w:eastAsia="黑体"/>
       <w:color w:themeColor="text1" w:val="000000"/>
     </w:rPr>
     <w:tblPr>
@@ -13964,6 +14599,7 @@
     </w:tcPr>
     <w:tblStylePr w:type="firstRow">
       <w:rPr>
+        <w:rFonts w:eastAsia="黑体"/>
         <w:b/>
         <w:bCs/>
         <w:color w:themeColor="background1" w:val="FFFFFF"/>
@@ -13978,6 +14614,7 @@
     </w:tblStylePr>
     <w:tblStylePr w:type="lastRow">
       <w:rPr>
+        <w:rFonts w:eastAsia="黑体"/>
         <w:b/>
         <w:bCs/>
         <w:color w:themeColor="accent4" w:themeShade="CC" w:val="664E82"/>
@@ -13992,12 +14629,14 @@
     </w:tblStylePr>
     <w:tblStylePr w:type="firstCol">
       <w:rPr>
+        <w:rFonts w:eastAsia="黑体"/>
         <w:b/>
         <w:bCs/>
       </w:rPr>
     </w:tblStylePr>
     <w:tblStylePr w:type="lastCol">
       <w:rPr>
+        <w:rFonts w:eastAsia="黑体"/>
         <w:b/>
         <w:bCs/>
       </w:rPr>
@@ -14032,6 +14671,7 @@
       <w:spacing w:after="0" w:line="240" w:lineRule="auto"/>
     </w:pPr>
     <w:rPr>
+      <w:rFonts w:eastAsia="黑体"/>
       <w:color w:themeColor="text1" w:val="000000"/>
     </w:rPr>
     <w:tblPr>
@@ -14050,6 +14690,7 @@
     </w:tcPr>
     <w:tblStylePr w:type="firstRow">
       <w:rPr>
+        <w:rFonts w:eastAsia="黑体"/>
         <w:b/>
         <w:bCs/>
         <w:color w:themeColor="background1" w:val="FFFFFF"/>
@@ -14064,6 +14705,7 @@
     </w:tblStylePr>
     <w:tblStylePr w:type="lastRow">
       <w:rPr>
+        <w:rFonts w:eastAsia="黑体"/>
         <w:b/>
         <w:bCs/>
         <w:color w:themeColor="accent3" w:themeShade="CC" w:val="7E9C40"/>
@@ -14078,12 +14720,14 @@
     </w:tblStylePr>
     <w:tblStylePr w:type="firstCol">
       <w:rPr>
+        <w:rFonts w:eastAsia="黑体"/>
         <w:b/>
         <w:bCs/>
       </w:rPr>
     </w:tblStylePr>
     <w:tblStylePr w:type="lastCol">
       <w:rPr>
+        <w:rFonts w:eastAsia="黑体"/>
         <w:b/>
         <w:bCs/>
       </w:rPr>
@@ -14118,6 +14762,7 @@
       <w:spacing w:after="0" w:line="240" w:lineRule="auto"/>
     </w:pPr>
     <w:rPr>
+      <w:rFonts w:eastAsia="黑体"/>
       <w:color w:themeColor="text1" w:val="000000"/>
     </w:rPr>
     <w:tblPr>
@@ -14136,6 +14781,7 @@
     </w:tcPr>
     <w:tblStylePr w:type="firstRow">
       <w:rPr>
+        <w:rFonts w:eastAsia="黑体"/>
         <w:b/>
         <w:bCs/>
         <w:color w:themeColor="background1" w:val="FFFFFF"/>
@@ -14150,6 +14796,7 @@
     </w:tblStylePr>
     <w:tblStylePr w:type="lastRow">
       <w:rPr>
+        <w:rFonts w:eastAsia="黑体"/>
         <w:b/>
         <w:bCs/>
         <w:color w:themeColor="accent6" w:themeShade="CC" w:val="F2730A"/>
@@ -14164,12 +14811,14 @@
     </w:tblStylePr>
     <w:tblStylePr w:type="firstCol">
       <w:rPr>
+        <w:rFonts w:eastAsia="黑体"/>
         <w:b/>
         <w:bCs/>
       </w:rPr>
     </w:tblStylePr>
     <w:tblStylePr w:type="lastCol">
       <w:rPr>
+        <w:rFonts w:eastAsia="黑体"/>
         <w:b/>
         <w:bCs/>
       </w:rPr>
@@ -14204,6 +14853,7 @@
       <w:spacing w:after="0" w:line="240" w:lineRule="auto"/>
     </w:pPr>
     <w:rPr>
+      <w:rFonts w:eastAsia="黑体"/>
       <w:color w:themeColor="text1" w:val="000000"/>
     </w:rPr>
     <w:tblPr>
@@ -14222,6 +14872,7 @@
     </w:tcPr>
     <w:tblStylePr w:type="firstRow">
       <w:rPr>
+        <w:rFonts w:eastAsia="黑体"/>
         <w:b/>
         <w:bCs/>
         <w:color w:themeColor="background1" w:val="FFFFFF"/>
@@ -14236,6 +14887,7 @@
     </w:tblStylePr>
     <w:tblStylePr w:type="lastRow">
       <w:rPr>
+        <w:rFonts w:eastAsia="黑体"/>
         <w:b/>
         <w:bCs/>
         <w:color w:themeColor="accent5" w:themeShade="CC" w:val="348DA5"/>
@@ -14250,12 +14902,14 @@
     </w:tblStylePr>
     <w:tblStylePr w:type="firstCol">
       <w:rPr>
+        <w:rFonts w:eastAsia="黑体"/>
         <w:b/>
         <w:bCs/>
       </w:rPr>
     </w:tblStylePr>
     <w:tblStylePr w:type="lastCol">
       <w:rPr>
+        <w:rFonts w:eastAsia="黑体"/>
         <w:b/>
         <w:bCs/>
       </w:rPr>
@@ -14290,6 +14944,7 @@
       <w:spacing w:after="0" w:line="240" w:lineRule="auto"/>
     </w:pPr>
     <w:rPr>
+      <w:rFonts w:eastAsia="黑体"/>
       <w:color w:themeColor="text1" w:val="000000"/>
     </w:rPr>
     <w:tblPr>
@@ -14311,6 +14966,7 @@
     </w:tcPr>
     <w:tblStylePr w:type="firstRow">
       <w:rPr>
+        <w:rFonts w:eastAsia="黑体"/>
         <w:b/>
         <w:bCs/>
       </w:rPr>
@@ -14321,6 +14977,7 @@
     </w:tblStylePr>
     <w:tblStylePr w:type="lastRow">
       <w:rPr>
+        <w:rFonts w:eastAsia="黑体"/>
         <w:b/>
         <w:bCs/>
         <w:color w:themeColor="text1" w:val="000000"/>
@@ -14332,6 +14989,7 @@
     </w:tblStylePr>
     <w:tblStylePr w:type="firstCol">
       <w:rPr>
+        <w:rFonts w:eastAsia="黑体"/>
         <w:color w:themeColor="background1" w:val="FFFFFF"/>
       </w:rPr>
       <w:tblPr/>
@@ -14341,6 +14999,7 @@
     </w:tblStylePr>
     <w:tblStylePr w:type="lastCol">
       <w:rPr>
+        <w:rFonts w:eastAsia="黑体"/>
         <w:color w:themeColor="background1" w:val="FFFFFF"/>
       </w:rPr>
       <w:tblPr/>
@@ -14370,6 +15029,7 @@
       <w:spacing w:after="0" w:line="240" w:lineRule="auto"/>
     </w:pPr>
     <w:rPr>
+      <w:rFonts w:eastAsia="黑体"/>
       <w:color w:themeColor="text1" w:val="000000"/>
     </w:rPr>
     <w:tblPr>
@@ -14391,6 +15051,7 @@
     </w:tcPr>
     <w:tblStylePr w:type="firstRow">
       <w:rPr>
+        <w:rFonts w:eastAsia="黑体"/>
         <w:b/>
         <w:bCs/>
       </w:rPr>
@@ -14401,6 +15062,7 @@
     </w:tblStylePr>
     <w:tblStylePr w:type="lastRow">
       <w:rPr>
+        <w:rFonts w:eastAsia="黑体"/>
         <w:b/>
         <w:bCs/>
         <w:color w:themeColor="text1" w:val="000000"/>
@@ -14412,6 +15074,7 @@
     </w:tblStylePr>
     <w:tblStylePr w:type="firstCol">
       <w:rPr>
+        <w:rFonts w:eastAsia="黑体"/>
         <w:color w:themeColor="background1" w:val="FFFFFF"/>
       </w:rPr>
       <w:tblPr/>
@@ -14421,6 +15084,7 @@
     </w:tblStylePr>
     <w:tblStylePr w:type="lastCol">
       <w:rPr>
+        <w:rFonts w:eastAsia="黑体"/>
         <w:color w:themeColor="background1" w:val="FFFFFF"/>
       </w:rPr>
       <w:tblPr/>
@@ -14450,6 +15114,7 @@
       <w:spacing w:after="0" w:line="240" w:lineRule="auto"/>
     </w:pPr>
     <w:rPr>
+      <w:rFonts w:eastAsia="黑体"/>
       <w:color w:themeColor="text1" w:val="000000"/>
     </w:rPr>
     <w:tblPr>
@@ -14471,6 +15136,7 @@
     </w:tcPr>
     <w:tblStylePr w:type="firstRow">
       <w:rPr>
+        <w:rFonts w:eastAsia="黑体"/>
         <w:b/>
         <w:bCs/>
       </w:rPr>
@@ -14481,6 +15147,7 @@
     </w:tblStylePr>
     <w:tblStylePr w:type="lastRow">
       <w:rPr>
+        <w:rFonts w:eastAsia="黑体"/>
         <w:b/>
         <w:bCs/>
         <w:color w:themeColor="text1" w:val="000000"/>
@@ -14492,6 +15159,7 @@
     </w:tblStylePr>
     <w:tblStylePr w:type="firstCol">
       <w:rPr>
+        <w:rFonts w:eastAsia="黑体"/>
         <w:color w:themeColor="background1" w:val="FFFFFF"/>
       </w:rPr>
       <w:tblPr/>
@@ -14501,6 +15169,7 @@
     </w:tblStylePr>
     <w:tblStylePr w:type="lastCol">
       <w:rPr>
+        <w:rFonts w:eastAsia="黑体"/>
         <w:color w:themeColor="background1" w:val="FFFFFF"/>
       </w:rPr>
       <w:tblPr/>
@@ -14530,6 +15199,7 @@
       <w:spacing w:after="0" w:line="240" w:lineRule="auto"/>
     </w:pPr>
     <w:rPr>
+      <w:rFonts w:eastAsia="黑体"/>
       <w:color w:themeColor="text1" w:val="000000"/>
     </w:rPr>
     <w:tblPr>
@@ -14551,6 +15221,7 @@
     </w:tcPr>
     <w:tblStylePr w:type="firstRow">
       <w:rPr>
+        <w:rFonts w:eastAsia="黑体"/>
         <w:b/>
         <w:bCs/>
       </w:rPr>
@@ -14561,6 +15232,7 @@
     </w:tblStylePr>
     <w:tblStylePr w:type="lastRow">
       <w:rPr>
+        <w:rFonts w:eastAsia="黑体"/>
         <w:b/>
         <w:bCs/>
         <w:color w:themeColor="text1" w:val="000000"/>
@@ -14572,6 +15244,7 @@
     </w:tblStylePr>
     <w:tblStylePr w:type="firstCol">
       <w:rPr>
+        <w:rFonts w:eastAsia="黑体"/>
         <w:color w:themeColor="background1" w:val="FFFFFF"/>
       </w:rPr>
       <w:tblPr/>
@@ -14581,6 +15254,7 @@
     </w:tblStylePr>
     <w:tblStylePr w:type="lastCol">
       <w:rPr>
+        <w:rFonts w:eastAsia="黑体"/>
         <w:color w:themeColor="background1" w:val="FFFFFF"/>
       </w:rPr>
       <w:tblPr/>
@@ -14610,6 +15284,7 @@
       <w:spacing w:after="0" w:line="240" w:lineRule="auto"/>
     </w:pPr>
     <w:rPr>
+      <w:rFonts w:eastAsia="黑体"/>
       <w:color w:themeColor="text1" w:val="000000"/>
     </w:rPr>
     <w:tblPr>
@@ -14631,6 +15306,7 @@
     </w:tcPr>
     <w:tblStylePr w:type="firstRow">
       <w:rPr>
+        <w:rFonts w:eastAsia="黑体"/>
         <w:b/>
         <w:bCs/>
       </w:rPr>
@@ -14641,6 +15317,7 @@
     </w:tblStylePr>
     <w:tblStylePr w:type="lastRow">
       <w:rPr>
+        <w:rFonts w:eastAsia="黑体"/>
         <w:b/>
         <w:bCs/>
         <w:color w:themeColor="text1" w:val="000000"/>
@@ -14652,6 +15329,7 @@
     </w:tblStylePr>
     <w:tblStylePr w:type="firstCol">
       <w:rPr>
+        <w:rFonts w:eastAsia="黑体"/>
         <w:color w:themeColor="background1" w:val="FFFFFF"/>
       </w:rPr>
       <w:tblPr/>
@@ -14661,6 +15339,7 @@
     </w:tblStylePr>
     <w:tblStylePr w:type="lastCol">
       <w:rPr>
+        <w:rFonts w:eastAsia="黑体"/>
         <w:color w:themeColor="background1" w:val="FFFFFF"/>
       </w:rPr>
       <w:tblPr/>
@@ -14690,6 +15369,7 @@
       <w:spacing w:after="0" w:line="240" w:lineRule="auto"/>
     </w:pPr>
     <w:rPr>
+      <w:rFonts w:eastAsia="黑体"/>
       <w:color w:themeColor="text1" w:val="000000"/>
     </w:rPr>
     <w:tblPr>
@@ -14711,6 +15391,7 @@
     </w:tcPr>
     <w:tblStylePr w:type="firstRow">
       <w:rPr>
+        <w:rFonts w:eastAsia="黑体"/>
         <w:b/>
         <w:bCs/>
       </w:rPr>
@@ -14721,6 +15402,7 @@
     </w:tblStylePr>
     <w:tblStylePr w:type="lastRow">
       <w:rPr>
+        <w:rFonts w:eastAsia="黑体"/>
         <w:b/>
         <w:bCs/>
         <w:color w:themeColor="text1" w:val="000000"/>
@@ -14732,6 +15414,7 @@
     </w:tblStylePr>
     <w:tblStylePr w:type="firstCol">
       <w:rPr>
+        <w:rFonts w:eastAsia="黑体"/>
         <w:color w:themeColor="background1" w:val="FFFFFF"/>
       </w:rPr>
       <w:tblPr/>
@@ -14741,6 +15424,7 @@
     </w:tblStylePr>
     <w:tblStylePr w:type="lastCol">
       <w:rPr>
+        <w:rFonts w:eastAsia="黑体"/>
         <w:color w:themeColor="background1" w:val="FFFFFF"/>
       </w:rPr>
       <w:tblPr/>
@@ -14770,6 +15454,7 @@
       <w:spacing w:after="0" w:line="240" w:lineRule="auto"/>
     </w:pPr>
     <w:rPr>
+      <w:rFonts w:eastAsia="黑体"/>
       <w:color w:themeColor="text1" w:val="000000"/>
     </w:rPr>
     <w:tblPr>
@@ -14791,6 +15476,7 @@
     </w:tcPr>
     <w:tblStylePr w:type="firstRow">
       <w:rPr>
+        <w:rFonts w:eastAsia="黑体"/>
         <w:b/>
         <w:bCs/>
       </w:rPr>
@@ -14801,6 +15487,7 @@
     </w:tblStylePr>
     <w:tblStylePr w:type="lastRow">
       <w:rPr>
+        <w:rFonts w:eastAsia="黑体"/>
         <w:b/>
         <w:bCs/>
         <w:color w:themeColor="text1" w:val="000000"/>
@@ -14812,6 +15499,7 @@
     </w:tblStylePr>
     <w:tblStylePr w:type="firstCol">
       <w:rPr>
+        <w:rFonts w:eastAsia="黑体"/>
         <w:color w:themeColor="background1" w:val="FFFFFF"/>
       </w:rPr>
       <w:tblPr/>
@@ -14821,6 +15509,7 @@
     </w:tblStylePr>
     <w:tblStylePr w:type="lastCol">
       <w:rPr>
+        <w:rFonts w:eastAsia="黑体"/>
         <w:color w:themeColor="background1" w:val="FFFFFF"/>
       </w:rPr>
       <w:tblPr/>
@@ -14853,6 +15542,7 @@
     <w:name w:val="KeywordTok"/>
     <w:basedOn w:val="VerbatimChar"/>
     <w:rPr>
+      <w:rFonts w:eastAsia="黑体"/>
       <w:b/>
       <w:color w:val="007020"/>
     </w:rPr>
@@ -14861,6 +15551,7 @@
     <w:name w:val="DataTypeTok"/>
     <w:basedOn w:val="VerbatimChar"/>
     <w:rPr>
+      <w:rFonts w:eastAsia="黑体"/>
       <w:color w:val="902000"/>
     </w:rPr>
   </w:style>
@@ -14868,6 +15559,7 @@
     <w:name w:val="DecValTok"/>
     <w:basedOn w:val="VerbatimChar"/>
     <w:rPr>
+      <w:rFonts w:eastAsia="黑体"/>
       <w:color w:val="40a070"/>
     </w:rPr>
   </w:style>
@@ -14875,6 +15567,7 @@
     <w:name w:val="BaseNTok"/>
     <w:basedOn w:val="VerbatimChar"/>
     <w:rPr>
+      <w:rFonts w:eastAsia="黑体"/>
       <w:color w:val="40a070"/>
     </w:rPr>
   </w:style>
@@ -14882,6 +15575,7 @@
     <w:name w:val="FloatTok"/>
     <w:basedOn w:val="VerbatimChar"/>
     <w:rPr>
+      <w:rFonts w:eastAsia="黑体"/>
       <w:color w:val="40a070"/>
     </w:rPr>
   </w:style>
@@ -14889,6 +15583,7 @@
     <w:name w:val="ConstantTok"/>
     <w:basedOn w:val="VerbatimChar"/>
     <w:rPr>
+      <w:rFonts w:eastAsia="黑体"/>
       <w:color w:val="880000"/>
     </w:rPr>
   </w:style>
@@ -14896,6 +15591,7 @@
     <w:name w:val="CharTok"/>
     <w:basedOn w:val="VerbatimChar"/>
     <w:rPr>
+      <w:rFonts w:eastAsia="黑体"/>
       <w:color w:val="4070a0"/>
     </w:rPr>
   </w:style>
@@ -14903,6 +15599,7 @@
     <w:name w:val="SpecialCharTok"/>
     <w:basedOn w:val="VerbatimChar"/>
     <w:rPr>
+      <w:rFonts w:eastAsia="黑体"/>
       <w:color w:val="4070a0"/>
     </w:rPr>
   </w:style>
@@ -14910,6 +15607,7 @@
     <w:name w:val="StringTok"/>
     <w:basedOn w:val="VerbatimChar"/>
     <w:rPr>
+      <w:rFonts w:eastAsia="黑体"/>
       <w:color w:val="4070a0"/>
     </w:rPr>
   </w:style>
@@ -14917,6 +15615,7 @@
     <w:name w:val="VerbatimStringTok"/>
     <w:basedOn w:val="VerbatimChar"/>
     <w:rPr>
+      <w:rFonts w:eastAsia="黑体"/>
       <w:color w:val="4070a0"/>
     </w:rPr>
   </w:style>
@@ -14924,6 +15623,7 @@
     <w:name w:val="SpecialStringTok"/>
     <w:basedOn w:val="VerbatimChar"/>
     <w:rPr>
+      <w:rFonts w:eastAsia="黑体"/>
       <w:color w:val="bb6688"/>
     </w:rPr>
   </w:style>
@@ -14931,6 +15631,7 @@
     <w:name w:val="ImportTok"/>
     <w:basedOn w:val="VerbatimChar"/>
     <w:rPr>
+      <w:rFonts w:eastAsia="黑体"/>
       <w:b/>
       <w:color w:val="008000"/>
     </w:rPr>
@@ -14939,6 +15640,7 @@
     <w:name w:val="CommentTok"/>
     <w:basedOn w:val="VerbatimChar"/>
     <w:rPr>
+      <w:rFonts w:eastAsia="黑体"/>
       <w:i/>
       <w:color w:val="60a0b0"/>
     </w:rPr>
@@ -14947,6 +15649,7 @@
     <w:name w:val="DocumentationTok"/>
     <w:basedOn w:val="VerbatimChar"/>
     <w:rPr>
+      <w:rFonts w:eastAsia="黑体"/>
       <w:i/>
       <w:color w:val="ba2121"/>
     </w:rPr>
@@ -14955,6 +15658,7 @@
     <w:name w:val="AnnotationTok"/>
     <w:basedOn w:val="VerbatimChar"/>
     <w:rPr>
+      <w:rFonts w:eastAsia="黑体"/>
       <w:b/>
       <w:i/>
       <w:color w:val="60a0b0"/>
@@ -14964,6 +15668,7 @@
     <w:name w:val="CommentVarTok"/>
     <w:basedOn w:val="VerbatimChar"/>
     <w:rPr>
+      <w:rFonts w:eastAsia="黑体"/>
       <w:b/>
       <w:i/>
       <w:color w:val="60a0b0"/>
@@ -14973,6 +15678,7 @@
     <w:name w:val="OtherTok"/>
     <w:basedOn w:val="VerbatimChar"/>
     <w:rPr>
+      <w:rFonts w:eastAsia="黑体"/>
       <w:color w:val="007020"/>
     </w:rPr>
   </w:style>
@@ -14980,6 +15686,7 @@
     <w:name w:val="FunctionTok"/>
     <w:basedOn w:val="VerbatimChar"/>
     <w:rPr>
+      <w:rFonts w:eastAsia="黑体"/>
       <w:color w:val="06287e"/>
     </w:rPr>
   </w:style>
@@ -14987,6 +15694,7 @@
     <w:name w:val="VariableTok"/>
     <w:basedOn w:val="VerbatimChar"/>
     <w:rPr>
+      <w:rFonts w:eastAsia="黑体"/>
       <w:color w:val="19177c"/>
     </w:rPr>
   </w:style>
@@ -14994,6 +15702,7 @@
     <w:name w:val="ControlFlowTok"/>
     <w:basedOn w:val="VerbatimChar"/>
     <w:rPr>
+      <w:rFonts w:eastAsia="黑体"/>
       <w:b/>
       <w:color w:val="007020"/>
     </w:rPr>
@@ -15002,6 +15711,7 @@
     <w:name w:val="OperatorTok"/>
     <w:basedOn w:val="VerbatimChar"/>
     <w:rPr>
+      <w:rFonts w:eastAsia="黑体"/>
       <w:color w:val="666666"/>
     </w:rPr>
   </w:style>
@@ -15009,18 +15719,22 @@
     <w:name w:val="BuiltInTok"/>
     <w:basedOn w:val="VerbatimChar"/>
     <w:rPr>
+      <w:rFonts w:eastAsia="黑体"/>
       <w:color w:val="008000"/>
     </w:rPr>
   </w:style>
   <w:style w:type="character" w:customStyle="1" w:styleId="ExtensionTok">
     <w:name w:val="ExtensionTok"/>
     <w:basedOn w:val="VerbatimChar"/>
-    <w:rPr/>
+    <w:rPr>
+      <w:rFonts w:eastAsia="黑体"/>
+    </w:rPr>
   </w:style>
   <w:style w:type="character" w:customStyle="1" w:styleId="PreprocessorTok">
     <w:name w:val="PreprocessorTok"/>
     <w:basedOn w:val="VerbatimChar"/>
     <w:rPr>
+      <w:rFonts w:eastAsia="黑体"/>
       <w:color w:val="bc7a00"/>
     </w:rPr>
   </w:style>
@@ -15028,18 +15742,22 @@
     <w:name w:val="AttributeTok"/>
     <w:basedOn w:val="VerbatimChar"/>
     <w:rPr>
+      <w:rFonts w:eastAsia="黑体"/>
       <w:color w:val="7d9029"/>
     </w:rPr>
   </w:style>
   <w:style w:type="character" w:customStyle="1" w:styleId="RegionMarkerTok">
     <w:name w:val="RegionMarkerTok"/>
     <w:basedOn w:val="VerbatimChar"/>
-    <w:rPr/>
+    <w:rPr>
+      <w:rFonts w:eastAsia="黑体"/>
+    </w:rPr>
   </w:style>
   <w:style w:type="character" w:customStyle="1" w:styleId="InformationTok">
     <w:name w:val="InformationTok"/>
     <w:basedOn w:val="VerbatimChar"/>
     <w:rPr>
+      <w:rFonts w:eastAsia="黑体"/>
       <w:b/>
       <w:i/>
       <w:color w:val="60a0b0"/>
@@ -15049,6 +15767,7 @@
     <w:name w:val="WarningTok"/>
     <w:basedOn w:val="VerbatimChar"/>
     <w:rPr>
+      <w:rFonts w:eastAsia="黑体"/>
       <w:b/>
       <w:i/>
       <w:color w:val="60a0b0"/>
@@ -15058,6 +15777,7 @@
     <w:name w:val="AlertTok"/>
     <w:basedOn w:val="VerbatimChar"/>
     <w:rPr>
+      <w:rFonts w:eastAsia="黑体"/>
       <w:b/>
       <w:color w:val="ff0000"/>
     </w:rPr>
@@ -15066,6 +15786,7 @@
     <w:name w:val="ErrorTok"/>
     <w:basedOn w:val="VerbatimChar"/>
     <w:rPr>
+      <w:rFonts w:eastAsia="黑体"/>
       <w:b/>
       <w:color w:val="ff0000"/>
     </w:rPr>
@@ -15073,7 +15794,9 @@
   <w:style w:type="character" w:customStyle="1" w:styleId="NormalTok">
     <w:name w:val="NormalTok"/>
     <w:basedOn w:val="VerbatimChar"/>
-    <w:rPr/>
+    <w:rPr>
+      <w:rFonts w:eastAsia="黑体"/>
+    </w:rPr>
   </w:style>
 </w:styles>
 </file>
@@ -15122,12 +15845,12 @@
     <a:fontScheme name="Office">
       <a:majorFont>
         <a:latin typeface="Calibri"/>
-        <a:ea typeface=""/>
+        <a:ea typeface="黑体"/>
         <a:cs typeface=""/>
         <a:font script="Jpan" typeface="ＭＳ ゴシック"/>
         <a:font script="Hang" typeface="맑은 고딕"/>
-        <a:font script="Hans" typeface="宋体"/>
-        <a:font script="Hant" typeface="新細明體"/>
+        <a:font script="Hans" typeface="黑体"/>
+        <a:font script="Hant" typeface="黑体"/>
         <a:font script="Arab" typeface="Times New Roman"/>
         <a:font script="Hebr" typeface="Times New Roman"/>
         <a:font script="Thai" typeface="Angsana New"/>
@@ -15157,12 +15880,12 @@
       </a:majorFont>
       <a:minorFont>
         <a:latin typeface="Cambria"/>
-        <a:ea typeface=""/>
+        <a:ea typeface="黑体"/>
         <a:cs typeface=""/>
         <a:font script="Jpan" typeface="ＭＳ 明朝"/>
         <a:font script="Hang" typeface="맑은 고딕"/>
-        <a:font script="Hans" typeface="宋体"/>
-        <a:font script="Hant" typeface="新細明體"/>
+        <a:font script="Hans" typeface="黑体"/>
+        <a:font script="Hant" typeface="黑体"/>
         <a:font script="Arab" typeface="Arial"/>
         <a:font script="Hebr" typeface="Arial"/>
         <a:font script="Thai" typeface="Cordia New"/>

--- a/09-通信电路/02-调制电路/QAM调制电路/QAM调制电路.docx
+++ b/09-通信电路/02-调制电路/QAM调制电路/QAM调制电路.docx
@@ -2774,7 +2774,7 @@
           <w:color w:val="555555"/>
           <w:sz w:val="21"/>
         </w:rPr>
-        <w:t>材料收集者：杜文杰，WX手机：19519196569，QQ:3478827729</w:t>
+        <w:t>材料收集者：杜文杰，微信/手机：19519196569，QQ:3478827729</w:t>
       </w:r>
     </w:p>
     <w:sectPr>
